--- a/00-首页/题组Word/预赛基础卷/预赛基础卷I-学生版.docx
+++ b/00-首页/题组Word/预赛基础卷/预赛基础卷I-学生版.docx
@@ -14980,7 +14980,7 @@
     <ns0:name ns0:val="Verbatim Char"/>
     <ns0:basedOn ns0:val="BodyTextChar"/>
     <ns0:rPr>
-      <ns0:rFonts ns0:ascii="Times New Roman" ns0:cs="Times New Roman" ns0:eastAsia="FangSong" ns0:hAnsi="Times New Roman"/>
+      <ns0:rFonts ns0:ascii="SimSun" ns0:cs="SimSun" ns0:eastAsia="SimSun" ns0:hAnsi="SimSun"/>
       <ns0:b ns0:val="0"/>
       <ns0:sz ns0:val="20"/>
     </ns0:rPr>
@@ -15034,7 +15034,7 @@
       <w:wordWrap w:val="off"/>
     </w:pPr>
     <ns0:rPr>
-      <w:rFonts ns0:ascii="Times New Roman" ns0:hAnsi="Times New Roman" ns0:eastAsia="FangSong" ns0:cs="Times New Roman"/>
+      <w:rFonts ns0:ascii="SimSun" ns0:hAnsi="SimSun" ns0:eastAsia="SimSun" ns0:cs="SimSun"/>
     </ns0:rPr>
   </w:style>
   <w:style w:type="character" w:customStyle="1" w:styleId="KeywordTok">

--- a/00-首页/题组Word/预赛基础卷/预赛基础卷I-学生版.docx
+++ b/00-首页/题组Word/预赛基础卷/预赛基础卷I-学生版.docx
@@ -638,6 +638,8 @@
       <w:pPr>
         <w:pStyle w:val="BodyText"/>
         <w:spacing w:before="120"/>
+        <w:ind w:left="480" w:hanging="480"/>
+        <w:spacing w:after="0"/>
       </w:pPr>
       <w:r>
         <w:rPr>
@@ -655,7 +657,21 @@
         <w:rPr>
           <w:rFonts w:ascii="Times New Roman" w:hAnsi="Times New Roman" w:eastAsia="Times New Roman" w:cs="Times New Roman"/>
         </w:rPr>
-        <w:t xml:space="preserve">- A. </w:t>
+        <w:t xml:space="preserve">- </w:t>
+      </w:r>
+    </w:p>
+    <w:p>
+      <w:pPr>
+        <w:pStyle w:val="BodyText"/>
+        <w:spacing w:before="120"/>
+        <w:ind w:left="480" w:hanging="480"/>
+        <w:spacing w:before="0" w:after="0"/>
+      </w:pPr>
+      <w:r>
+        <w:rPr>
+          <w:rFonts w:ascii="Times New Roman" w:hAnsi="Times New Roman" w:eastAsia="Times New Roman" w:cs="Times New Roman"/>
+        </w:rPr>
+        <w:t xml:space="preserve">A. </w:t>
       </w:r>
       <w:r>
         <w:rPr>
@@ -750,7 +766,21 @@
         <w:rPr>
           <w:rFonts w:ascii="Times New Roman" w:hAnsi="Times New Roman" w:eastAsia="Times New Roman" w:cs="Times New Roman"/>
         </w:rPr>
-        <w:t xml:space="preserve">- B. </w:t>
+        <w:t xml:space="preserve">- </w:t>
+      </w:r>
+    </w:p>
+    <w:p>
+      <w:pPr>
+        <w:pStyle w:val="BodyText"/>
+        <w:spacing w:before="120"/>
+        <w:ind w:left="480" w:hanging="480"/>
+        <w:spacing w:before="0" w:after="0"/>
+      </w:pPr>
+      <w:r>
+        <w:rPr>
+          <w:rFonts w:ascii="Times New Roman" w:hAnsi="Times New Roman" w:eastAsia="Times New Roman" w:cs="Times New Roman"/>
+        </w:rPr>
+        <w:t xml:space="preserve">B. </w:t>
       </w:r>
       <w:r>
         <w:rPr>
@@ -836,7 +866,21 @@
         <w:rPr>
           <w:rFonts w:ascii="Times New Roman" w:hAnsi="Times New Roman" w:eastAsia="Times New Roman" w:cs="Times New Roman"/>
         </w:rPr>
-        <w:t xml:space="preserve">- C. </w:t>
+        <w:t xml:space="preserve">- </w:t>
+      </w:r>
+    </w:p>
+    <w:p>
+      <w:pPr>
+        <w:pStyle w:val="BodyText"/>
+        <w:spacing w:before="120"/>
+        <w:ind w:left="480" w:hanging="480"/>
+        <w:spacing w:before="0" w:after="0"/>
+      </w:pPr>
+      <w:r>
+        <w:rPr>
+          <w:rFonts w:ascii="Times New Roman" w:hAnsi="Times New Roman" w:eastAsia="Times New Roman" w:cs="Times New Roman"/>
+        </w:rPr>
+        <w:t xml:space="preserve">C. </w:t>
       </w:r>
       <w:r>
         <w:rPr>
@@ -909,7 +953,21 @@
         <w:rPr>
           <w:rFonts w:ascii="Times New Roman" w:hAnsi="Times New Roman" w:eastAsia="Times New Roman" w:cs="Times New Roman"/>
         </w:rPr>
-        <w:t xml:space="preserve">- D. </w:t>
+        <w:t xml:space="preserve">- </w:t>
+      </w:r>
+    </w:p>
+    <w:p>
+      <w:pPr>
+        <w:pStyle w:val="BodyText"/>
+        <w:spacing w:before="120"/>
+        <w:ind w:left="480" w:hanging="480"/>
+        <w:spacing w:before="0" w:after="180"/>
+      </w:pPr>
+      <w:r>
+        <w:rPr>
+          <w:rFonts w:ascii="Times New Roman" w:hAnsi="Times New Roman" w:eastAsia="Times New Roman" w:cs="Times New Roman"/>
+        </w:rPr>
+        <w:t xml:space="preserve">D. </w:t>
       </w:r>
       <w:r>
         <w:rPr>
@@ -953,6 +1011,16 @@
         </w:rPr>
         <w:t>则正反应为吸热反应</w:t>
       </w:r>
+    </w:p>
+    <w:p>
+      <w:pPr>
+        <w:spacing w:before="0" w:after="0"/>
+      </w:pPr>
+    </w:p>
+    <w:p>
+      <w:pPr>
+        <w:spacing w:before="0" w:after="0"/>
+      </w:pPr>
     </w:p>
     <w:bookmarkEnd w:id="10"/>
     <w:bookmarkStart w:id="11" w:name="第-2-题"/>
@@ -1097,6 +1165,8 @@
     <w:p>
       <w:pPr>
         <w:pStyle w:val="BodyText"/>
+        <w:ind w:left="480" w:hanging="480"/>
+        <w:spacing w:after="0"/>
       </w:pPr>
       <w:r>
         <w:rPr>
@@ -1201,7 +1271,20 @@
         <w:rPr>
           <w:rFonts w:ascii="Times New Roman" w:hAnsi="Times New Roman" w:eastAsia="Times New Roman" w:cs="Times New Roman"/>
         </w:rPr>
-        <w:t xml:space="preserve">- A. </w:t>
+        <w:t xml:space="preserve">- </w:t>
+      </w:r>
+    </w:p>
+    <w:p>
+      <w:pPr>
+        <w:pStyle w:val="BodyText"/>
+        <w:ind w:left="480" w:hanging="480"/>
+        <w:spacing w:before="0" w:after="0"/>
+      </w:pPr>
+      <w:r>
+        <w:rPr>
+          <w:rFonts w:ascii="Times New Roman" w:hAnsi="Times New Roman" w:eastAsia="Times New Roman" w:cs="Times New Roman"/>
+        </w:rPr>
+        <w:t xml:space="preserve">A. </w:t>
       </w:r>
       <w:r>
         <w:rPr>
@@ -1243,7 +1326,20 @@
         <w:rPr>
           <w:rFonts w:ascii="Times New Roman" w:hAnsi="Times New Roman" w:eastAsia="Times New Roman" w:cs="Times New Roman"/>
         </w:rPr>
-        <w:t xml:space="preserve">- B. </w:t>
+        <w:t xml:space="preserve">- </w:t>
+      </w:r>
+    </w:p>
+    <w:p>
+      <w:pPr>
+        <w:pStyle w:val="BodyText"/>
+        <w:ind w:left="480" w:hanging="480"/>
+        <w:spacing w:before="0" w:after="0"/>
+      </w:pPr>
+      <w:r>
+        <w:rPr>
+          <w:rFonts w:ascii="Times New Roman" w:hAnsi="Times New Roman" w:eastAsia="Times New Roman" w:cs="Times New Roman"/>
+        </w:rPr>
+        <w:t xml:space="preserve">B. </w:t>
       </w:r>
       <w:r>
         <w:rPr>
@@ -1317,7 +1413,20 @@
         <w:rPr>
           <w:rFonts w:ascii="Times New Roman" w:hAnsi="Times New Roman" w:eastAsia="Times New Roman" w:cs="Times New Roman"/>
         </w:rPr>
-        <w:t xml:space="preserve">- C. </w:t>
+        <w:t xml:space="preserve">- </w:t>
+      </w:r>
+    </w:p>
+    <w:p>
+      <w:pPr>
+        <w:pStyle w:val="BodyText"/>
+        <w:ind w:left="480" w:hanging="480"/>
+        <w:spacing w:before="0" w:after="0"/>
+      </w:pPr>
+      <w:r>
+        <w:rPr>
+          <w:rFonts w:ascii="Times New Roman" w:hAnsi="Times New Roman" w:eastAsia="Times New Roman" w:cs="Times New Roman"/>
+        </w:rPr>
+        <w:t xml:space="preserve">C. </w:t>
       </w:r>
       <w:r>
         <w:rPr>
@@ -1335,7 +1444,20 @@
         <w:rPr>
           <w:rFonts w:ascii="Times New Roman" w:hAnsi="Times New Roman" w:eastAsia="Times New Roman" w:cs="Times New Roman"/>
         </w:rPr>
-        <w:t xml:space="preserve">- D. </w:t>
+        <w:t xml:space="preserve">- </w:t>
+      </w:r>
+    </w:p>
+    <w:p>
+      <w:pPr>
+        <w:pStyle w:val="BodyText"/>
+        <w:ind w:left="480" w:hanging="480"/>
+        <w:spacing w:before="0" w:after="180"/>
+      </w:pPr>
+      <w:r>
+        <w:rPr>
+          <w:rFonts w:ascii="Times New Roman" w:hAnsi="Times New Roman" w:eastAsia="Times New Roman" w:cs="Times New Roman"/>
+        </w:rPr>
+        <w:t xml:space="preserve">D. </w:t>
       </w:r>
       <w:r>
         <w:rPr>
@@ -1343,6 +1465,16 @@
         </w:rPr>
         <w:t xml:space="preserve">该反应在任何温度下都能自发进行</w:t>
       </w:r>
+    </w:p>
+    <w:p>
+      <w:pPr>
+        <w:spacing w:before="0" w:after="0"/>
+      </w:pPr>
+    </w:p>
+    <w:p>
+      <w:pPr>
+        <w:spacing w:before="0" w:after="0"/>
+      </w:pPr>
     </w:p>
     <w:bookmarkEnd w:id="11"/>
     <w:bookmarkStart w:id="15" w:name="第-3-题"/>
@@ -1615,7 +1747,7 @@
         </w:rPr>
         <w:drawing>
           <wp:inline>
-            <wp:extent cx="3240000" cy="4584609"/>
+            <wp:extent cx="3115581" cy="4584609"/>
             <wp:effectExtent b="0" l="0" r="0" t="0"/>
             <wp:docPr descr="" title="" id="13" name="Picture"/>
             <a:graphic>
@@ -1636,7 +1768,7 @@
                   <pic:spPr bwMode="auto">
                     <a:xfrm>
                       <a:off x="0" y="0"/>
-                      <a:ext cx="3240000" cy="4584609"/>
+                      <a:ext cx="3115581" cy="4584609"/>
                     </a:xfrm>
                     <a:prstGeom prst="rect">
                       <a:avLst/>
@@ -1658,10 +1790,6 @@
     <w:p>
       <w:pPr>
         <w:pStyle w:val="Compact"/>
-        <w:numPr>
-          <w:ilvl w:val="0"/>
-          <w:numId w:val="1001"/>
-        </w:numPr>
       </w:pPr>
       <w:r>
         <w:rPr>
@@ -1762,10 +1890,6 @@
     <w:p>
       <w:pPr>
         <w:pStyle w:val="Compact"/>
-        <w:numPr>
-          <w:ilvl w:val="0"/>
-          <w:numId w:val="1001"/>
-        </w:numPr>
       </w:pPr>
       <w:r>
         <w:rPr>
@@ -1795,10 +1919,6 @@
     <w:p>
       <w:pPr>
         <w:pStyle w:val="Compact"/>
-        <w:numPr>
-          <w:ilvl w:val="0"/>
-          <w:numId w:val="1001"/>
-        </w:numPr>
       </w:pPr>
       <w:r>
         <w:rPr>
@@ -1877,10 +1997,6 @@
     <w:p>
       <w:pPr>
         <w:pStyle w:val="Compact"/>
-        <w:numPr>
-          <w:ilvl w:val="0"/>
-          <w:numId w:val="1001"/>
-        </w:numPr>
       </w:pPr>
       <w:r>
         <w:rPr>
@@ -1912,6 +2028,16 @@
         </w:rPr>
         <w:t xml:space="preserve">电极接外电源负极</w:t>
       </w:r>
+    </w:p>
+    <w:p>
+      <w:pPr>
+        <w:spacing w:before="0" w:after="0"/>
+      </w:pPr>
+    </w:p>
+    <w:p>
+      <w:pPr>
+        <w:spacing w:before="0" w:after="0"/>
+      </w:pPr>
     </w:p>
     <w:bookmarkEnd w:id="15"/>
     <w:bookmarkStart w:id="19" w:name="第-4-题"/>
@@ -2154,7 +2280,7 @@
         </w:rPr>
         <w:drawing>
           <wp:inline>
-            <wp:extent cx="3240000" cy="4584609"/>
+            <wp:extent cx="3117090" cy="4584609"/>
             <wp:effectExtent b="0" l="0" r="0" t="0"/>
             <wp:docPr descr="" title="" id="17" name="Picture"/>
             <a:graphic>
@@ -2175,7 +2301,7 @@
                   <pic:spPr bwMode="auto">
                     <a:xfrm>
                       <a:off x="0" y="0"/>
-                      <a:ext cx="3240000" cy="4584609"/>
+                      <a:ext cx="3117090" cy="4584609"/>
                     </a:xfrm>
                     <a:prstGeom prst="rect">
                       <a:avLst/>
@@ -2197,6 +2323,8 @@
     <w:p>
       <w:pPr>
         <w:pStyle w:val="FirstParagraph"/>
+        <w:ind w:left="480" w:hanging="480"/>
+        <w:spacing w:after="0"/>
       </w:pPr>
       <w:r>
         <w:rPr>
@@ -2338,7 +2466,20 @@
         <w:rPr>
           <w:rFonts w:ascii="Times New Roman" w:hAnsi="Times New Roman" w:eastAsia="Times New Roman" w:cs="Times New Roman"/>
         </w:rPr>
-        <w:t xml:space="preserve">- A. </w:t>
+        <w:t xml:space="preserve">- </w:t>
+      </w:r>
+    </w:p>
+    <w:p>
+      <w:pPr>
+        <w:pStyle w:val="FirstParagraph"/>
+        <w:ind w:left="480" w:hanging="480"/>
+        <w:spacing w:before="0" w:after="0"/>
+      </w:pPr>
+      <w:r>
+        <w:rPr>
+          <w:rFonts w:ascii="Times New Roman" w:hAnsi="Times New Roman" w:eastAsia="Times New Roman" w:cs="Times New Roman"/>
+        </w:rPr>
+        <w:t xml:space="preserve">A. </w:t>
       </w:r>
       <w:r>
         <w:rPr>
@@ -2386,7 +2527,20 @@
         <w:rPr>
           <w:rFonts w:ascii="Times New Roman" w:hAnsi="Times New Roman" w:eastAsia="Times New Roman" w:cs="Times New Roman"/>
         </w:rPr>
-        <w:t xml:space="preserve">- B. </w:t>
+        <w:t xml:space="preserve">- </w:t>
+      </w:r>
+    </w:p>
+    <w:p>
+      <w:pPr>
+        <w:pStyle w:val="FirstParagraph"/>
+        <w:ind w:left="480" w:hanging="480"/>
+        <w:spacing w:before="0" w:after="0"/>
+      </w:pPr>
+      <w:r>
+        <w:rPr>
+          <w:rFonts w:ascii="Times New Roman" w:hAnsi="Times New Roman" w:eastAsia="Times New Roman" w:cs="Times New Roman"/>
+        </w:rPr>
+        <w:t xml:space="preserve">B. </w:t>
       </w:r>
       <w:r>
         <w:rPr>
@@ -2440,7 +2594,20 @@
         <w:rPr>
           <w:rFonts w:ascii="Times New Roman" w:hAnsi="Times New Roman" w:eastAsia="Times New Roman" w:cs="Times New Roman"/>
         </w:rPr>
-        <w:t xml:space="preserve">- C. </w:t>
+        <w:t xml:space="preserve">- </w:t>
+      </w:r>
+    </w:p>
+    <w:p>
+      <w:pPr>
+        <w:pStyle w:val="FirstParagraph"/>
+        <w:ind w:left="480" w:hanging="480"/>
+        <w:spacing w:before="0" w:after="0"/>
+      </w:pPr>
+      <w:r>
+        <w:rPr>
+          <w:rFonts w:ascii="Times New Roman" w:hAnsi="Times New Roman" w:eastAsia="Times New Roman" w:cs="Times New Roman"/>
+        </w:rPr>
+        <w:t xml:space="preserve">C. </w:t>
       </w:r>
       <w:r>
         <w:rPr>
@@ -2494,7 +2661,20 @@
         <w:rPr>
           <w:rFonts w:ascii="Times New Roman" w:hAnsi="Times New Roman" w:eastAsia="Times New Roman" w:cs="Times New Roman"/>
         </w:rPr>
-        <w:t xml:space="preserve">- D. </w:t>
+        <w:t xml:space="preserve">- </w:t>
+      </w:r>
+    </w:p>
+    <w:p>
+      <w:pPr>
+        <w:pStyle w:val="FirstParagraph"/>
+        <w:ind w:left="480" w:hanging="480"/>
+        <w:spacing w:before="0" w:after="180"/>
+      </w:pPr>
+      <w:r>
+        <w:rPr>
+          <w:rFonts w:ascii="Times New Roman" w:hAnsi="Times New Roman" w:eastAsia="Times New Roman" w:cs="Times New Roman"/>
+        </w:rPr>
+        <w:t xml:space="preserve">D. </w:t>
       </w:r>
       <w:r>
         <w:rPr>
@@ -2576,6 +2756,16 @@
         </w:rPr>
         <w:t>必须先把其转化为其强酸盐</w:t>
       </w:r>
+    </w:p>
+    <w:p>
+      <w:pPr>
+        <w:spacing w:before="0" w:after="0"/>
+      </w:pPr>
+    </w:p>
+    <w:p>
+      <w:pPr>
+        <w:spacing w:before="0" w:after="0"/>
+      </w:pPr>
     </w:p>
     <w:bookmarkEnd w:id="19"/>
     <w:bookmarkStart w:id="23" w:name="第-5-题"/>
@@ -3146,7 +3336,7 @@
         </w:rPr>
         <w:drawing>
           <wp:inline>
-            <wp:extent cx="3240000" cy="4584609"/>
+            <wp:extent cx="3124144" cy="4584609"/>
             <wp:effectExtent b="0" l="0" r="0" t="0"/>
             <wp:docPr descr="" title="" id="21" name="Picture"/>
             <a:graphic>
@@ -3167,7 +3357,7 @@
                   <pic:spPr bwMode="auto">
                     <a:xfrm>
                       <a:off x="0" y="0"/>
-                      <a:ext cx="3240000" cy="4584609"/>
+                      <a:ext cx="3124144" cy="4584609"/>
                     </a:xfrm>
                     <a:prstGeom prst="rect">
                       <a:avLst/>
@@ -3189,10 +3379,6 @@
     <w:p>
       <w:pPr>
         <w:pStyle w:val="Compact"/>
-        <w:numPr>
-          <w:ilvl w:val="0"/>
-          <w:numId w:val="1002"/>
-        </w:numPr>
       </w:pPr>
       <w:r>
         <w:rPr>
@@ -3263,10 +3449,6 @@
     <w:p>
       <w:pPr>
         <w:pStyle w:val="Compact"/>
-        <w:numPr>
-          <w:ilvl w:val="0"/>
-          <w:numId w:val="1002"/>
-        </w:numPr>
       </w:pPr>
       <w:r>
         <w:rPr>
@@ -3317,10 +3499,6 @@
     <w:p>
       <w:pPr>
         <w:pStyle w:val="Compact"/>
-        <w:numPr>
-          <w:ilvl w:val="0"/>
-          <w:numId w:val="1002"/>
-        </w:numPr>
       </w:pPr>
       <w:r>
         <w:rPr>
@@ -3352,10 +3530,6 @@
     <w:p>
       <w:pPr>
         <w:pStyle w:val="Compact"/>
-        <w:numPr>
-          <w:ilvl w:val="0"/>
-          <w:numId w:val="1002"/>
-        </w:numPr>
       </w:pPr>
       <w:r>
         <w:rPr>
@@ -3402,6 +3576,16 @@
         </w:rPr>
         <w:t xml:space="preserve"> → 2 RbI</w:t>
       </w:r>
+    </w:p>
+    <w:p>
+      <w:pPr>
+        <w:spacing w:before="0" w:after="0"/>
+      </w:pPr>
+    </w:p>
+    <w:p>
+      <w:pPr>
+        <w:spacing w:before="0" w:after="0"/>
+      </w:pPr>
     </w:p>
     <w:bookmarkEnd w:id="23"/>
     <w:bookmarkStart w:id="24" w:name="第-6-题"/>
@@ -3554,6 +3738,8 @@
     <w:p>
       <w:pPr>
         <w:pStyle w:val="BodyText"/>
+        <w:ind w:left="480" w:hanging="480"/>
+        <w:spacing w:after="0"/>
       </w:pPr>
       <w:r>
         <w:rPr>
@@ -3571,7 +3757,20 @@
         <w:rPr>
           <w:rFonts w:ascii="Times New Roman" w:hAnsi="Times New Roman" w:eastAsia="Times New Roman" w:cs="Times New Roman"/>
         </w:rPr>
-        <w:t xml:space="preserve">- A. </w:t>
+        <w:t xml:space="preserve">- </w:t>
+      </w:r>
+    </w:p>
+    <w:p>
+      <w:pPr>
+        <w:pStyle w:val="BodyText"/>
+        <w:ind w:left="480" w:hanging="480"/>
+        <w:spacing w:before="0" w:after="0"/>
+      </w:pPr>
+      <w:r>
+        <w:rPr>
+          <w:rFonts w:ascii="Times New Roman" w:hAnsi="Times New Roman" w:eastAsia="Times New Roman" w:cs="Times New Roman"/>
+        </w:rPr>
+        <w:t xml:space="preserve">A. </w:t>
       </w:r>
       <w:r>
         <w:rPr>
@@ -3664,7 +3863,20 @@
         <w:rPr>
           <w:rFonts w:ascii="Times New Roman" w:hAnsi="Times New Roman" w:eastAsia="Times New Roman" w:cs="Times New Roman"/>
         </w:rPr>
-        <w:t xml:space="preserve">- B. </w:t>
+        <w:t xml:space="preserve">- </w:t>
+      </w:r>
+    </w:p>
+    <w:p>
+      <w:pPr>
+        <w:pStyle w:val="BodyText"/>
+        <w:ind w:left="480" w:hanging="480"/>
+        <w:spacing w:before="0" w:after="0"/>
+      </w:pPr>
+      <w:r>
+        <w:rPr>
+          <w:rFonts w:ascii="Times New Roman" w:hAnsi="Times New Roman" w:eastAsia="Times New Roman" w:cs="Times New Roman"/>
+        </w:rPr>
+        <w:t xml:space="preserve">B. </w:t>
       </w:r>
       <w:r>
         <w:rPr>
@@ -3751,7 +3963,20 @@
         <w:rPr>
           <w:rFonts w:ascii="Times New Roman" w:hAnsi="Times New Roman" w:eastAsia="Times New Roman" w:cs="Times New Roman"/>
         </w:rPr>
-        <w:t xml:space="preserve">- C. </w:t>
+        <w:t xml:space="preserve">- </w:t>
+      </w:r>
+    </w:p>
+    <w:p>
+      <w:pPr>
+        <w:pStyle w:val="BodyText"/>
+        <w:ind w:left="480" w:hanging="480"/>
+        <w:spacing w:before="0" w:after="0"/>
+      </w:pPr>
+      <w:r>
+        <w:rPr>
+          <w:rFonts w:ascii="Times New Roman" w:hAnsi="Times New Roman" w:eastAsia="Times New Roman" w:cs="Times New Roman"/>
+        </w:rPr>
+        <w:t xml:space="preserve">C. </w:t>
       </w:r>
       <w:r>
         <w:rPr>
@@ -3874,7 +4099,20 @@
         <w:rPr>
           <w:rFonts w:ascii="Times New Roman" w:hAnsi="Times New Roman" w:eastAsia="Times New Roman" w:cs="Times New Roman"/>
         </w:rPr>
-        <w:t xml:space="preserve">- D. </w:t>
+        <w:t xml:space="preserve">- </w:t>
+      </w:r>
+    </w:p>
+    <w:p>
+      <w:pPr>
+        <w:pStyle w:val="BodyText"/>
+        <w:ind w:left="480" w:hanging="480"/>
+        <w:spacing w:before="0" w:after="180"/>
+      </w:pPr>
+      <w:r>
+        <w:rPr>
+          <w:rFonts w:ascii="Times New Roman" w:hAnsi="Times New Roman" w:eastAsia="Times New Roman" w:cs="Times New Roman"/>
+        </w:rPr>
+        <w:t xml:space="preserve">D. </w:t>
       </w:r>
       <w:r>
         <w:rPr>
@@ -4111,6 +4349,16 @@
         </w:rPr>
         <w:t xml:space="preserve">结构化学</w:t>
       </w:r>
+    </w:p>
+    <w:p>
+      <w:pPr>
+        <w:spacing w:before="0" w:after="0"/>
+      </w:pPr>
+    </w:p>
+    <w:p>
+      <w:pPr>
+        <w:spacing w:before="0" w:after="0"/>
+      </w:pPr>
     </w:p>
     <w:bookmarkEnd w:id="25"/>
     <w:bookmarkStart w:id="29" w:name="第-7-题"/>
@@ -4311,7 +4559,7 @@
         </w:rPr>
         <w:drawing>
           <wp:inline>
-            <wp:extent cx="3240000" cy="4584609"/>
+            <wp:extent cx="3046818" cy="4584609"/>
             <wp:effectExtent b="0" l="0" r="0" t="0"/>
             <wp:docPr descr="" title="" id="27" name="Picture"/>
             <a:graphic>
@@ -4332,7 +4580,7 @@
                   <pic:spPr bwMode="auto">
                     <a:xfrm>
                       <a:off x="0" y="0"/>
-                      <a:ext cx="3240000" cy="4584609"/>
+                      <a:ext cx="3046818" cy="4584609"/>
                     </a:xfrm>
                     <a:prstGeom prst="rect">
                       <a:avLst/>
@@ -4351,6 +4599,21 @@
         </w:drawing>
       </w:r>
     </w:p>
+    <w:p>
+      <w:pPr>
+        <w:spacing w:before="0" w:after="0"/>
+      </w:pPr>
+    </w:p>
+    <w:p>
+      <w:pPr>
+        <w:spacing w:before="0" w:after="0"/>
+      </w:pPr>
+    </w:p>
+    <w:p>
+      <w:pPr>
+        <w:spacing w:before="0" w:after="0"/>
+      </w:pPr>
+    </w:p>
     <w:bookmarkEnd w:id="29"/>
     <w:bookmarkStart w:id="30" w:name="第-8-题"/>
     <w:p>
@@ -4494,6 +4757,8 @@
     <w:p>
       <w:pPr>
         <w:pStyle w:val="BodyText"/>
+        <w:ind w:left="480" w:hanging="480"/>
+        <w:spacing w:after="0"/>
       </w:pPr>
       <w:r>
         <w:rPr>
@@ -4796,7 +5061,20 @@
         <w:rPr>
           <w:rFonts w:ascii="Times New Roman" w:hAnsi="Times New Roman" w:eastAsia="Times New Roman" w:cs="Times New Roman"/>
         </w:rPr>
-        <w:t>- A. Al</w:t>
+        <w:t>- </w:t>
+      </w:r>
+    </w:p>
+    <w:p>
+      <w:pPr>
+        <w:pStyle w:val="BodyText"/>
+        <w:ind w:left="480" w:hanging="480"/>
+        <w:spacing w:before="0" w:after="0"/>
+      </w:pPr>
+      <w:r>
+        <w:rPr>
+          <w:rFonts w:ascii="Times New Roman" w:hAnsi="Times New Roman" w:eastAsia="Times New Roman" w:cs="Times New Roman"/>
+        </w:rPr>
+        <w:t>A. Al</w:t>
       </w:r>
       <w:r>
         <w:rPr>
@@ -4852,7 +5130,20 @@
         <w:rPr>
           <w:rFonts w:ascii="Times New Roman" w:hAnsi="Times New Roman" w:eastAsia="Times New Roman" w:cs="Times New Roman"/>
         </w:rPr>
-        <w:t xml:space="preserve">- B. Al </w:t>
+        <w:t xml:space="preserve">- </w:t>
+      </w:r>
+    </w:p>
+    <w:p>
+      <w:pPr>
+        <w:pStyle w:val="BodyText"/>
+        <w:ind w:left="480" w:hanging="480"/>
+        <w:spacing w:before="0" w:after="0"/>
+      </w:pPr>
+      <w:r>
+        <w:rPr>
+          <w:rFonts w:ascii="Times New Roman" w:hAnsi="Times New Roman" w:eastAsia="Times New Roman" w:cs="Times New Roman"/>
+        </w:rPr>
+        <w:t xml:space="preserve">B. Al </w:t>
       </w:r>
       <w:r>
         <w:rPr>
@@ -4882,7 +5173,20 @@
         <w:rPr>
           <w:rFonts w:ascii="Times New Roman" w:hAnsi="Times New Roman" w:eastAsia="Times New Roman" w:cs="Times New Roman"/>
         </w:rPr>
-        <w:t>- C. Al</w:t>
+        <w:t>- </w:t>
+      </w:r>
+    </w:p>
+    <w:p>
+      <w:pPr>
+        <w:pStyle w:val="BodyText"/>
+        <w:ind w:left="480" w:hanging="480"/>
+        <w:spacing w:before="0" w:after="0"/>
+      </w:pPr>
+      <w:r>
+        <w:rPr>
+          <w:rFonts w:ascii="Times New Roman" w:hAnsi="Times New Roman" w:eastAsia="Times New Roman" w:cs="Times New Roman"/>
+        </w:rPr>
+        <w:t>C. Al</w:t>
       </w:r>
       <w:r>
         <w:rPr>
@@ -4938,7 +5242,20 @@
         <w:rPr>
           <w:rFonts w:ascii="Times New Roman" w:hAnsi="Times New Roman" w:eastAsia="Times New Roman" w:cs="Times New Roman"/>
         </w:rPr>
-        <w:t>- D. Al</w:t>
+        <w:t>- </w:t>
+      </w:r>
+    </w:p>
+    <w:p>
+      <w:pPr>
+        <w:pStyle w:val="BodyText"/>
+        <w:ind w:left="480" w:hanging="480"/>
+        <w:spacing w:before="0" w:after="180"/>
+      </w:pPr>
+      <w:r>
+        <w:rPr>
+          <w:rFonts w:ascii="Times New Roman" w:hAnsi="Times New Roman" w:eastAsia="Times New Roman" w:cs="Times New Roman"/>
+        </w:rPr>
+        <w:t>D. Al</w:t>
       </w:r>
       <w:r>
         <w:rPr>
@@ -4971,6 +5288,16 @@
         </w:rPr>
         <w:t xml:space="preserve">原子间通过离子键结合</w:t>
       </w:r>
+    </w:p>
+    <w:p>
+      <w:pPr>
+        <w:spacing w:before="0" w:after="0"/>
+      </w:pPr>
+    </w:p>
+    <w:p>
+      <w:pPr>
+        <w:spacing w:before="0" w:after="0"/>
+      </w:pPr>
     </w:p>
     <w:bookmarkEnd w:id="30"/>
     <w:bookmarkStart w:id="34" w:name="第-9-题"/>
@@ -5268,7 +5595,7 @@
         </w:rPr>
         <w:drawing>
           <wp:inline>
-            <wp:extent cx="3240000" cy="4584609"/>
+            <wp:extent cx="3077127" cy="4584609"/>
             <wp:effectExtent b="0" l="0" r="0" t="0"/>
             <wp:docPr descr="" title="" id="32" name="Picture"/>
             <a:graphic>
@@ -5289,7 +5616,7 @@
                   <pic:spPr bwMode="auto">
                     <a:xfrm>
                       <a:off x="0" y="0"/>
-                      <a:ext cx="3240000" cy="4584609"/>
+                      <a:ext cx="3077127" cy="4584609"/>
                     </a:xfrm>
                     <a:prstGeom prst="rect">
                       <a:avLst/>
@@ -5311,10 +5638,6 @@
     <w:p>
       <w:pPr>
         <w:pStyle w:val="Compact"/>
-        <w:numPr>
-          <w:ilvl w:val="0"/>
-          <w:numId w:val="1003"/>
-        </w:numPr>
       </w:pPr>
       <w:r>
         <w:rPr>
@@ -5364,10 +5687,6 @@
     <w:p>
       <w:pPr>
         <w:pStyle w:val="Compact"/>
-        <w:numPr>
-          <w:ilvl w:val="0"/>
-          <w:numId w:val="1003"/>
-        </w:numPr>
       </w:pPr>
       <w:r>
         <w:rPr>
@@ -5416,10 +5735,6 @@
     <w:p>
       <w:pPr>
         <w:pStyle w:val="Compact"/>
-        <w:numPr>
-          <w:ilvl w:val="0"/>
-          <w:numId w:val="1003"/>
-        </w:numPr>
       </w:pPr>
       <w:r>
         <w:rPr>
@@ -5505,10 +5820,6 @@
     <w:p>
       <w:pPr>
         <w:pStyle w:val="Compact"/>
-        <w:numPr>
-          <w:ilvl w:val="0"/>
-          <w:numId w:val="1003"/>
-        </w:numPr>
       </w:pPr>
       <w:r>
         <w:rPr>
@@ -5547,6 +5858,16 @@
         </w:rPr>
         <w:t>4</w:t>
       </w:r>
+    </w:p>
+    <w:p>
+      <w:pPr>
+        <w:spacing w:before="0" w:after="0"/>
+      </w:pPr>
+    </w:p>
+    <w:p>
+      <w:pPr>
+        <w:spacing w:before="0" w:after="0"/>
+      </w:pPr>
     </w:p>
     <w:bookmarkEnd w:id="34"/>
     <w:bookmarkStart w:id="38" w:name="第-10-题"/>
@@ -5858,7 +6179,7 @@
         </w:rPr>
         <w:drawing>
           <wp:inline>
-            <wp:extent cx="3240000" cy="4584609"/>
+            <wp:extent cx="3087368" cy="4584609"/>
             <wp:effectExtent b="0" l="0" r="0" t="0"/>
             <wp:docPr descr="" title="" id="36" name="Picture"/>
             <a:graphic>
@@ -5879,7 +6200,7 @@
                   <pic:spPr bwMode="auto">
                     <a:xfrm>
                       <a:off x="0" y="0"/>
-                      <a:ext cx="3240000" cy="4584609"/>
+                      <a:ext cx="3087368" cy="4584609"/>
                     </a:xfrm>
                     <a:prstGeom prst="rect">
                       <a:avLst/>
@@ -5901,10 +6222,6 @@
     <w:p>
       <w:pPr>
         <w:pStyle w:val="Compact"/>
-        <w:numPr>
-          <w:ilvl w:val="0"/>
-          <w:numId w:val="1004"/>
-        </w:numPr>
       </w:pPr>
       <w:r>
         <w:rPr>
@@ -5928,10 +6245,6 @@
     <w:p>
       <w:pPr>
         <w:pStyle w:val="Compact"/>
-        <w:numPr>
-          <w:ilvl w:val="0"/>
-          <w:numId w:val="1004"/>
-        </w:numPr>
       </w:pPr>
       <w:r>
         <w:rPr>
@@ -5987,10 +6300,6 @@
     <w:p>
       <w:pPr>
         <w:pStyle w:val="Compact"/>
-        <w:numPr>
-          <w:ilvl w:val="0"/>
-          <w:numId w:val="1004"/>
-        </w:numPr>
       </w:pPr>
       <w:r>
         <w:rPr>
@@ -6008,10 +6317,6 @@
     <w:p>
       <w:pPr>
         <w:pStyle w:val="Compact"/>
-        <w:numPr>
-          <w:ilvl w:val="0"/>
-          <w:numId w:val="1004"/>
-        </w:numPr>
       </w:pPr>
       <w:r>
         <w:rPr>
@@ -6103,6 +6408,16 @@
         </w:rPr>
         <w:t xml:space="preserve">键</w:t>
       </w:r>
+    </w:p>
+    <w:p>
+      <w:pPr>
+        <w:spacing w:before="0" w:after="0"/>
+      </w:pPr>
+    </w:p>
+    <w:p>
+      <w:pPr>
+        <w:spacing w:before="0" w:after="0"/>
+      </w:pPr>
     </w:p>
     <w:bookmarkEnd w:id="38"/>
     <w:bookmarkStart w:id="42" w:name="第-11-题"/>
@@ -6726,7 +7041,7 @@
         </w:rPr>
         <w:drawing>
           <wp:inline>
-            <wp:extent cx="1879600" cy="1562100"/>
+            <wp:extent cx="1879600" cy="1549400"/>
             <wp:effectExtent b="0" l="0" r="0" t="0"/>
             <wp:docPr descr="" title="" id="40" name="Picture"/>
             <a:graphic>
@@ -6747,7 +7062,7 @@
                   <pic:spPr bwMode="auto">
                     <a:xfrm>
                       <a:off x="0" y="0"/>
-                      <a:ext cx="1879600" cy="1562100"/>
+                      <a:ext cx="1879600" cy="1549400"/>
                     </a:xfrm>
                     <a:prstGeom prst="rect">
                       <a:avLst/>
@@ -6919,6 +7234,46 @@
         <w:t>。</w:t>
       </w:r>
     </w:p>
+    <w:p>
+      <w:pPr>
+        <w:spacing w:before="0" w:after="0"/>
+      </w:pPr>
+    </w:p>
+    <w:p>
+      <w:pPr>
+        <w:spacing w:before="0" w:after="0"/>
+      </w:pPr>
+    </w:p>
+    <w:p>
+      <w:pPr>
+        <w:spacing w:before="0" w:after="0"/>
+      </w:pPr>
+    </w:p>
+    <w:p>
+      <w:pPr>
+        <w:spacing w:before="0" w:after="0"/>
+      </w:pPr>
+    </w:p>
+    <w:p>
+      <w:pPr>
+        <w:spacing w:before="0" w:after="0"/>
+      </w:pPr>
+    </w:p>
+    <w:p>
+      <w:pPr>
+        <w:spacing w:before="0" w:after="0"/>
+      </w:pPr>
+    </w:p>
+    <w:p>
+      <w:pPr>
+        <w:spacing w:before="0" w:after="0"/>
+      </w:pPr>
+    </w:p>
+    <w:p>
+      <w:pPr>
+        <w:spacing w:before="0" w:after="0"/>
+      </w:pPr>
+    </w:p>
     <w:bookmarkEnd w:id="42"/>
     <w:bookmarkStart w:id="46" w:name="第-12-题"/>
     <w:p>
@@ -7226,7 +7581,7 @@
         </w:rPr>
         <w:drawing>
           <wp:inline>
-            <wp:extent cx="3240000" cy="4584609"/>
+            <wp:extent cx="3103769" cy="4584609"/>
             <wp:effectExtent b="0" l="0" r="0" t="0"/>
             <wp:docPr descr="" title="" id="44" name="Picture"/>
             <a:graphic>
@@ -7247,7 +7602,7 @@
                   <pic:spPr bwMode="auto">
                     <a:xfrm>
                       <a:off x="0" y="0"/>
-                      <a:ext cx="3240000" cy="4584609"/>
+                      <a:ext cx="3103769" cy="4584609"/>
                     </a:xfrm>
                     <a:prstGeom prst="rect">
                       <a:avLst/>
@@ -7269,10 +7624,6 @@
     <w:p>
       <w:pPr>
         <w:pStyle w:val="Compact"/>
-        <w:numPr>
-          <w:ilvl w:val="0"/>
-          <w:numId w:val="1005"/>
-        </w:numPr>
       </w:pPr>
       <w:r>
         <w:rPr>
@@ -7296,10 +7647,6 @@
     <w:p>
       <w:pPr>
         <w:pStyle w:val="Compact"/>
-        <w:numPr>
-          <w:ilvl w:val="0"/>
-          <w:numId w:val="1005"/>
-        </w:numPr>
       </w:pPr>
       <w:r>
         <w:rPr>
@@ -7347,10 +7694,6 @@
     <w:p>
       <w:pPr>
         <w:pStyle w:val="Compact"/>
-        <w:numPr>
-          <w:ilvl w:val="0"/>
-          <w:numId w:val="1005"/>
-        </w:numPr>
       </w:pPr>
       <w:r>
         <w:rPr>
@@ -7380,10 +7723,6 @@
     <w:p>
       <w:pPr>
         <w:pStyle w:val="Compact"/>
-        <w:numPr>
-          <w:ilvl w:val="0"/>
-          <w:numId w:val="1005"/>
-        </w:numPr>
       </w:pPr>
       <w:r>
         <w:rPr>
@@ -7403,6 +7742,16 @@
         </w:rPr>
         <w:t>碳的硬度比金刚石小</w:t>
       </w:r>
+    </w:p>
+    <w:p>
+      <w:pPr>
+        <w:spacing w:before="0" w:after="0"/>
+      </w:pPr>
+    </w:p>
+    <w:p>
+      <w:pPr>
+        <w:spacing w:before="0" w:after="0"/>
+      </w:pPr>
     </w:p>
     <w:bookmarkEnd w:id="46"/>
     <w:bookmarkStart w:id="50" w:name="第-13-题"/>
@@ -7690,7 +8039,7 @@
         </w:rPr>
         <w:drawing>
           <wp:inline>
-            <wp:extent cx="3240000" cy="4584609"/>
+            <wp:extent cx="3109000" cy="4584609"/>
             <wp:effectExtent b="0" l="0" r="0" t="0"/>
             <wp:docPr descr="" title="" id="48" name="Picture"/>
             <a:graphic>
@@ -7711,7 +8060,7 @@
                   <pic:spPr bwMode="auto">
                     <a:xfrm>
                       <a:off x="0" y="0"/>
-                      <a:ext cx="3240000" cy="4584609"/>
+                      <a:ext cx="3109000" cy="4584609"/>
                     </a:xfrm>
                     <a:prstGeom prst="rect">
                       <a:avLst/>
@@ -7733,6 +8082,8 @@
     <w:p>
       <w:pPr>
         <w:pStyle w:val="FirstParagraph"/>
+        <w:ind w:left="480" w:hanging="480"/>
+        <w:spacing w:after="0"/>
       </w:pPr>
       <w:r>
         <w:rPr>
@@ -7834,7 +8185,20 @@
         <w:rPr>
           <w:rFonts w:ascii="Times New Roman" w:hAnsi="Times New Roman" w:eastAsia="Times New Roman" w:cs="Times New Roman"/>
         </w:rPr>
-        <w:t xml:space="preserve">- A. </w:t>
+        <w:t xml:space="preserve">- </w:t>
+      </w:r>
+    </w:p>
+    <w:p>
+      <w:pPr>
+        <w:pStyle w:val="FirstParagraph"/>
+        <w:ind w:left="480" w:hanging="480"/>
+        <w:spacing w:before="0" w:after="0"/>
+      </w:pPr>
+      <w:r>
+        <w:rPr>
+          <w:rFonts w:ascii="Times New Roman" w:hAnsi="Times New Roman" w:eastAsia="Times New Roman" w:cs="Times New Roman"/>
+        </w:rPr>
+        <w:t xml:space="preserve">A. </w:t>
       </w:r>
       <w:r>
         <w:rPr>
@@ -7852,7 +8216,20 @@
         <w:rPr>
           <w:rFonts w:ascii="Times New Roman" w:hAnsi="Times New Roman" w:eastAsia="Times New Roman" w:cs="Times New Roman"/>
         </w:rPr>
-        <w:t xml:space="preserve">- B. B </w:t>
+        <w:t xml:space="preserve">- </w:t>
+      </w:r>
+    </w:p>
+    <w:p>
+      <w:pPr>
+        <w:pStyle w:val="FirstParagraph"/>
+        <w:ind w:left="480" w:hanging="480"/>
+        <w:spacing w:before="0" w:after="0"/>
+      </w:pPr>
+      <w:r>
+        <w:rPr>
+          <w:rFonts w:ascii="Times New Roman" w:hAnsi="Times New Roman" w:eastAsia="Times New Roman" w:cs="Times New Roman"/>
+        </w:rPr>
+        <w:t xml:space="preserve">B. B </w:t>
       </w:r>
       <w:r>
         <w:rPr>
@@ -7876,7 +8253,20 @@
         <w:rPr>
           <w:rFonts w:ascii="Times New Roman" w:hAnsi="Times New Roman" w:eastAsia="Times New Roman" w:cs="Times New Roman"/>
         </w:rPr>
-        <w:t xml:space="preserve">- C. </w:t>
+        <w:t xml:space="preserve">- </w:t>
+      </w:r>
+    </w:p>
+    <w:p>
+      <w:pPr>
+        <w:pStyle w:val="FirstParagraph"/>
+        <w:ind w:left="480" w:hanging="480"/>
+        <w:spacing w:before="0" w:after="180"/>
+      </w:pPr>
+      <w:r>
+        <w:rPr>
+          <w:rFonts w:ascii="Times New Roman" w:hAnsi="Times New Roman" w:eastAsia="Times New Roman" w:cs="Times New Roman"/>
+        </w:rPr>
+        <w:t xml:space="preserve">C. </w:t>
       </w:r>
       <w:r>
         <w:rPr>
@@ -7965,6 +8355,16 @@
         </w:rPr>
         <w:t xml:space="preserve">有机化学</w:t>
       </w:r>
+    </w:p>
+    <w:p>
+      <w:pPr>
+        <w:spacing w:before="0" w:after="0"/>
+      </w:pPr>
+    </w:p>
+    <w:p>
+      <w:pPr>
+        <w:spacing w:before="0" w:after="0"/>
+      </w:pPr>
     </w:p>
     <w:bookmarkEnd w:id="51"/>
     <w:bookmarkStart w:id="55" w:name="第-14-题"/>
@@ -8177,7 +8577,7 @@
         </w:rPr>
         <w:drawing>
           <wp:inline>
-            <wp:extent cx="3240000" cy="4584609"/>
+            <wp:extent cx="3115126" cy="4584609"/>
             <wp:effectExtent b="0" l="0" r="0" t="0"/>
             <wp:docPr descr="" title="" id="53" name="Picture"/>
             <a:graphic>
@@ -8198,7 +8598,7 @@
                   <pic:spPr bwMode="auto">
                     <a:xfrm>
                       <a:off x="0" y="0"/>
-                      <a:ext cx="3240000" cy="4584609"/>
+                      <a:ext cx="3115126" cy="4584609"/>
                     </a:xfrm>
                     <a:prstGeom prst="rect">
                       <a:avLst/>
@@ -8217,6 +8617,31 @@
         </w:drawing>
       </w:r>
     </w:p>
+    <w:p>
+      <w:pPr>
+        <w:spacing w:before="0" w:after="0"/>
+      </w:pPr>
+    </w:p>
+    <w:p>
+      <w:pPr>
+        <w:spacing w:before="0" w:after="0"/>
+      </w:pPr>
+    </w:p>
+    <w:p>
+      <w:pPr>
+        <w:spacing w:before="0" w:after="0"/>
+      </w:pPr>
+    </w:p>
+    <w:p>
+      <w:pPr>
+        <w:spacing w:before="0" w:after="0"/>
+      </w:pPr>
+    </w:p>
+    <w:p>
+      <w:pPr>
+        <w:spacing w:before="0" w:after="0"/>
+      </w:pPr>
+    </w:p>
     <w:bookmarkEnd w:id="55"/>
     <w:bookmarkStart w:id="59" w:name="第-15-题"/>
     <w:p>
@@ -8422,7 +8847,7 @@
         </w:rPr>
         <w:drawing>
           <wp:inline>
-            <wp:extent cx="3240000" cy="4584609"/>
+            <wp:extent cx="3048265" cy="4584609"/>
             <wp:effectExtent b="0" l="0" r="0" t="0"/>
             <wp:docPr descr="" title="" id="57" name="Picture"/>
             <a:graphic>
@@ -8443,7 +8868,7 @@
                   <pic:spPr bwMode="auto">
                     <a:xfrm>
                       <a:off x="0" y="0"/>
-                      <a:ext cx="3240000" cy="4584609"/>
+                      <a:ext cx="3048265" cy="4584609"/>
                     </a:xfrm>
                     <a:prstGeom prst="rect">
                       <a:avLst/>
@@ -8462,6 +8887,21 @@
         </w:drawing>
       </w:r>
     </w:p>
+    <w:p>
+      <w:pPr>
+        <w:spacing w:before="0" w:after="0"/>
+      </w:pPr>
+    </w:p>
+    <w:p>
+      <w:pPr>
+        <w:spacing w:before="0" w:after="0"/>
+      </w:pPr>
+    </w:p>
+    <w:p>
+      <w:pPr>
+        <w:spacing w:before="0" w:after="0"/>
+      </w:pPr>
+    </w:p>
     <w:bookmarkEnd w:id="59"/>
     <w:bookmarkStart w:id="63" w:name="第-16-题"/>
     <w:p>
@@ -8709,7 +9149,7 @@
         </w:rPr>
         <w:drawing>
           <wp:inline>
-            <wp:extent cx="3240000" cy="4584609"/>
+            <wp:extent cx="3110508" cy="4584609"/>
             <wp:effectExtent b="0" l="0" r="0" t="0"/>
             <wp:docPr descr="" title="" id="61" name="Picture"/>
             <a:graphic>
@@ -8730,7 +9170,7 @@
                   <pic:spPr bwMode="auto">
                     <a:xfrm>
                       <a:off x="0" y="0"/>
-                      <a:ext cx="3240000" cy="4584609"/>
+                      <a:ext cx="3110508" cy="4584609"/>
                     </a:xfrm>
                     <a:prstGeom prst="rect">
                       <a:avLst/>
@@ -8752,10 +9192,6 @@
     <w:p>
       <w:pPr>
         <w:pStyle w:val="Compact"/>
-        <w:numPr>
-          <w:ilvl w:val="0"/>
-          <w:numId w:val="1006"/>
-        </w:numPr>
       </w:pPr>
       <w:r>
         <w:rPr>
@@ -8785,10 +9221,6 @@
     <w:p>
       <w:pPr>
         <w:pStyle w:val="Compact"/>
-        <w:numPr>
-          <w:ilvl w:val="0"/>
-          <w:numId w:val="1006"/>
-        </w:numPr>
       </w:pPr>
       <w:r>
         <w:rPr>
@@ -8836,10 +9268,6 @@
     <w:p>
       <w:pPr>
         <w:pStyle w:val="Compact"/>
-        <w:numPr>
-          <w:ilvl w:val="0"/>
-          <w:numId w:val="1006"/>
-        </w:numPr>
       </w:pPr>
       <w:r>
         <w:rPr>
@@ -8881,10 +9309,6 @@
     <w:p>
       <w:pPr>
         <w:pStyle w:val="Compact"/>
-        <w:numPr>
-          <w:ilvl w:val="0"/>
-          <w:numId w:val="1006"/>
-        </w:numPr>
       </w:pPr>
       <w:r>
         <w:rPr>
@@ -8898,6 +9322,16 @@
         </w:rPr>
         <w:t xml:space="preserve">乳酸为动物无氧呼吸的产物</w:t>
       </w:r>
+    </w:p>
+    <w:p>
+      <w:pPr>
+        <w:spacing w:before="0" w:after="0"/>
+      </w:pPr>
+    </w:p>
+    <w:p>
+      <w:pPr>
+        <w:spacing w:before="0" w:after="0"/>
+      </w:pPr>
     </w:p>
     <w:bookmarkEnd w:id="63"/>
     <w:bookmarkStart w:id="67" w:name="第-17-题"/>
@@ -9098,7 +9532,7 @@
         </w:rPr>
         <w:drawing>
           <wp:inline>
-            <wp:extent cx="3240000" cy="4584609"/>
+            <wp:extent cx="3020266" cy="4584609"/>
             <wp:effectExtent b="0" l="0" r="0" t="0"/>
             <wp:docPr descr="" title="" id="65" name="Picture"/>
             <a:graphic>
@@ -9119,7 +9553,7 @@
                   <pic:spPr bwMode="auto">
                     <a:xfrm>
                       <a:off x="0" y="0"/>
-                      <a:ext cx="3240000" cy="4584609"/>
+                      <a:ext cx="3020266" cy="4584609"/>
                     </a:xfrm>
                     <a:prstGeom prst="rect">
                       <a:avLst/>
@@ -9138,6 +9572,21 @@
         </w:drawing>
       </w:r>
     </w:p>
+    <w:p>
+      <w:pPr>
+        <w:spacing w:before="0" w:after="0"/>
+      </w:pPr>
+    </w:p>
+    <w:p>
+      <w:pPr>
+        <w:spacing w:before="0" w:after="0"/>
+      </w:pPr>
+    </w:p>
+    <w:p>
+      <w:pPr>
+        <w:spacing w:before="0" w:after="0"/>
+      </w:pPr>
+    </w:p>
     <w:bookmarkEnd w:id="67"/>
     <w:bookmarkStart w:id="71" w:name="第-18-题"/>
     <w:p>
@@ -9349,7 +9798,7 @@
         </w:rPr>
         <w:drawing>
           <wp:inline>
-            <wp:extent cx="3240000" cy="4584609"/>
+            <wp:extent cx="3070467" cy="4584609"/>
             <wp:effectExtent b="0" l="0" r="0" t="0"/>
             <wp:docPr descr="" title="" id="69" name="Picture"/>
             <a:graphic>
@@ -9370,7 +9819,7 @@
                   <pic:spPr bwMode="auto">
                     <a:xfrm>
                       <a:off x="0" y="0"/>
-                      <a:ext cx="3240000" cy="4584609"/>
+                      <a:ext cx="3070467" cy="4584609"/>
                     </a:xfrm>
                     <a:prstGeom prst="rect">
                       <a:avLst/>
@@ -9392,10 +9841,6 @@
     <w:p>
       <w:pPr>
         <w:pStyle w:val="Compact"/>
-        <w:numPr>
-          <w:ilvl w:val="0"/>
-          <w:numId w:val="1007"/>
-        </w:numPr>
       </w:pPr>
       <w:r>
         <w:rPr>
@@ -9425,10 +9870,6 @@
     <w:p>
       <w:pPr>
         <w:pStyle w:val="Compact"/>
-        <w:numPr>
-          <w:ilvl w:val="0"/>
-          <w:numId w:val="1007"/>
-        </w:numPr>
       </w:pPr>
       <w:r>
         <w:rPr>
@@ -9470,10 +9911,6 @@
     <w:p>
       <w:pPr>
         <w:pStyle w:val="Compact"/>
-        <w:numPr>
-          <w:ilvl w:val="0"/>
-          <w:numId w:val="1007"/>
-        </w:numPr>
       </w:pPr>
       <w:r>
         <w:rPr>
@@ -9515,10 +9952,6 @@
     <w:p>
       <w:pPr>
         <w:pStyle w:val="Compact"/>
-        <w:numPr>
-          <w:ilvl w:val="0"/>
-          <w:numId w:val="1007"/>
-        </w:numPr>
       </w:pPr>
       <w:r>
         <w:rPr>
@@ -9556,6 +9989,16 @@
         </w:rPr>
         <w:t xml:space="preserve">是一对非对映异构体</w:t>
       </w:r>
+    </w:p>
+    <w:p>
+      <w:pPr>
+        <w:spacing w:before="0" w:after="0"/>
+      </w:pPr>
+    </w:p>
+    <w:p>
+      <w:pPr>
+        <w:spacing w:before="0" w:after="0"/>
+      </w:pPr>
     </w:p>
     <w:bookmarkEnd w:id="71"/>
     <w:bookmarkStart w:id="75" w:name="第-19-题"/>
@@ -9816,7 +10259,7 @@
         </w:rPr>
         <w:drawing>
           <wp:inline>
-            <wp:extent cx="3240000" cy="4584609"/>
+            <wp:extent cx="3105989" cy="4584609"/>
             <wp:effectExtent b="0" l="0" r="0" t="0"/>
             <wp:docPr descr="" title="" id="73" name="Picture"/>
             <a:graphic>
@@ -9837,7 +10280,7 @@
                   <pic:spPr bwMode="auto">
                     <a:xfrm>
                       <a:off x="0" y="0"/>
-                      <a:ext cx="3240000" cy="4584609"/>
+                      <a:ext cx="3105989" cy="4584609"/>
                     </a:xfrm>
                     <a:prstGeom prst="rect">
                       <a:avLst/>
@@ -9856,6 +10299,31 @@
         </w:drawing>
       </w:r>
     </w:p>
+    <w:p>
+      <w:pPr>
+        <w:spacing w:before="0" w:after="0"/>
+      </w:pPr>
+    </w:p>
+    <w:p>
+      <w:pPr>
+        <w:spacing w:before="0" w:after="0"/>
+      </w:pPr>
+    </w:p>
+    <w:p>
+      <w:pPr>
+        <w:spacing w:before="0" w:after="0"/>
+      </w:pPr>
+    </w:p>
+    <w:p>
+      <w:pPr>
+        <w:spacing w:before="0" w:after="0"/>
+      </w:pPr>
+    </w:p>
+    <w:p>
+      <w:pPr>
+        <w:spacing w:before="0" w:after="0"/>
+      </w:pPr>
+    </w:p>
     <w:bookmarkEnd w:id="75"/>
     <w:bookmarkStart w:id="79" w:name="第-20-题"/>
     <w:p>
@@ -10165,7 +10633,7 @@
         </w:rPr>
         <w:drawing>
           <wp:inline>
-            <wp:extent cx="3240000" cy="4584609"/>
+            <wp:extent cx="3071243" cy="4584609"/>
             <wp:effectExtent b="0" l="0" r="0" t="0"/>
             <wp:docPr descr="" title="" id="77" name="Picture"/>
             <a:graphic>
@@ -10186,7 +10654,7 @@
                   <pic:spPr bwMode="auto">
                     <a:xfrm>
                       <a:off x="0" y="0"/>
-                      <a:ext cx="3240000" cy="4584609"/>
+                      <a:ext cx="3071243" cy="4584609"/>
                     </a:xfrm>
                     <a:prstGeom prst="rect">
                       <a:avLst/>
@@ -10208,10 +10676,6 @@
     <w:p>
       <w:pPr>
         <w:pStyle w:val="Compact"/>
-        <w:numPr>
-          <w:ilvl w:val="0"/>
-          <w:numId w:val="1008"/>
-        </w:numPr>
       </w:pPr>
       <w:r>
         <w:rPr>
@@ -10254,10 +10718,6 @@
     <w:p>
       <w:pPr>
         <w:pStyle w:val="Compact"/>
-        <w:numPr>
-          <w:ilvl w:val="0"/>
-          <w:numId w:val="1008"/>
-        </w:numPr>
       </w:pPr>
       <w:r>
         <w:rPr>
@@ -10288,10 +10748,6 @@
     <w:p>
       <w:pPr>
         <w:pStyle w:val="Compact"/>
-        <w:numPr>
-          <w:ilvl w:val="0"/>
-          <w:numId w:val="1008"/>
-        </w:numPr>
       </w:pPr>
       <w:r>
         <w:rPr>
@@ -10371,10 +10827,6 @@
     <w:p>
       <w:pPr>
         <w:pStyle w:val="Compact"/>
-        <w:numPr>
-          <w:ilvl w:val="0"/>
-          <w:numId w:val="1008"/>
-        </w:numPr>
       </w:pPr>
       <w:r>
         <w:rPr>
@@ -10414,6 +10866,16 @@
         </w:rPr>
         <w:t>2</w:t>
       </w:r>
+    </w:p>
+    <w:p>
+      <w:pPr>
+        <w:spacing w:before="0" w:after="0"/>
+      </w:pPr>
+    </w:p>
+    <w:p>
+      <w:pPr>
+        <w:spacing w:before="0" w:after="0"/>
+      </w:pPr>
     </w:p>
     <w:bookmarkEnd w:id="79"/>
     <w:bookmarkStart w:id="89" w:name="第-21-题"/>
@@ -11212,6 +11674,46 @@
         <w:t xml:space="preserve">元素与分析</w:t>
       </w:r>
     </w:p>
+    <w:p>
+      <w:pPr>
+        <w:spacing w:before="0" w:after="0"/>
+      </w:pPr>
+    </w:p>
+    <w:p>
+      <w:pPr>
+        <w:spacing w:before="0" w:after="0"/>
+      </w:pPr>
+    </w:p>
+    <w:p>
+      <w:pPr>
+        <w:spacing w:before="0" w:after="0"/>
+      </w:pPr>
+    </w:p>
+    <w:p>
+      <w:pPr>
+        <w:spacing w:before="0" w:after="0"/>
+      </w:pPr>
+    </w:p>
+    <w:p>
+      <w:pPr>
+        <w:spacing w:before="0" w:after="0"/>
+      </w:pPr>
+    </w:p>
+    <w:p>
+      <w:pPr>
+        <w:spacing w:before="0" w:after="0"/>
+      </w:pPr>
+    </w:p>
+    <w:p>
+      <w:pPr>
+        <w:spacing w:before="0" w:after="0"/>
+      </w:pPr>
+    </w:p>
+    <w:p>
+      <w:pPr>
+        <w:spacing w:before="0" w:after="0"/>
+      </w:pPr>
+    </w:p>
     <w:bookmarkEnd w:id="90"/>
     <w:bookmarkStart w:id="91" w:name="第-22-题"/>
     <w:p>
@@ -11355,6 +11857,8 @@
     <w:p>
       <w:pPr>
         <w:pStyle w:val="BodyText"/>
+        <w:ind w:left="480" w:hanging="480"/>
+        <w:spacing w:after="0"/>
       </w:pPr>
       <w:r>
         <w:rPr>
@@ -11668,8 +12172,70 @@
         <w:rPr>
           <w:rFonts w:ascii="Times New Roman" w:hAnsi="Times New Roman" w:eastAsia="Times New Roman" w:cs="Times New Roman"/>
         </w:rPr>
-        <w:t xml:space="preserve">- A. 4:3　　B. 3:4　　C. 4:4　　D. 4:6</w:t>
-      </w:r>
+        <w:t xml:space="preserve">- </w:t>
+      </w:r>
+    </w:p>
+    <w:p>
+      <w:pPr>
+        <w:pStyle w:val="BodyText"/>
+        <w:ind w:left="480" w:hanging="480"/>
+        <w:spacing w:before="0" w:after="0"/>
+      </w:pPr>
+      <w:r>
+        <w:rPr>
+          <w:rFonts w:ascii="Times New Roman" w:hAnsi="Times New Roman" w:eastAsia="Times New Roman" w:cs="Times New Roman"/>
+        </w:rPr>
+        <w:t xml:space="preserve">A. 4:3　　</w:t>
+      </w:r>
+    </w:p>
+    <w:p>
+      <w:pPr>
+        <w:pStyle w:val="BodyText"/>
+        <w:ind w:left="480" w:hanging="480"/>
+        <w:spacing w:before="0" w:after="0"/>
+      </w:pPr>
+      <w:r>
+        <w:rPr>
+          <w:rFonts w:ascii="Times New Roman" w:hAnsi="Times New Roman" w:eastAsia="Times New Roman" w:cs="Times New Roman"/>
+        </w:rPr>
+        <w:t xml:space="preserve">B. 3:4　　</w:t>
+      </w:r>
+    </w:p>
+    <w:p>
+      <w:pPr>
+        <w:pStyle w:val="BodyText"/>
+        <w:ind w:left="480" w:hanging="480"/>
+        <w:spacing w:before="0" w:after="0"/>
+      </w:pPr>
+      <w:r>
+        <w:rPr>
+          <w:rFonts w:ascii="Times New Roman" w:hAnsi="Times New Roman" w:eastAsia="Times New Roman" w:cs="Times New Roman"/>
+        </w:rPr>
+        <w:t xml:space="preserve">C. 4:4　　</w:t>
+      </w:r>
+    </w:p>
+    <w:p>
+      <w:pPr>
+        <w:pStyle w:val="BodyText"/>
+        <w:ind w:left="480" w:hanging="480"/>
+        <w:spacing w:before="0" w:after="180"/>
+      </w:pPr>
+      <w:r>
+        <w:rPr>
+          <w:rFonts w:ascii="Times New Roman" w:hAnsi="Times New Roman" w:eastAsia="Times New Roman" w:cs="Times New Roman"/>
+        </w:rPr>
+        <w:t xml:space="preserve">D. 4:6</w:t>
+      </w:r>
+    </w:p>
+    <w:p>
+      <w:pPr>
+        <w:spacing w:before="0" w:after="0"/>
+      </w:pPr>
+    </w:p>
+    <w:p>
+      <w:pPr>
+        <w:spacing w:before="0" w:after="0"/>
+      </w:pPr>
     </w:p>
     <w:bookmarkEnd w:id="91"/>
     <w:bookmarkStart w:id="92" w:name="第-23-题"/>
@@ -11814,6 +12380,8 @@
     <w:p>
       <w:pPr>
         <w:pStyle w:val="BodyText"/>
+        <w:ind w:left="480" w:hanging="480"/>
+        <w:spacing w:after="0"/>
       </w:pPr>
       <w:r>
         <w:rPr>
@@ -12047,7 +12615,20 @@
         <w:rPr>
           <w:rFonts w:ascii="Times New Roman" w:hAnsi="Times New Roman" w:eastAsia="Times New Roman" w:cs="Times New Roman"/>
         </w:rPr>
-        <w:t xml:space="preserve">- A. </w:t>
+        <w:t xml:space="preserve">- </w:t>
+      </w:r>
+    </w:p>
+    <w:p>
+      <w:pPr>
+        <w:pStyle w:val="BodyText"/>
+        <w:ind w:left="480" w:hanging="480"/>
+        <w:spacing w:before="0" w:after="0"/>
+      </w:pPr>
+      <w:r>
+        <w:rPr>
+          <w:rFonts w:ascii="Times New Roman" w:hAnsi="Times New Roman" w:eastAsia="Times New Roman" w:cs="Times New Roman"/>
+        </w:rPr>
+        <w:t xml:space="preserve">A. </w:t>
       </w:r>
       <w:r>
         <w:rPr>
@@ -12155,7 +12736,20 @@
         <w:rPr>
           <w:rFonts w:ascii="Times New Roman" w:hAnsi="Times New Roman" w:eastAsia="Times New Roman" w:cs="Times New Roman"/>
         </w:rPr>
-        <w:t xml:space="preserve">- B. </w:t>
+        <w:t xml:space="preserve">- </w:t>
+      </w:r>
+    </w:p>
+    <w:p>
+      <w:pPr>
+        <w:pStyle w:val="BodyText"/>
+        <w:ind w:left="480" w:hanging="480"/>
+        <w:spacing w:before="0" w:after="0"/>
+      </w:pPr>
+      <w:r>
+        <w:rPr>
+          <w:rFonts w:ascii="Times New Roman" w:hAnsi="Times New Roman" w:eastAsia="Times New Roman" w:cs="Times New Roman"/>
+        </w:rPr>
+        <w:t xml:space="preserve">B. </w:t>
       </w:r>
       <w:r>
         <w:rPr>
@@ -12185,7 +12779,20 @@
         <w:rPr>
           <w:rFonts w:ascii="Times New Roman" w:hAnsi="Times New Roman" w:eastAsia="Times New Roman" w:cs="Times New Roman"/>
         </w:rPr>
-        <w:t xml:space="preserve">- C. </w:t>
+        <w:t xml:space="preserve">- </w:t>
+      </w:r>
+    </w:p>
+    <w:p>
+      <w:pPr>
+        <w:pStyle w:val="BodyText"/>
+        <w:ind w:left="480" w:hanging="480"/>
+        <w:spacing w:before="0" w:after="0"/>
+      </w:pPr>
+      <w:r>
+        <w:rPr>
+          <w:rFonts w:ascii="Times New Roman" w:hAnsi="Times New Roman" w:eastAsia="Times New Roman" w:cs="Times New Roman"/>
+        </w:rPr>
+        <w:t xml:space="preserve">C. </w:t>
       </w:r>
       <w:r>
         <w:rPr>
@@ -12267,7 +12874,20 @@
         <w:rPr>
           <w:rFonts w:ascii="Times New Roman" w:hAnsi="Times New Roman" w:eastAsia="Times New Roman" w:cs="Times New Roman"/>
         </w:rPr>
-        <w:t xml:space="preserve">- D. </w:t>
+        <w:t xml:space="preserve">- </w:t>
+      </w:r>
+    </w:p>
+    <w:p>
+      <w:pPr>
+        <w:pStyle w:val="BodyText"/>
+        <w:ind w:left="480" w:hanging="480"/>
+        <w:spacing w:before="0" w:after="180"/>
+      </w:pPr>
+      <w:r>
+        <w:rPr>
+          <w:rFonts w:ascii="Times New Roman" w:hAnsi="Times New Roman" w:eastAsia="Times New Roman" w:cs="Times New Roman"/>
+        </w:rPr>
+        <w:t xml:space="preserve">D. </w:t>
       </w:r>
       <w:r>
         <w:rPr>
@@ -12437,6 +13057,16 @@
         </w:rPr>
         <w:t>NHI</w:t>
       </w:r>
+    </w:p>
+    <w:p>
+      <w:pPr>
+        <w:spacing w:before="0" w:after="0"/>
+      </w:pPr>
+    </w:p>
+    <w:p>
+      <w:pPr>
+        <w:spacing w:before="0" w:after="0"/>
+      </w:pPr>
     </w:p>
     <w:bookmarkEnd w:id="92"/>
     <w:bookmarkStart w:id="93" w:name="第-24-题"/>
@@ -12581,6 +13211,8 @@
     <w:p>
       <w:pPr>
         <w:pStyle w:val="BodyText"/>
+        <w:ind w:left="480" w:hanging="480"/>
+        <w:spacing w:after="0"/>
       </w:pPr>
       <w:r>
         <w:rPr>
@@ -12756,7 +13388,20 @@
         <w:rPr>
           <w:rFonts w:ascii="Times New Roman" w:hAnsi="Times New Roman" w:eastAsia="Times New Roman" w:cs="Times New Roman"/>
         </w:rPr>
-        <w:t>- A. Na</w:t>
+        <w:t>- </w:t>
+      </w:r>
+    </w:p>
+    <w:p>
+      <w:pPr>
+        <w:pStyle w:val="BodyText"/>
+        <w:ind w:left="480" w:hanging="480"/>
+        <w:spacing w:before="0" w:after="0"/>
+      </w:pPr>
+      <w:r>
+        <w:rPr>
+          <w:rFonts w:ascii="Times New Roman" w:hAnsi="Times New Roman" w:eastAsia="Times New Roman" w:cs="Times New Roman"/>
+        </w:rPr>
+        <w:t>A. Na</w:t>
       </w:r>
       <w:r>
         <w:rPr>
@@ -12846,7 +13491,20 @@
         <w:rPr>
           <w:rFonts w:ascii="Times New Roman" w:hAnsi="Times New Roman" w:eastAsia="Times New Roman" w:cs="Times New Roman"/>
         </w:rPr>
-        <w:t xml:space="preserve">　　B. Na</w:t>
+        <w:t xml:space="preserve">　　</w:t>
+      </w:r>
+    </w:p>
+    <w:p>
+      <w:pPr>
+        <w:pStyle w:val="BodyText"/>
+        <w:ind w:left="480" w:hanging="480"/>
+        <w:spacing w:before="0" w:after="0"/>
+      </w:pPr>
+      <w:r>
+        <w:rPr>
+          <w:rFonts w:ascii="Times New Roman" w:hAnsi="Times New Roman" w:eastAsia="Times New Roman" w:cs="Times New Roman"/>
+        </w:rPr>
+        <w:t xml:space="preserve">B. Na</w:t>
       </w:r>
       <w:r>
         <w:rPr>
@@ -12891,7 +13549,20 @@
         <w:rPr>
           <w:rFonts w:ascii="Times New Roman" w:hAnsi="Times New Roman" w:eastAsia="Times New Roman" w:cs="Times New Roman"/>
         </w:rPr>
-        <w:t>- C. Na</w:t>
+        <w:t>- </w:t>
+      </w:r>
+    </w:p>
+    <w:p>
+      <w:pPr>
+        <w:pStyle w:val="BodyText"/>
+        <w:ind w:left="480" w:hanging="480"/>
+        <w:spacing w:before="0" w:after="0"/>
+      </w:pPr>
+      <w:r>
+        <w:rPr>
+          <w:rFonts w:ascii="Times New Roman" w:hAnsi="Times New Roman" w:eastAsia="Times New Roman" w:cs="Times New Roman"/>
+        </w:rPr>
+        <w:t>C. Na</w:t>
       </w:r>
       <w:r>
         <w:rPr>
@@ -13007,7 +13678,20 @@
         <w:rPr>
           <w:rFonts w:ascii="Times New Roman" w:hAnsi="Times New Roman" w:eastAsia="Times New Roman" w:cs="Times New Roman"/>
         </w:rPr>
-        <w:t xml:space="preserve">　　D. Na</w:t>
+        <w:t xml:space="preserve">　　</w:t>
+      </w:r>
+    </w:p>
+    <w:p>
+      <w:pPr>
+        <w:pStyle w:val="BodyText"/>
+        <w:ind w:left="480" w:hanging="480"/>
+        <w:spacing w:before="0" w:after="180"/>
+      </w:pPr>
+      <w:r>
+        <w:rPr>
+          <w:rFonts w:ascii="Times New Roman" w:hAnsi="Times New Roman" w:eastAsia="Times New Roman" w:cs="Times New Roman"/>
+        </w:rPr>
+        <w:t xml:space="preserve">D. Na</w:t>
       </w:r>
       <w:r>
         <w:rPr>
@@ -13080,6 +13764,16 @@
         </w:rPr>
         <w:t>10</w:t>
       </w:r>
+    </w:p>
+    <w:p>
+      <w:pPr>
+        <w:spacing w:before="0" w:after="0"/>
+      </w:pPr>
+    </w:p>
+    <w:p>
+      <w:pPr>
+        <w:spacing w:before="0" w:after="0"/>
+      </w:pPr>
     </w:p>
     <w:bookmarkEnd w:id="93"/>
     <w:bookmarkStart w:id="94" w:name="第-25-题"/>
@@ -13224,6 +13918,8 @@
     <w:p>
       <w:pPr>
         <w:pStyle w:val="BodyText"/>
+        <w:ind w:left="480" w:hanging="480"/>
+        <w:spacing w:after="0"/>
       </w:pPr>
       <w:r>
         <w:rPr>
@@ -13694,7 +14390,20 @@
         <w:rPr>
           <w:rFonts w:ascii="Times New Roman" w:hAnsi="Times New Roman" w:eastAsia="Times New Roman" w:cs="Times New Roman"/>
         </w:rPr>
-        <w:t xml:space="preserve">- A. </w:t>
+        <w:t xml:space="preserve">- </w:t>
+      </w:r>
+    </w:p>
+    <w:p>
+      <w:pPr>
+        <w:pStyle w:val="BodyText"/>
+        <w:ind w:left="480" w:hanging="480"/>
+        <w:spacing w:before="0" w:after="0"/>
+      </w:pPr>
+      <w:r>
+        <w:rPr>
+          <w:rFonts w:ascii="Times New Roman" w:hAnsi="Times New Roman" w:eastAsia="Times New Roman" w:cs="Times New Roman"/>
+        </w:rPr>
+        <w:t xml:space="preserve">A. </w:t>
       </w:r>
       <w:r>
         <w:rPr>
@@ -13718,7 +14427,20 @@
         <w:rPr>
           <w:rFonts w:ascii="Times New Roman" w:hAnsi="Times New Roman" w:eastAsia="Times New Roman" w:cs="Times New Roman"/>
         </w:rPr>
-        <w:t>- B. Na</w:t>
+        <w:t>- </w:t>
+      </w:r>
+    </w:p>
+    <w:p>
+      <w:pPr>
+        <w:pStyle w:val="BodyText"/>
+        <w:ind w:left="480" w:hanging="480"/>
+        <w:spacing w:before="0" w:after="0"/>
+      </w:pPr>
+      <w:r>
+        <w:rPr>
+          <w:rFonts w:ascii="Times New Roman" w:hAnsi="Times New Roman" w:eastAsia="Times New Roman" w:cs="Times New Roman"/>
+        </w:rPr>
+        <w:t>B. Na</w:t>
       </w:r>
       <w:r>
         <w:rPr>
@@ -13792,7 +14514,20 @@
         <w:rPr>
           <w:rFonts w:ascii="Times New Roman" w:hAnsi="Times New Roman" w:eastAsia="Times New Roman" w:cs="Times New Roman"/>
         </w:rPr>
-        <w:t xml:space="preserve">- C. </w:t>
+        <w:t xml:space="preserve">- </w:t>
+      </w:r>
+    </w:p>
+    <w:p>
+      <w:pPr>
+        <w:pStyle w:val="BodyText"/>
+        <w:ind w:left="480" w:hanging="480"/>
+        <w:spacing w:before="0" w:after="0"/>
+      </w:pPr>
+      <w:r>
+        <w:rPr>
+          <w:rFonts w:ascii="Times New Roman" w:hAnsi="Times New Roman" w:eastAsia="Times New Roman" w:cs="Times New Roman"/>
+        </w:rPr>
+        <w:t xml:space="preserve">C. </w:t>
       </w:r>
       <w:r>
         <w:rPr>
@@ -13848,7 +14583,20 @@
         <w:rPr>
           <w:rFonts w:ascii="Times New Roman" w:hAnsi="Times New Roman" w:eastAsia="Times New Roman" w:cs="Times New Roman"/>
         </w:rPr>
-        <w:t>- D. Na</w:t>
+        <w:t>- </w:t>
+      </w:r>
+    </w:p>
+    <w:p>
+      <w:pPr>
+        <w:pStyle w:val="BodyText"/>
+        <w:ind w:left="480" w:hanging="480"/>
+        <w:spacing w:before="0" w:after="180"/>
+      </w:pPr>
+      <w:r>
+        <w:rPr>
+          <w:rFonts w:ascii="Times New Roman" w:hAnsi="Times New Roman" w:eastAsia="Times New Roman" w:cs="Times New Roman"/>
+        </w:rPr>
+        <w:t>D. Na</w:t>
       </w:r>
       <w:r>
         <w:rPr>
@@ -13947,6 +14695,16 @@
         </w:rPr>
         <w:t>4</w:t>
       </w:r>
+    </w:p>
+    <w:p>
+      <w:pPr>
+        <w:spacing w:before="0" w:after="0"/>
+      </w:pPr>
+    </w:p>
+    <w:p>
+      <w:pPr>
+        <w:spacing w:before="0" w:after="0"/>
+      </w:pPr>
     </w:p>
     <w:p>
       <w:pPr>

--- a/00-首页/题组Word/预赛基础卷/预赛基础卷I-学生版.docx
+++ b/00-首页/题组Word/预赛基础卷/预赛基础卷I-学生版.docx
@@ -396,6 +396,14 @@
       <w:tblPr>
         <w:tblStyle w:val="Table"/>
         <w:tblW w:type="auto" w:w="0"/>
+        <w:tblBorders>
+          <w:top w:val="single" w:sz="12" w:space="0" w:color="000000"/>
+          <w:left w:val="none" w:sz="0" w:space="0" w:color="auto"/>
+          <w:bottom w:val="single" w:sz="12" w:space="0" w:color="000000"/>
+          <w:right w:val="none" w:sz="0" w:space="0" w:color="auto"/>
+          <w:insideH w:val="none" w:sz="0" w:space="0" w:color="auto"/>
+          <w:insideV w:val="none" w:sz="0" w:space="0" w:color="auto"/>
+        </w:tblBorders>
         <w:tblLook w:firstRow="1" w:lastRow="0" w:firstColumn="0" w:lastColumn="0" w:noHBand="0" w:noVBand="0" w:val="0020"/>
       </w:tblPr>
       <w:tblGrid>
@@ -408,7 +416,11 @@
           <w:tblHeader w:val="on"/>
         </w:trPr>
         <w:tc>
-          <w:tcPr/>
+          <w:tcPr>
+            <w:tcBorders>
+              <w:bottom w:val="single" w:sz="8" w:space="0" w:color="000000"/>
+            </w:tcBorders>
+          </w:tcPr>
           <w:p>
             <w:pPr>
               <w:pStyle w:val="Compact"/>
@@ -431,7 +443,11 @@
           </w:p>
         </w:tc>
         <w:tc>
-          <w:tcPr/>
+          <w:tcPr>
+            <w:tcBorders>
+              <w:bottom w:val="single" w:sz="8" w:space="0" w:color="000000"/>
+            </w:tcBorders>
+          </w:tcPr>
           <w:p>
             <w:pPr>
               <w:pStyle w:val="Compact"/>
@@ -447,7 +463,11 @@
           </w:p>
         </w:tc>
         <w:tc>
-          <w:tcPr/>
+          <w:tcPr>
+            <w:tcBorders>
+              <w:bottom w:val="single" w:sz="8" w:space="0" w:color="000000"/>
+            </w:tcBorders>
+          </w:tcPr>
           <w:p>
             <w:pPr>
               <w:pStyle w:val="Compact"/>
@@ -637,9 +657,8 @@
     <w:p>
       <w:pPr>
         <w:pStyle w:val="BodyText"/>
-        <w:spacing w:before="120"/>
+        <w:spacing w:before="0" w:after="0"/>
         <w:ind w:left="480" w:hanging="480"/>
-        <w:spacing w:after="0"/>
       </w:pPr>
       <w:r>
         <w:rPr>
@@ -663,34 +682,196 @@
     <w:p>
       <w:pPr>
         <w:pStyle w:val="BodyText"/>
-        <w:spacing w:before="120"/>
+        <w:spacing w:before="0" w:after="0"/>
         <w:ind w:left="480" w:hanging="480"/>
+      </w:pPr>
+      <w:r>
+        <w:rPr>
+          <w:rFonts w:ascii="Times New Roman" w:hAnsi="Times New Roman" w:eastAsia="Times New Roman" w:cs="Times New Roman"/>
+        </w:rPr>
+        <w:t xml:space="preserve">A. </w:t>
+      </w:r>
+      <w:r>
+        <w:rPr>
+          <w:rFonts w:hint="eastAsia" w:ascii="Times New Roman" w:hAnsi="Times New Roman" w:eastAsia="FangSong" w:cs="Times New Roman"/>
+        </w:rPr>
+        <w:t xml:space="preserve">反应在</w:t>
+      </w:r>
+      <w:r>
+        <w:rPr>
+          <w:rFonts w:ascii="Times New Roman" w:hAnsi="Times New Roman" w:eastAsia="Times New Roman" w:cs="Times New Roman"/>
+        </w:rPr>
+        <w:t xml:space="preserve"> t</w:t>
+      </w:r>
+      <w:r>
+        <w:rPr>
+          <w:rFonts w:ascii="Times New Roman" w:hAnsi="Times New Roman" w:eastAsia="Times New Roman" w:cs="Times New Roman"/>
+          <w:vertAlign w:val="subscript"/>
+        </w:rPr>
+        <w:t>1</w:t>
+      </w:r>
+      <w:r>
+        <w:rPr>
+          <w:rFonts w:ascii="Times New Roman" w:hAnsi="Times New Roman" w:eastAsia="Times New Roman" w:cs="Times New Roman"/>
+        </w:rPr>
+        <w:t xml:space="preserve"> </w:t>
+      </w:r>
+      <w:r>
+        <w:rPr>
+          <w:rFonts w:hint="eastAsia" w:ascii="Times New Roman" w:hAnsi="Times New Roman" w:eastAsia="FangSong" w:cs="Times New Roman"/>
+        </w:rPr>
+        <w:t xml:space="preserve">秒内的平均速率为</w:t>
+      </w:r>
+      <w:r>
+        <w:rPr>
+          <w:rFonts w:ascii="Times New Roman" w:hAnsi="Times New Roman" w:eastAsia="Times New Roman" w:cs="Times New Roman"/>
+        </w:rPr>
+        <w:t xml:space="preserve"> v(H</w:t>
+      </w:r>
+      <w:r>
+        <w:rPr>
+          <w:rFonts w:ascii="Times New Roman" w:hAnsi="Times New Roman" w:eastAsia="Times New Roman" w:cs="Times New Roman"/>
+          <w:vertAlign w:val="subscript"/>
+        </w:rPr>
+        <w:t>2</w:t>
+      </w:r>
+      <w:r>
+        <w:rPr>
+          <w:rFonts w:ascii="Times New Roman" w:hAnsi="Times New Roman" w:eastAsia="Times New Roman" w:cs="Times New Roman"/>
+        </w:rPr>
+        <w:t>) = 0.40/t</w:t>
+      </w:r>
+      <w:r>
+        <w:rPr>
+          <w:rFonts w:ascii="Times New Roman" w:hAnsi="Times New Roman" w:eastAsia="Times New Roman" w:cs="Times New Roman"/>
+          <w:vertAlign w:val="subscript"/>
+        </w:rPr>
+        <w:t>1</w:t>
+      </w:r>
+      <w:r>
+        <w:rPr>
+          <w:rFonts w:ascii="Times New Roman" w:hAnsi="Times New Roman" w:eastAsia="Times New Roman" w:cs="Times New Roman"/>
+        </w:rPr>
+        <w:t xml:space="preserve"> mol L</w:t>
+      </w:r>
+      <w:r>
+        <w:rPr>
+          <w:rFonts w:ascii="Times New Roman" w:hAnsi="Times New Roman" w:eastAsia="Times New Roman" w:cs="Times New Roman"/>
+          <w:vertAlign w:val="superscript"/>
+        </w:rPr>
+        <w:t>-1</w:t>
+      </w:r>
+      <w:r>
+        <w:rPr>
+          <w:rFonts w:ascii="Times New Roman" w:hAnsi="Times New Roman" w:eastAsia="Times New Roman" w:cs="Times New Roman"/>
+        </w:rPr>
+        <w:t xml:space="preserve"> s</w:t>
+      </w:r>
+      <w:r>
+        <w:rPr>
+          <w:rFonts w:ascii="Times New Roman" w:hAnsi="Times New Roman" w:eastAsia="Times New Roman" w:cs="Times New Roman"/>
+          <w:vertAlign w:val="superscript"/>
+        </w:rPr>
+        <w:t>-1</w:t>
+      </w:r>
+      <w:r>
+        <w:rPr>
+          <w:rFonts w:ascii="Times New Roman" w:hAnsi="Times New Roman" w:eastAsia="Times New Roman" w:cs="Times New Roman"/>
+        </w:rPr>
+        <w:t xml:space="preserve"> </w:t>
+      </w:r>
+      <w:r>
+        <w:rPr>
+          <w:rFonts w:ascii="Times New Roman" w:hAnsi="Times New Roman" w:eastAsia="Times New Roman" w:cs="Times New Roman"/>
+        </w:rPr>
+        <w:t xml:space="preserve">- </w:t>
+      </w:r>
+    </w:p>
+    <w:p>
+      <w:pPr>
+        <w:pStyle w:val="BodyText"/>
         <w:spacing w:before="0" w:after="0"/>
-      </w:pPr>
-      <w:r>
-        <w:rPr>
-          <w:rFonts w:ascii="Times New Roman" w:hAnsi="Times New Roman" w:eastAsia="Times New Roman" w:cs="Times New Roman"/>
-        </w:rPr>
-        <w:t xml:space="preserve">A. </w:t>
-      </w:r>
-      <w:r>
-        <w:rPr>
-          <w:rFonts w:hint="eastAsia" w:ascii="Times New Roman" w:hAnsi="Times New Roman" w:eastAsia="FangSong" w:cs="Times New Roman"/>
-        </w:rPr>
-        <w:t xml:space="preserve">反应在</w:t>
-      </w:r>
-      <w:r>
-        <w:rPr>
-          <w:rFonts w:ascii="Times New Roman" w:hAnsi="Times New Roman" w:eastAsia="Times New Roman" w:cs="Times New Roman"/>
-        </w:rPr>
-        <w:t xml:space="preserve"> t</w:t>
+        <w:ind w:left="480" w:hanging="480"/>
+      </w:pPr>
+      <w:r>
+        <w:rPr>
+          <w:rFonts w:ascii="Times New Roman" w:hAnsi="Times New Roman" w:eastAsia="Times New Roman" w:cs="Times New Roman"/>
+        </w:rPr>
+        <w:t xml:space="preserve">B. </w:t>
+      </w:r>
+      <w:r>
+        <w:rPr>
+          <w:rFonts w:hint="eastAsia" w:ascii="Times New Roman" w:hAnsi="Times New Roman" w:eastAsia="FangSong" w:cs="Times New Roman"/>
+        </w:rPr>
+        <w:t>其他条件不变</w:t>
+      </w:r>
+      <w:r>
+        <w:rPr>
+          <w:rFonts w:hint="eastAsia" w:ascii="Times New Roman" w:hAnsi="Times New Roman" w:eastAsia="Times New Roman" w:cs="Times New Roman"/>
+        </w:rPr>
+        <w:t>，</w:t>
+      </w:r>
+      <w:r>
+        <w:rPr>
+          <w:rFonts w:hint="eastAsia" w:ascii="Times New Roman" w:hAnsi="Times New Roman" w:eastAsia="FangSong" w:cs="Times New Roman"/>
+        </w:rPr>
+        <w:t>向平衡体系再通入</w:t>
+      </w:r>
+      <w:r>
+        <w:rPr>
+          <w:rFonts w:ascii="Times New Roman" w:hAnsi="Times New Roman" w:eastAsia="Times New Roman" w:cs="Times New Roman"/>
+        </w:rPr>
+        <w:t xml:space="preserve"> 0.20 mol CO、0.20 mol H</w:t>
       </w:r>
       <w:r>
         <w:rPr>
           <w:rFonts w:ascii="Times New Roman" w:hAnsi="Times New Roman" w:eastAsia="Times New Roman" w:cs="Times New Roman"/>
           <w:vertAlign w:val="subscript"/>
         </w:rPr>
-        <w:t>1</w:t>
+        <w:t>2</w:t>
+      </w:r>
+      <w:r>
+        <w:rPr>
+          <w:rFonts w:ascii="Times New Roman" w:hAnsi="Times New Roman" w:eastAsia="Times New Roman" w:cs="Times New Roman"/>
+        </w:rPr>
+        <w:t xml:space="preserve">O </w:t>
+      </w:r>
+      <w:r>
+        <w:rPr>
+          <w:rFonts w:hint="eastAsia" w:ascii="Times New Roman" w:hAnsi="Times New Roman" w:eastAsia="FangSong" w:cs="Times New Roman"/>
+        </w:rPr>
+        <w:t xml:space="preserve">和</w:t>
+      </w:r>
+      <w:r>
+        <w:rPr>
+          <w:rFonts w:ascii="Times New Roman" w:hAnsi="Times New Roman" w:eastAsia="Times New Roman" w:cs="Times New Roman"/>
+        </w:rPr>
+        <w:t xml:space="preserve"> 0.60 mol </w:t>
+      </w:r>
+      <w:r>
+        <w:rPr>
+          <w:rFonts w:hint="eastAsia" w:ascii="Times New Roman" w:hAnsi="Times New Roman" w:eastAsia="Times New Roman" w:cs="Times New Roman"/>
+        </w:rPr>
+        <w:t>H</w:t>
+      </w:r>
+      <w:r>
+        <w:rPr>
+          <w:rFonts w:hint="eastAsia" w:ascii="Times New Roman" w:hAnsi="Times New Roman" w:eastAsia="Times New Roman" w:cs="Times New Roman"/>
+          <w:vertAlign w:val="subscript"/>
+        </w:rPr>
+        <w:t>2</w:t>
+      </w:r>
+      <w:r>
+        <w:rPr>
+          <w:rFonts w:hint="eastAsia" w:ascii="Times New Roman" w:hAnsi="Times New Roman" w:eastAsia="Times New Roman" w:cs="Times New Roman"/>
+        </w:rPr>
+        <w:t>，</w:t>
+      </w:r>
+      <w:r>
+        <w:rPr>
+          <w:rFonts w:hint="eastAsia" w:ascii="Times New Roman" w:hAnsi="Times New Roman" w:eastAsia="FangSong" w:cs="Times New Roman"/>
+        </w:rPr>
+        <w:t>平衡不移动</w:t>
       </w:r>
       <w:r>
         <w:rPr>
@@ -700,61 +881,83 @@
       </w:r>
       <w:r>
         <w:rPr>
-          <w:rFonts w:hint="eastAsia" w:ascii="Times New Roman" w:hAnsi="Times New Roman" w:eastAsia="FangSong" w:cs="Times New Roman"/>
-        </w:rPr>
-        <w:t xml:space="preserve">秒内的平均速率为</w:t>
-      </w:r>
-      <w:r>
-        <w:rPr>
-          <w:rFonts w:ascii="Times New Roman" w:hAnsi="Times New Roman" w:eastAsia="Times New Roman" w:cs="Times New Roman"/>
-        </w:rPr>
-        <w:t xml:space="preserve"> v(H</w:t>
-      </w:r>
-      <w:r>
-        <w:rPr>
-          <w:rFonts w:ascii="Times New Roman" w:hAnsi="Times New Roman" w:eastAsia="Times New Roman" w:cs="Times New Roman"/>
+          <w:rFonts w:ascii="Times New Roman" w:hAnsi="Times New Roman" w:eastAsia="Times New Roman" w:cs="Times New Roman"/>
+        </w:rPr>
+        <w:t xml:space="preserve">- </w:t>
+      </w:r>
+    </w:p>
+    <w:p>
+      <w:pPr>
+        <w:pStyle w:val="BodyText"/>
+        <w:spacing w:before="0" w:after="0"/>
+        <w:ind w:left="480" w:hanging="480"/>
+      </w:pPr>
+      <w:r>
+        <w:rPr>
+          <w:rFonts w:ascii="Times New Roman" w:hAnsi="Times New Roman" w:eastAsia="Times New Roman" w:cs="Times New Roman"/>
+        </w:rPr>
+        <w:t xml:space="preserve">C. </w:t>
+      </w:r>
+      <w:r>
+        <w:rPr>
+          <w:rFonts w:hint="eastAsia" w:ascii="Times New Roman" w:hAnsi="Times New Roman" w:eastAsia="FangSong" w:cs="Times New Roman"/>
+        </w:rPr>
+        <w:t>其他条件不变</w:t>
+      </w:r>
+      <w:r>
+        <w:rPr>
+          <w:rFonts w:hint="eastAsia" w:ascii="Times New Roman" w:hAnsi="Times New Roman" w:eastAsia="Times New Roman" w:cs="Times New Roman"/>
+        </w:rPr>
+        <w:t>，</w:t>
+      </w:r>
+      <w:r>
+        <w:rPr>
+          <w:rFonts w:hint="eastAsia" w:ascii="Times New Roman" w:hAnsi="Times New Roman" w:eastAsia="FangSong" w:cs="Times New Roman"/>
+        </w:rPr>
+        <w:t>向平衡体系再通入</w:t>
+      </w:r>
+      <w:r>
+        <w:rPr>
+          <w:rFonts w:ascii="Times New Roman" w:hAnsi="Times New Roman" w:eastAsia="Times New Roman" w:cs="Times New Roman"/>
+        </w:rPr>
+        <w:t xml:space="preserve"> 0.20 mol </w:t>
+      </w:r>
+      <w:r>
+        <w:rPr>
+          <w:rFonts w:hint="eastAsia" w:ascii="Times New Roman" w:hAnsi="Times New Roman" w:eastAsia="Times New Roman" w:cs="Times New Roman"/>
+        </w:rPr>
+        <w:t>H</w:t>
+      </w:r>
+      <w:r>
+        <w:rPr>
+          <w:rFonts w:hint="eastAsia" w:ascii="Times New Roman" w:hAnsi="Times New Roman" w:eastAsia="Times New Roman" w:cs="Times New Roman"/>
           <w:vertAlign w:val="subscript"/>
         </w:rPr>
         <w:t>2</w:t>
       </w:r>
       <w:r>
         <w:rPr>
-          <w:rFonts w:ascii="Times New Roman" w:hAnsi="Times New Roman" w:eastAsia="Times New Roman" w:cs="Times New Roman"/>
-        </w:rPr>
-        <w:t>) = 0.40/t</w:t>
-      </w:r>
-      <w:r>
-        <w:rPr>
-          <w:rFonts w:ascii="Times New Roman" w:hAnsi="Times New Roman" w:eastAsia="Times New Roman" w:cs="Times New Roman"/>
-          <w:vertAlign w:val="subscript"/>
-        </w:rPr>
-        <w:t>1</w:t>
-      </w:r>
-      <w:r>
-        <w:rPr>
-          <w:rFonts w:ascii="Times New Roman" w:hAnsi="Times New Roman" w:eastAsia="Times New Roman" w:cs="Times New Roman"/>
-        </w:rPr>
-        <w:t xml:space="preserve"> mol L</w:t>
-      </w:r>
-      <w:r>
-        <w:rPr>
-          <w:rFonts w:ascii="Times New Roman" w:hAnsi="Times New Roman" w:eastAsia="Times New Roman" w:cs="Times New Roman"/>
-          <w:vertAlign w:val="superscript"/>
-        </w:rPr>
-        <w:t>-1</w:t>
-      </w:r>
-      <w:r>
-        <w:rPr>
-          <w:rFonts w:ascii="Times New Roman" w:hAnsi="Times New Roman" w:eastAsia="Times New Roman" w:cs="Times New Roman"/>
-        </w:rPr>
-        <w:t xml:space="preserve"> s</w:t>
-      </w:r>
-      <w:r>
-        <w:rPr>
-          <w:rFonts w:ascii="Times New Roman" w:hAnsi="Times New Roman" w:eastAsia="Times New Roman" w:cs="Times New Roman"/>
-          <w:vertAlign w:val="superscript"/>
-        </w:rPr>
-        <w:t>-1</w:t>
+          <w:rFonts w:hint="eastAsia" w:ascii="Times New Roman" w:hAnsi="Times New Roman" w:eastAsia="Times New Roman" w:cs="Times New Roman"/>
+        </w:rPr>
+        <w:t>O，</w:t>
+      </w:r>
+      <w:r>
+        <w:rPr>
+          <w:rFonts w:hint="eastAsia" w:ascii="Times New Roman" w:hAnsi="Times New Roman" w:eastAsia="FangSong" w:cs="Times New Roman"/>
+        </w:rPr>
+        <w:t>达到新平衡时</w:t>
+      </w:r>
+      <w:r>
+        <w:rPr>
+          <w:rFonts w:ascii="Times New Roman" w:hAnsi="Times New Roman" w:eastAsia="Times New Roman" w:cs="Times New Roman"/>
+        </w:rPr>
+        <w:t xml:space="preserve"> CO </w:t>
+      </w:r>
+      <w:r>
+        <w:rPr>
+          <w:rFonts w:hint="eastAsia" w:ascii="Times New Roman" w:hAnsi="Times New Roman" w:eastAsia="FangSong" w:cs="Times New Roman"/>
+        </w:rPr>
+        <w:t xml:space="preserve">转化率减小</w:t>
       </w:r>
       <w:r>
         <w:rPr>
@@ -772,196 +975,8 @@
     <w:p>
       <w:pPr>
         <w:pStyle w:val="BodyText"/>
-        <w:spacing w:before="120"/>
+        <w:spacing w:before="0" w:after="0"/>
         <w:ind w:left="480" w:hanging="480"/>
-        <w:spacing w:before="0" w:after="0"/>
-      </w:pPr>
-      <w:r>
-        <w:rPr>
-          <w:rFonts w:ascii="Times New Roman" w:hAnsi="Times New Roman" w:eastAsia="Times New Roman" w:cs="Times New Roman"/>
-        </w:rPr>
-        <w:t xml:space="preserve">B. </w:t>
-      </w:r>
-      <w:r>
-        <w:rPr>
-          <w:rFonts w:hint="eastAsia" w:ascii="Times New Roman" w:hAnsi="Times New Roman" w:eastAsia="FangSong" w:cs="Times New Roman"/>
-        </w:rPr>
-        <w:t>其他条件不变</w:t>
-      </w:r>
-      <w:r>
-        <w:rPr>
-          <w:rFonts w:hint="eastAsia" w:ascii="Times New Roman" w:hAnsi="Times New Roman" w:eastAsia="Times New Roman" w:cs="Times New Roman"/>
-        </w:rPr>
-        <w:t>，</w:t>
-      </w:r>
-      <w:r>
-        <w:rPr>
-          <w:rFonts w:hint="eastAsia" w:ascii="Times New Roman" w:hAnsi="Times New Roman" w:eastAsia="FangSong" w:cs="Times New Roman"/>
-        </w:rPr>
-        <w:t>向平衡体系再通入</w:t>
-      </w:r>
-      <w:r>
-        <w:rPr>
-          <w:rFonts w:ascii="Times New Roman" w:hAnsi="Times New Roman" w:eastAsia="Times New Roman" w:cs="Times New Roman"/>
-        </w:rPr>
-        <w:t xml:space="preserve"> 0.20 mol CO、0.20 mol H</w:t>
-      </w:r>
-      <w:r>
-        <w:rPr>
-          <w:rFonts w:ascii="Times New Roman" w:hAnsi="Times New Roman" w:eastAsia="Times New Roman" w:cs="Times New Roman"/>
-          <w:vertAlign w:val="subscript"/>
-        </w:rPr>
-        <w:t>2</w:t>
-      </w:r>
-      <w:r>
-        <w:rPr>
-          <w:rFonts w:ascii="Times New Roman" w:hAnsi="Times New Roman" w:eastAsia="Times New Roman" w:cs="Times New Roman"/>
-        </w:rPr>
-        <w:t xml:space="preserve">O </w:t>
-      </w:r>
-      <w:r>
-        <w:rPr>
-          <w:rFonts w:hint="eastAsia" w:ascii="Times New Roman" w:hAnsi="Times New Roman" w:eastAsia="FangSong" w:cs="Times New Roman"/>
-        </w:rPr>
-        <w:t xml:space="preserve">和</w:t>
-      </w:r>
-      <w:r>
-        <w:rPr>
-          <w:rFonts w:ascii="Times New Roman" w:hAnsi="Times New Roman" w:eastAsia="Times New Roman" w:cs="Times New Roman"/>
-        </w:rPr>
-        <w:t xml:space="preserve"> 0.60 mol </w:t>
-      </w:r>
-      <w:r>
-        <w:rPr>
-          <w:rFonts w:hint="eastAsia" w:ascii="Times New Roman" w:hAnsi="Times New Roman" w:eastAsia="Times New Roman" w:cs="Times New Roman"/>
-        </w:rPr>
-        <w:t>H</w:t>
-      </w:r>
-      <w:r>
-        <w:rPr>
-          <w:rFonts w:hint="eastAsia" w:ascii="Times New Roman" w:hAnsi="Times New Roman" w:eastAsia="Times New Roman" w:cs="Times New Roman"/>
-          <w:vertAlign w:val="subscript"/>
-        </w:rPr>
-        <w:t>2</w:t>
-      </w:r>
-      <w:r>
-        <w:rPr>
-          <w:rFonts w:hint="eastAsia" w:ascii="Times New Roman" w:hAnsi="Times New Roman" w:eastAsia="Times New Roman" w:cs="Times New Roman"/>
-        </w:rPr>
-        <w:t>，</w:t>
-      </w:r>
-      <w:r>
-        <w:rPr>
-          <w:rFonts w:hint="eastAsia" w:ascii="Times New Roman" w:hAnsi="Times New Roman" w:eastAsia="FangSong" w:cs="Times New Roman"/>
-        </w:rPr>
-        <w:t>平衡不移动</w:t>
-      </w:r>
-      <w:r>
-        <w:rPr>
-          <w:rFonts w:ascii="Times New Roman" w:hAnsi="Times New Roman" w:eastAsia="Times New Roman" w:cs="Times New Roman"/>
-        </w:rPr>
-        <w:t xml:space="preserve"> </w:t>
-      </w:r>
-      <w:r>
-        <w:rPr>
-          <w:rFonts w:ascii="Times New Roman" w:hAnsi="Times New Roman" w:eastAsia="Times New Roman" w:cs="Times New Roman"/>
-        </w:rPr>
-        <w:t xml:space="preserve">- </w:t>
-      </w:r>
-    </w:p>
-    <w:p>
-      <w:pPr>
-        <w:pStyle w:val="BodyText"/>
-        <w:spacing w:before="120"/>
-        <w:ind w:left="480" w:hanging="480"/>
-        <w:spacing w:before="0" w:after="0"/>
-      </w:pPr>
-      <w:r>
-        <w:rPr>
-          <w:rFonts w:ascii="Times New Roman" w:hAnsi="Times New Roman" w:eastAsia="Times New Roman" w:cs="Times New Roman"/>
-        </w:rPr>
-        <w:t xml:space="preserve">C. </w:t>
-      </w:r>
-      <w:r>
-        <w:rPr>
-          <w:rFonts w:hint="eastAsia" w:ascii="Times New Roman" w:hAnsi="Times New Roman" w:eastAsia="FangSong" w:cs="Times New Roman"/>
-        </w:rPr>
-        <w:t>其他条件不变</w:t>
-      </w:r>
-      <w:r>
-        <w:rPr>
-          <w:rFonts w:hint="eastAsia" w:ascii="Times New Roman" w:hAnsi="Times New Roman" w:eastAsia="Times New Roman" w:cs="Times New Roman"/>
-        </w:rPr>
-        <w:t>，</w:t>
-      </w:r>
-      <w:r>
-        <w:rPr>
-          <w:rFonts w:hint="eastAsia" w:ascii="Times New Roman" w:hAnsi="Times New Roman" w:eastAsia="FangSong" w:cs="Times New Roman"/>
-        </w:rPr>
-        <w:t>向平衡体系再通入</w:t>
-      </w:r>
-      <w:r>
-        <w:rPr>
-          <w:rFonts w:ascii="Times New Roman" w:hAnsi="Times New Roman" w:eastAsia="Times New Roman" w:cs="Times New Roman"/>
-        </w:rPr>
-        <w:t xml:space="preserve"> 0.20 mol </w:t>
-      </w:r>
-      <w:r>
-        <w:rPr>
-          <w:rFonts w:hint="eastAsia" w:ascii="Times New Roman" w:hAnsi="Times New Roman" w:eastAsia="Times New Roman" w:cs="Times New Roman"/>
-        </w:rPr>
-        <w:t>H</w:t>
-      </w:r>
-      <w:r>
-        <w:rPr>
-          <w:rFonts w:hint="eastAsia" w:ascii="Times New Roman" w:hAnsi="Times New Roman" w:eastAsia="Times New Roman" w:cs="Times New Roman"/>
-          <w:vertAlign w:val="subscript"/>
-        </w:rPr>
-        <w:t>2</w:t>
-      </w:r>
-      <w:r>
-        <w:rPr>
-          <w:rFonts w:hint="eastAsia" w:ascii="Times New Roman" w:hAnsi="Times New Roman" w:eastAsia="Times New Roman" w:cs="Times New Roman"/>
-        </w:rPr>
-        <w:t>O，</w:t>
-      </w:r>
-      <w:r>
-        <w:rPr>
-          <w:rFonts w:hint="eastAsia" w:ascii="Times New Roman" w:hAnsi="Times New Roman" w:eastAsia="FangSong" w:cs="Times New Roman"/>
-        </w:rPr>
-        <w:t>达到新平衡时</w:t>
-      </w:r>
-      <w:r>
-        <w:rPr>
-          <w:rFonts w:ascii="Times New Roman" w:hAnsi="Times New Roman" w:eastAsia="Times New Roman" w:cs="Times New Roman"/>
-        </w:rPr>
-        <w:t xml:space="preserve"> CO </w:t>
-      </w:r>
-      <w:r>
-        <w:rPr>
-          <w:rFonts w:hint="eastAsia" w:ascii="Times New Roman" w:hAnsi="Times New Roman" w:eastAsia="FangSong" w:cs="Times New Roman"/>
-        </w:rPr>
-        <w:t xml:space="preserve">转化率减小</w:t>
-      </w:r>
-      <w:r>
-        <w:rPr>
-          <w:rFonts w:ascii="Times New Roman" w:hAnsi="Times New Roman" w:eastAsia="Times New Roman" w:cs="Times New Roman"/>
-        </w:rPr>
-        <w:t xml:space="preserve"> </w:t>
-      </w:r>
-      <w:r>
-        <w:rPr>
-          <w:rFonts w:ascii="Times New Roman" w:hAnsi="Times New Roman" w:eastAsia="Times New Roman" w:cs="Times New Roman"/>
-        </w:rPr>
-        <w:t xml:space="preserve">- </w:t>
-      </w:r>
-    </w:p>
-    <w:p>
-      <w:pPr>
-        <w:pStyle w:val="BodyText"/>
-        <w:spacing w:before="120"/>
-        <w:ind w:left="480" w:hanging="480"/>
-        <w:spacing w:before="0" w:after="180"/>
       </w:pPr>
       <w:r>
         <w:rPr>
@@ -1165,8 +1180,8 @@
     <w:p>
       <w:pPr>
         <w:pStyle w:val="BodyText"/>
+        <w:spacing w:before="0" w:after="0"/>
         <w:ind w:left="480" w:hanging="480"/>
-        <w:spacing w:after="0"/>
       </w:pPr>
       <w:r>
         <w:rPr>
@@ -1277,20 +1292,75 @@
     <w:p>
       <w:pPr>
         <w:pStyle w:val="BodyText"/>
+        <w:spacing w:before="0" w:after="0"/>
         <w:ind w:left="480" w:hanging="480"/>
+      </w:pPr>
+      <w:r>
+        <w:rPr>
+          <w:rFonts w:ascii="Times New Roman" w:hAnsi="Times New Roman" w:eastAsia="Times New Roman" w:cs="Times New Roman"/>
+        </w:rPr>
+        <w:t xml:space="preserve">A. </w:t>
+      </w:r>
+      <w:r>
+        <w:rPr>
+          <w:rFonts w:hint="eastAsia" w:ascii="Times New Roman" w:hAnsi="Times New Roman" w:eastAsia="FangSong" w:cs="Times New Roman"/>
+        </w:rPr>
+        <w:t>在恒容条件下</w:t>
+      </w:r>
+      <w:r>
+        <w:rPr>
+          <w:rFonts w:hint="eastAsia" w:ascii="Times New Roman" w:hAnsi="Times New Roman" w:eastAsia="Times New Roman" w:cs="Times New Roman"/>
+        </w:rPr>
+        <w:t>，</w:t>
+      </w:r>
+      <w:r>
+        <w:rPr>
+          <w:rFonts w:hint="eastAsia" w:ascii="Times New Roman" w:hAnsi="Times New Roman" w:eastAsia="FangSong" w:cs="Times New Roman"/>
+        </w:rPr>
+        <w:t>向平衡体系中充入惰性气体</w:t>
+      </w:r>
+      <w:r>
+        <w:rPr>
+          <w:rFonts w:hint="eastAsia" w:ascii="Times New Roman" w:hAnsi="Times New Roman" w:eastAsia="Times New Roman" w:cs="Times New Roman"/>
+        </w:rPr>
+        <w:t>，</w:t>
+      </w:r>
+      <w:r>
+        <w:rPr>
+          <w:rFonts w:hint="eastAsia" w:ascii="Times New Roman" w:hAnsi="Times New Roman" w:eastAsia="FangSong" w:cs="Times New Roman"/>
+        </w:rPr>
+        <w:t>平衡不移动</w:t>
+      </w:r>
+      <w:r>
+        <w:rPr>
+          <w:rFonts w:ascii="Times New Roman" w:hAnsi="Times New Roman" w:eastAsia="Times New Roman" w:cs="Times New Roman"/>
+        </w:rPr>
+        <w:t xml:space="preserve"> </w:t>
+      </w:r>
+      <w:r>
+        <w:rPr>
+          <w:rFonts w:ascii="Times New Roman" w:hAnsi="Times New Roman" w:eastAsia="Times New Roman" w:cs="Times New Roman"/>
+        </w:rPr>
+        <w:t xml:space="preserve">- </w:t>
+      </w:r>
+    </w:p>
+    <w:p>
+      <w:pPr>
+        <w:pStyle w:val="BodyText"/>
         <w:spacing w:before="0" w:after="0"/>
-      </w:pPr>
-      <w:r>
-        <w:rPr>
-          <w:rFonts w:ascii="Times New Roman" w:hAnsi="Times New Roman" w:eastAsia="Times New Roman" w:cs="Times New Roman"/>
-        </w:rPr>
-        <w:t xml:space="preserve">A. </w:t>
-      </w:r>
-      <w:r>
-        <w:rPr>
-          <w:rFonts w:hint="eastAsia" w:ascii="Times New Roman" w:hAnsi="Times New Roman" w:eastAsia="FangSong" w:cs="Times New Roman"/>
-        </w:rPr>
-        <w:t>在恒容条件下</w:t>
+        <w:ind w:left="480" w:hanging="480"/>
+      </w:pPr>
+      <w:r>
+        <w:rPr>
+          <w:rFonts w:ascii="Times New Roman" w:hAnsi="Times New Roman" w:eastAsia="Times New Roman" w:cs="Times New Roman"/>
+        </w:rPr>
+        <w:t xml:space="preserve">B. </w:t>
+      </w:r>
+      <w:r>
+        <w:rPr>
+          <w:rFonts w:hint="eastAsia" w:ascii="Times New Roman" w:hAnsi="Times New Roman" w:eastAsia="FangSong" w:cs="Times New Roman"/>
+        </w:rPr>
+        <w:t>在恒压条件下</w:t>
       </w:r>
       <w:r>
         <w:rPr>
@@ -1302,19 +1372,7 @@
         <w:rPr>
           <w:rFonts w:hint="eastAsia" w:ascii="Times New Roman" w:hAnsi="Times New Roman" w:eastAsia="FangSong" w:cs="Times New Roman"/>
         </w:rPr>
-        <w:t>向平衡体系中充入惰性气体</w:t>
-      </w:r>
-      <w:r>
-        <w:rPr>
-          <w:rFonts w:hint="eastAsia" w:ascii="Times New Roman" w:hAnsi="Times New Roman" w:eastAsia="Times New Roman" w:cs="Times New Roman"/>
-        </w:rPr>
-        <w:t>，</w:t>
-      </w:r>
-      <w:r>
-        <w:rPr>
-          <w:rFonts w:hint="eastAsia" w:ascii="Times New Roman" w:hAnsi="Times New Roman" w:eastAsia="FangSong" w:cs="Times New Roman"/>
-        </w:rPr>
-        <w:t>平衡不移动</w:t>
+        <w:t>向平衡体系中加入</w:t>
       </w:r>
       <w:r>
         <w:rPr>
@@ -1324,6 +1382,50 @@
       </w:r>
       <w:r>
         <w:rPr>
+          <w:rFonts w:hint="eastAsia" w:ascii="Times New Roman" w:hAnsi="Times New Roman" w:eastAsia="Times New Roman" w:cs="Times New Roman"/>
+        </w:rPr>
+        <w:t>H</w:t>
+      </w:r>
+      <w:r>
+        <w:rPr>
+          <w:rFonts w:hint="eastAsia" w:ascii="Times New Roman" w:hAnsi="Times New Roman" w:eastAsia="Times New Roman" w:cs="Times New Roman"/>
+          <w:vertAlign w:val="subscript"/>
+        </w:rPr>
+        <w:t>2</w:t>
+      </w:r>
+      <w:r>
+        <w:rPr>
+          <w:rFonts w:hint="eastAsia" w:ascii="Times New Roman" w:hAnsi="Times New Roman" w:eastAsia="Times New Roman" w:cs="Times New Roman"/>
+        </w:rPr>
+        <w:t>，BaSO</w:t>
+      </w:r>
+      <w:r>
+        <w:rPr>
+          <w:rFonts w:hint="eastAsia" w:ascii="Times New Roman" w:hAnsi="Times New Roman" w:eastAsia="Times New Roman" w:cs="Times New Roman"/>
+          <w:vertAlign w:val="subscript"/>
+        </w:rPr>
+        <w:t>4</w:t>
+      </w:r>
+      <w:r>
+        <w:rPr>
+          <w:rFonts w:ascii="Times New Roman" w:hAnsi="Times New Roman" w:eastAsia="Times New Roman" w:cs="Times New Roman"/>
+        </w:rPr>
+        <w:t xml:space="preserve"> </w:t>
+      </w:r>
+      <w:r>
+        <w:rPr>
+          <w:rFonts w:hint="eastAsia" w:ascii="Times New Roman" w:hAnsi="Times New Roman" w:eastAsia="FangSong" w:cs="Times New Roman"/>
+        </w:rPr>
+        <w:t xml:space="preserve">的转化率不变</w:t>
+      </w:r>
+      <w:r>
+        <w:rPr>
+          <w:rFonts w:ascii="Times New Roman" w:hAnsi="Times New Roman" w:eastAsia="Times New Roman" w:cs="Times New Roman"/>
+        </w:rPr>
+        <w:t xml:space="preserve"> </w:t>
+      </w:r>
+      <w:r>
+        <w:rPr>
           <w:rFonts w:ascii="Times New Roman" w:hAnsi="Times New Roman" w:eastAsia="Times New Roman" w:cs="Times New Roman"/>
         </w:rPr>
         <w:t xml:space="preserve">- </w:t>
@@ -1332,126 +1434,39 @@
     <w:p>
       <w:pPr>
         <w:pStyle w:val="BodyText"/>
+        <w:spacing w:before="0" w:after="0"/>
         <w:ind w:left="480" w:hanging="480"/>
+      </w:pPr>
+      <w:r>
+        <w:rPr>
+          <w:rFonts w:ascii="Times New Roman" w:hAnsi="Times New Roman" w:eastAsia="Times New Roman" w:cs="Times New Roman"/>
+        </w:rPr>
+        <w:t xml:space="preserve">C. </w:t>
+      </w:r>
+      <w:r>
+        <w:rPr>
+          <w:rFonts w:hint="eastAsia" w:ascii="Times New Roman" w:hAnsi="Times New Roman" w:eastAsia="FangSong" w:cs="Times New Roman"/>
+        </w:rPr>
+        <w:t xml:space="preserve">混合气体的物质的量不再发生变化可说明反应达到平衡</w:t>
+      </w:r>
+      <w:r>
+        <w:rPr>
+          <w:rFonts w:ascii="Times New Roman" w:hAnsi="Times New Roman" w:eastAsia="Times New Roman" w:cs="Times New Roman"/>
+        </w:rPr>
+        <w:t xml:space="preserve"> </w:t>
+      </w:r>
+      <w:r>
+        <w:rPr>
+          <w:rFonts w:ascii="Times New Roman" w:hAnsi="Times New Roman" w:eastAsia="Times New Roman" w:cs="Times New Roman"/>
+        </w:rPr>
+        <w:t xml:space="preserve">- </w:t>
+      </w:r>
+    </w:p>
+    <w:p>
+      <w:pPr>
+        <w:pStyle w:val="BodyText"/>
         <w:spacing w:before="0" w:after="0"/>
-      </w:pPr>
-      <w:r>
-        <w:rPr>
-          <w:rFonts w:ascii="Times New Roman" w:hAnsi="Times New Roman" w:eastAsia="Times New Roman" w:cs="Times New Roman"/>
-        </w:rPr>
-        <w:t xml:space="preserve">B. </w:t>
-      </w:r>
-      <w:r>
-        <w:rPr>
-          <w:rFonts w:hint="eastAsia" w:ascii="Times New Roman" w:hAnsi="Times New Roman" w:eastAsia="FangSong" w:cs="Times New Roman"/>
-        </w:rPr>
-        <w:t>在恒压条件下</w:t>
-      </w:r>
-      <w:r>
-        <w:rPr>
-          <w:rFonts w:hint="eastAsia" w:ascii="Times New Roman" w:hAnsi="Times New Roman" w:eastAsia="Times New Roman" w:cs="Times New Roman"/>
-        </w:rPr>
-        <w:t>，</w:t>
-      </w:r>
-      <w:r>
-        <w:rPr>
-          <w:rFonts w:hint="eastAsia" w:ascii="Times New Roman" w:hAnsi="Times New Roman" w:eastAsia="FangSong" w:cs="Times New Roman"/>
-        </w:rPr>
-        <w:t>向平衡体系中加入</w:t>
-      </w:r>
-      <w:r>
-        <w:rPr>
-          <w:rFonts w:ascii="Times New Roman" w:hAnsi="Times New Roman" w:eastAsia="Times New Roman" w:cs="Times New Roman"/>
-        </w:rPr>
-        <w:t xml:space="preserve"> </w:t>
-      </w:r>
-      <w:r>
-        <w:rPr>
-          <w:rFonts w:hint="eastAsia" w:ascii="Times New Roman" w:hAnsi="Times New Roman" w:eastAsia="Times New Roman" w:cs="Times New Roman"/>
-        </w:rPr>
-        <w:t>H</w:t>
-      </w:r>
-      <w:r>
-        <w:rPr>
-          <w:rFonts w:hint="eastAsia" w:ascii="Times New Roman" w:hAnsi="Times New Roman" w:eastAsia="Times New Roman" w:cs="Times New Roman"/>
-          <w:vertAlign w:val="subscript"/>
-        </w:rPr>
-        <w:t>2</w:t>
-      </w:r>
-      <w:r>
-        <w:rPr>
-          <w:rFonts w:hint="eastAsia" w:ascii="Times New Roman" w:hAnsi="Times New Roman" w:eastAsia="Times New Roman" w:cs="Times New Roman"/>
-        </w:rPr>
-        <w:t>，BaSO</w:t>
-      </w:r>
-      <w:r>
-        <w:rPr>
-          <w:rFonts w:hint="eastAsia" w:ascii="Times New Roman" w:hAnsi="Times New Roman" w:eastAsia="Times New Roman" w:cs="Times New Roman"/>
-          <w:vertAlign w:val="subscript"/>
-        </w:rPr>
-        <w:t>4</w:t>
-      </w:r>
-      <w:r>
-        <w:rPr>
-          <w:rFonts w:ascii="Times New Roman" w:hAnsi="Times New Roman" w:eastAsia="Times New Roman" w:cs="Times New Roman"/>
-        </w:rPr>
-        <w:t xml:space="preserve"> </w:t>
-      </w:r>
-      <w:r>
-        <w:rPr>
-          <w:rFonts w:hint="eastAsia" w:ascii="Times New Roman" w:hAnsi="Times New Roman" w:eastAsia="FangSong" w:cs="Times New Roman"/>
-        </w:rPr>
-        <w:t xml:space="preserve">的转化率不变</w:t>
-      </w:r>
-      <w:r>
-        <w:rPr>
-          <w:rFonts w:ascii="Times New Roman" w:hAnsi="Times New Roman" w:eastAsia="Times New Roman" w:cs="Times New Roman"/>
-        </w:rPr>
-        <w:t xml:space="preserve"> </w:t>
-      </w:r>
-      <w:r>
-        <w:rPr>
-          <w:rFonts w:ascii="Times New Roman" w:hAnsi="Times New Roman" w:eastAsia="Times New Roman" w:cs="Times New Roman"/>
-        </w:rPr>
-        <w:t xml:space="preserve">- </w:t>
-      </w:r>
-    </w:p>
-    <w:p>
-      <w:pPr>
-        <w:pStyle w:val="BodyText"/>
         <w:ind w:left="480" w:hanging="480"/>
-        <w:spacing w:before="0" w:after="0"/>
-      </w:pPr>
-      <w:r>
-        <w:rPr>
-          <w:rFonts w:ascii="Times New Roman" w:hAnsi="Times New Roman" w:eastAsia="Times New Roman" w:cs="Times New Roman"/>
-        </w:rPr>
-        <w:t xml:space="preserve">C. </w:t>
-      </w:r>
-      <w:r>
-        <w:rPr>
-          <w:rFonts w:hint="eastAsia" w:ascii="Times New Roman" w:hAnsi="Times New Roman" w:eastAsia="FangSong" w:cs="Times New Roman"/>
-        </w:rPr>
-        <w:t xml:space="preserve">混合气体的物质的量不再发生变化可说明反应达到平衡</w:t>
-      </w:r>
-      <w:r>
-        <w:rPr>
-          <w:rFonts w:ascii="Times New Roman" w:hAnsi="Times New Roman" w:eastAsia="Times New Roman" w:cs="Times New Roman"/>
-        </w:rPr>
-        <w:t xml:space="preserve"> </w:t>
-      </w:r>
-      <w:r>
-        <w:rPr>
-          <w:rFonts w:ascii="Times New Roman" w:hAnsi="Times New Roman" w:eastAsia="Times New Roman" w:cs="Times New Roman"/>
-        </w:rPr>
-        <w:t xml:space="preserve">- </w:t>
-      </w:r>
-    </w:p>
-    <w:p>
-      <w:pPr>
-        <w:pStyle w:val="BodyText"/>
-        <w:ind w:left="480" w:hanging="480"/>
-        <w:spacing w:before="0" w:after="180"/>
       </w:pPr>
       <w:r>
         <w:rPr>
@@ -1790,6 +1805,7 @@
     <w:p>
       <w:pPr>
         <w:pStyle w:val="Compact"/>
+        <w:spacing w:before="0" w:after="0"/>
       </w:pPr>
       <w:r>
         <w:rPr>
@@ -1890,6 +1906,7 @@
     <w:p>
       <w:pPr>
         <w:pStyle w:val="Compact"/>
+        <w:spacing w:before="0" w:after="0"/>
       </w:pPr>
       <w:r>
         <w:rPr>
@@ -1919,6 +1936,7 @@
     <w:p>
       <w:pPr>
         <w:pStyle w:val="Compact"/>
+        <w:spacing w:before="0" w:after="0"/>
       </w:pPr>
       <w:r>
         <w:rPr>
@@ -1997,6 +2015,7 @@
     <w:p>
       <w:pPr>
         <w:pStyle w:val="Compact"/>
+        <w:spacing w:before="0" w:after="0"/>
       </w:pPr>
       <w:r>
         <w:rPr>
@@ -2323,8 +2342,8 @@
     <w:p>
       <w:pPr>
         <w:pStyle w:val="FirstParagraph"/>
+        <w:spacing w:before="0" w:after="0"/>
         <w:ind w:left="480" w:hanging="480"/>
-        <w:spacing w:after="0"/>
       </w:pPr>
       <w:r>
         <w:rPr>
@@ -2472,50 +2491,93 @@
     <w:p>
       <w:pPr>
         <w:pStyle w:val="FirstParagraph"/>
+        <w:spacing w:before="0" w:after="0"/>
         <w:ind w:left="480" w:hanging="480"/>
+      </w:pPr>
+      <w:r>
+        <w:rPr>
+          <w:rFonts w:ascii="Times New Roman" w:hAnsi="Times New Roman" w:eastAsia="Times New Roman" w:cs="Times New Roman"/>
+        </w:rPr>
+        <w:t xml:space="preserve">A. </w:t>
+      </w:r>
+      <w:r>
+        <w:rPr>
+          <w:rFonts w:hint="eastAsia" w:ascii="Times New Roman" w:hAnsi="Times New Roman" w:eastAsia="FangSong" w:cs="Times New Roman"/>
+        </w:rPr>
+        <w:t>经实验测定</w:t>
+      </w:r>
+      <w:r>
+        <w:rPr>
+          <w:rFonts w:hint="eastAsia" w:ascii="Times New Roman" w:hAnsi="Times New Roman" w:eastAsia="Times New Roman" w:cs="Times New Roman"/>
+        </w:rPr>
+        <w:t>，</w:t>
+      </w:r>
+      <w:r>
+        <w:rPr>
+          <w:rFonts w:hint="eastAsia" w:ascii="Times New Roman" w:hAnsi="Times New Roman" w:eastAsia="FangSong" w:cs="Times New Roman"/>
+        </w:rPr>
+        <w:t>该物质熔点高达</w:t>
+      </w:r>
+      <w:r>
+        <w:rPr>
+          <w:rFonts w:ascii="Times New Roman" w:hAnsi="Times New Roman" w:eastAsia="Times New Roman" w:cs="Times New Roman"/>
+        </w:rPr>
+        <w:t xml:space="preserve"> 200 </w:t>
+      </w:r>
+      <w:r>
+        <w:rPr>
+          <w:rFonts w:hint="eastAsia" w:ascii="Times New Roman" w:hAnsi="Times New Roman" w:eastAsia="Times New Roman" w:cs="Times New Roman"/>
+        </w:rPr>
+        <w:t>°C，</w:t>
+      </w:r>
+      <w:r>
+        <w:rPr>
+          <w:rFonts w:hint="eastAsia" w:ascii="Times New Roman" w:hAnsi="Times New Roman" w:eastAsia="FangSong" w:cs="Times New Roman"/>
+        </w:rPr>
+        <w:t>其最主要的原因是分子间氢键的作用</w:t>
+      </w:r>
+      <w:r>
+        <w:rPr>
+          <w:rFonts w:ascii="Times New Roman" w:hAnsi="Times New Roman" w:eastAsia="Times New Roman" w:cs="Times New Roman"/>
+        </w:rPr>
+        <w:t xml:space="preserve"> </w:t>
+      </w:r>
+      <w:r>
+        <w:rPr>
+          <w:rFonts w:ascii="Times New Roman" w:hAnsi="Times New Roman" w:eastAsia="Times New Roman" w:cs="Times New Roman"/>
+        </w:rPr>
+        <w:t xml:space="preserve">- </w:t>
+      </w:r>
+    </w:p>
+    <w:p>
+      <w:pPr>
+        <w:pStyle w:val="FirstParagraph"/>
         <w:spacing w:before="0" w:after="0"/>
-      </w:pPr>
-      <w:r>
-        <w:rPr>
-          <w:rFonts w:ascii="Times New Roman" w:hAnsi="Times New Roman" w:eastAsia="Times New Roman" w:cs="Times New Roman"/>
-        </w:rPr>
-        <w:t xml:space="preserve">A. </w:t>
-      </w:r>
-      <w:r>
-        <w:rPr>
-          <w:rFonts w:hint="eastAsia" w:ascii="Times New Roman" w:hAnsi="Times New Roman" w:eastAsia="FangSong" w:cs="Times New Roman"/>
-        </w:rPr>
-        <w:t>经实验测定</w:t>
-      </w:r>
-      <w:r>
-        <w:rPr>
-          <w:rFonts w:hint="eastAsia" w:ascii="Times New Roman" w:hAnsi="Times New Roman" w:eastAsia="Times New Roman" w:cs="Times New Roman"/>
-        </w:rPr>
-        <w:t>，</w:t>
-      </w:r>
-      <w:r>
-        <w:rPr>
-          <w:rFonts w:hint="eastAsia" w:ascii="Times New Roman" w:hAnsi="Times New Roman" w:eastAsia="FangSong" w:cs="Times New Roman"/>
-        </w:rPr>
-        <w:t>该物质熔点高达</w:t>
-      </w:r>
-      <w:r>
-        <w:rPr>
-          <w:rFonts w:ascii="Times New Roman" w:hAnsi="Times New Roman" w:eastAsia="Times New Roman" w:cs="Times New Roman"/>
-        </w:rPr>
-        <w:t xml:space="preserve"> 200 </w:t>
-      </w:r>
-      <w:r>
-        <w:rPr>
-          <w:rFonts w:hint="eastAsia" w:ascii="Times New Roman" w:hAnsi="Times New Roman" w:eastAsia="Times New Roman" w:cs="Times New Roman"/>
-        </w:rPr>
-        <w:t>°C，</w:t>
-      </w:r>
-      <w:r>
-        <w:rPr>
-          <w:rFonts w:hint="eastAsia" w:ascii="Times New Roman" w:hAnsi="Times New Roman" w:eastAsia="FangSong" w:cs="Times New Roman"/>
-        </w:rPr>
-        <w:t>其最主要的原因是分子间氢键的作用</w:t>
+        <w:ind w:left="480" w:hanging="480"/>
+      </w:pPr>
+      <w:r>
+        <w:rPr>
+          <w:rFonts w:ascii="Times New Roman" w:hAnsi="Times New Roman" w:eastAsia="Times New Roman" w:cs="Times New Roman"/>
+        </w:rPr>
+        <w:t xml:space="preserve">B. </w:t>
+      </w:r>
+      <w:r>
+        <w:rPr>
+          <w:rFonts w:hint="eastAsia" w:ascii="Times New Roman" w:hAnsi="Times New Roman" w:eastAsia="FangSong" w:cs="Times New Roman"/>
+        </w:rPr>
+        <w:t xml:space="preserve">植物韧皮的体液的</w:t>
+      </w:r>
+      <w:r>
+        <w:rPr>
+          <w:rFonts w:ascii="Times New Roman" w:hAnsi="Times New Roman" w:eastAsia="Times New Roman" w:cs="Times New Roman"/>
+        </w:rPr>
+        <w:t xml:space="preserve"> pH </w:t>
+      </w:r>
+      <w:r>
+        <w:rPr>
+          <w:rFonts w:hint="eastAsia" w:ascii="Times New Roman" w:hAnsi="Times New Roman" w:eastAsia="FangSong" w:cs="Times New Roman"/>
+        </w:rPr>
+        <w:t xml:space="preserve">约为</w:t>
       </w:r>
       <w:r>
         <w:rPr>
@@ -2525,6 +2587,30 @@
       </w:r>
       <w:r>
         <w:rPr>
+          <w:rFonts w:hint="eastAsia" w:ascii="Times New Roman" w:hAnsi="Times New Roman" w:eastAsia="Times New Roman" w:cs="Times New Roman"/>
+        </w:rPr>
+        <w:t xml:space="preserve">8，Roundup</w:t>
+      </w:r>
+      <w:r>
+        <w:rPr>
+          <w:rFonts w:ascii="Times New Roman" w:hAnsi="Times New Roman" w:eastAsia="Times New Roman" w:cs="Times New Roman"/>
+        </w:rPr>
+        <w:t xml:space="preserve"> </w:t>
+      </w:r>
+      <w:r>
+        <w:rPr>
+          <w:rFonts w:hint="eastAsia" w:ascii="Times New Roman" w:hAnsi="Times New Roman" w:eastAsia="FangSong" w:cs="Times New Roman"/>
+        </w:rPr>
+        <w:t xml:space="preserve">在植物韧皮液中的主要存在形态见原卷</w:t>
+      </w:r>
+      <w:r>
+        <w:rPr>
+          <w:rFonts w:ascii="Times New Roman" w:hAnsi="Times New Roman" w:eastAsia="Times New Roman" w:cs="Times New Roman"/>
+        </w:rPr>
+        <w:t xml:space="preserve"> </w:t>
+      </w:r>
+      <w:r>
+        <w:rPr>
           <w:rFonts w:ascii="Times New Roman" w:hAnsi="Times New Roman" w:eastAsia="Times New Roman" w:cs="Times New Roman"/>
         </w:rPr>
         <w:t xml:space="preserve">- </w:t>
@@ -2533,142 +2619,75 @@
     <w:p>
       <w:pPr>
         <w:pStyle w:val="FirstParagraph"/>
+        <w:spacing w:before="0" w:after="0"/>
         <w:ind w:left="480" w:hanging="480"/>
+      </w:pPr>
+      <w:r>
+        <w:rPr>
+          <w:rFonts w:ascii="Times New Roman" w:hAnsi="Times New Roman" w:eastAsia="Times New Roman" w:cs="Times New Roman"/>
+        </w:rPr>
+        <w:t xml:space="preserve">C. </w:t>
+      </w:r>
+      <w:r>
+        <w:rPr>
+          <w:rFonts w:hint="eastAsia" w:ascii="Times New Roman" w:hAnsi="Times New Roman" w:eastAsia="FangSong" w:cs="Times New Roman"/>
+        </w:rPr>
+        <w:t xml:space="preserve">植物木质部和细胞内液的</w:t>
+      </w:r>
+      <w:r>
+        <w:rPr>
+          <w:rFonts w:ascii="Times New Roman" w:hAnsi="Times New Roman" w:eastAsia="Times New Roman" w:cs="Times New Roman"/>
+        </w:rPr>
+        <w:t xml:space="preserve"> pH </w:t>
+      </w:r>
+      <w:r>
+        <w:rPr>
+          <w:rFonts w:hint="eastAsia" w:ascii="Times New Roman" w:hAnsi="Times New Roman" w:eastAsia="FangSong" w:cs="Times New Roman"/>
+        </w:rPr>
+        <w:t xml:space="preserve">为</w:t>
+      </w:r>
+      <w:r>
+        <w:rPr>
+          <w:rFonts w:ascii="Times New Roman" w:hAnsi="Times New Roman" w:eastAsia="Times New Roman" w:cs="Times New Roman"/>
+        </w:rPr>
+        <w:t xml:space="preserve"> </w:t>
+      </w:r>
+      <w:r>
+        <w:rPr>
+          <w:rFonts w:hint="eastAsia" w:ascii="Times New Roman" w:hAnsi="Times New Roman" w:eastAsia="Times New Roman" w:cs="Times New Roman"/>
+        </w:rPr>
+        <w:t xml:space="preserve">5~6，Roundup</w:t>
+      </w:r>
+      <w:r>
+        <w:rPr>
+          <w:rFonts w:ascii="Times New Roman" w:hAnsi="Times New Roman" w:eastAsia="Times New Roman" w:cs="Times New Roman"/>
+        </w:rPr>
+        <w:t xml:space="preserve"> </w:t>
+      </w:r>
+      <w:r>
+        <w:rPr>
+          <w:rFonts w:hint="eastAsia" w:ascii="Times New Roman" w:hAnsi="Times New Roman" w:eastAsia="FangSong" w:cs="Times New Roman"/>
+        </w:rPr>
+        <w:t xml:space="preserve">在细胞内液中的主要存在形态见原卷</w:t>
+      </w:r>
+      <w:r>
+        <w:rPr>
+          <w:rFonts w:ascii="Times New Roman" w:hAnsi="Times New Roman" w:eastAsia="Times New Roman" w:cs="Times New Roman"/>
+        </w:rPr>
+        <w:t xml:space="preserve"> </w:t>
+      </w:r>
+      <w:r>
+        <w:rPr>
+          <w:rFonts w:ascii="Times New Roman" w:hAnsi="Times New Roman" w:eastAsia="Times New Roman" w:cs="Times New Roman"/>
+        </w:rPr>
+        <w:t xml:space="preserve">- </w:t>
+      </w:r>
+    </w:p>
+    <w:p>
+      <w:pPr>
+        <w:pStyle w:val="FirstParagraph"/>
         <w:spacing w:before="0" w:after="0"/>
-      </w:pPr>
-      <w:r>
-        <w:rPr>
-          <w:rFonts w:ascii="Times New Roman" w:hAnsi="Times New Roman" w:eastAsia="Times New Roman" w:cs="Times New Roman"/>
-        </w:rPr>
-        <w:t xml:space="preserve">B. </w:t>
-      </w:r>
-      <w:r>
-        <w:rPr>
-          <w:rFonts w:hint="eastAsia" w:ascii="Times New Roman" w:hAnsi="Times New Roman" w:eastAsia="FangSong" w:cs="Times New Roman"/>
-        </w:rPr>
-        <w:t xml:space="preserve">植物韧皮的体液的</w:t>
-      </w:r>
-      <w:r>
-        <w:rPr>
-          <w:rFonts w:ascii="Times New Roman" w:hAnsi="Times New Roman" w:eastAsia="Times New Roman" w:cs="Times New Roman"/>
-        </w:rPr>
-        <w:t xml:space="preserve"> pH </w:t>
-      </w:r>
-      <w:r>
-        <w:rPr>
-          <w:rFonts w:hint="eastAsia" w:ascii="Times New Roman" w:hAnsi="Times New Roman" w:eastAsia="FangSong" w:cs="Times New Roman"/>
-        </w:rPr>
-        <w:t xml:space="preserve">约为</w:t>
-      </w:r>
-      <w:r>
-        <w:rPr>
-          <w:rFonts w:ascii="Times New Roman" w:hAnsi="Times New Roman" w:eastAsia="Times New Roman" w:cs="Times New Roman"/>
-        </w:rPr>
-        <w:t xml:space="preserve"> </w:t>
-      </w:r>
-      <w:r>
-        <w:rPr>
-          <w:rFonts w:hint="eastAsia" w:ascii="Times New Roman" w:hAnsi="Times New Roman" w:eastAsia="Times New Roman" w:cs="Times New Roman"/>
-        </w:rPr>
-        <w:t xml:space="preserve">8，Roundup</w:t>
-      </w:r>
-      <w:r>
-        <w:rPr>
-          <w:rFonts w:ascii="Times New Roman" w:hAnsi="Times New Roman" w:eastAsia="Times New Roman" w:cs="Times New Roman"/>
-        </w:rPr>
-        <w:t xml:space="preserve"> </w:t>
-      </w:r>
-      <w:r>
-        <w:rPr>
-          <w:rFonts w:hint="eastAsia" w:ascii="Times New Roman" w:hAnsi="Times New Roman" w:eastAsia="FangSong" w:cs="Times New Roman"/>
-        </w:rPr>
-        <w:t xml:space="preserve">在植物韧皮液中的主要存在形态见原卷</w:t>
-      </w:r>
-      <w:r>
-        <w:rPr>
-          <w:rFonts w:ascii="Times New Roman" w:hAnsi="Times New Roman" w:eastAsia="Times New Roman" w:cs="Times New Roman"/>
-        </w:rPr>
-        <w:t xml:space="preserve"> </w:t>
-      </w:r>
-      <w:r>
-        <w:rPr>
-          <w:rFonts w:ascii="Times New Roman" w:hAnsi="Times New Roman" w:eastAsia="Times New Roman" w:cs="Times New Roman"/>
-        </w:rPr>
-        <w:t xml:space="preserve">- </w:t>
-      </w:r>
-    </w:p>
-    <w:p>
-      <w:pPr>
-        <w:pStyle w:val="FirstParagraph"/>
         <w:ind w:left="480" w:hanging="480"/>
-        <w:spacing w:before="0" w:after="0"/>
-      </w:pPr>
-      <w:r>
-        <w:rPr>
-          <w:rFonts w:ascii="Times New Roman" w:hAnsi="Times New Roman" w:eastAsia="Times New Roman" w:cs="Times New Roman"/>
-        </w:rPr>
-        <w:t xml:space="preserve">C. </w:t>
-      </w:r>
-      <w:r>
-        <w:rPr>
-          <w:rFonts w:hint="eastAsia" w:ascii="Times New Roman" w:hAnsi="Times New Roman" w:eastAsia="FangSong" w:cs="Times New Roman"/>
-        </w:rPr>
-        <w:t xml:space="preserve">植物木质部和细胞内液的</w:t>
-      </w:r>
-      <w:r>
-        <w:rPr>
-          <w:rFonts w:ascii="Times New Roman" w:hAnsi="Times New Roman" w:eastAsia="Times New Roman" w:cs="Times New Roman"/>
-        </w:rPr>
-        <w:t xml:space="preserve"> pH </w:t>
-      </w:r>
-      <w:r>
-        <w:rPr>
-          <w:rFonts w:hint="eastAsia" w:ascii="Times New Roman" w:hAnsi="Times New Roman" w:eastAsia="FangSong" w:cs="Times New Roman"/>
-        </w:rPr>
-        <w:t xml:space="preserve">为</w:t>
-      </w:r>
-      <w:r>
-        <w:rPr>
-          <w:rFonts w:ascii="Times New Roman" w:hAnsi="Times New Roman" w:eastAsia="Times New Roman" w:cs="Times New Roman"/>
-        </w:rPr>
-        <w:t xml:space="preserve"> </w:t>
-      </w:r>
-      <w:r>
-        <w:rPr>
-          <w:rFonts w:hint="eastAsia" w:ascii="Times New Roman" w:hAnsi="Times New Roman" w:eastAsia="Times New Roman" w:cs="Times New Roman"/>
-        </w:rPr>
-        <w:t xml:space="preserve">5~6，Roundup</w:t>
-      </w:r>
-      <w:r>
-        <w:rPr>
-          <w:rFonts w:ascii="Times New Roman" w:hAnsi="Times New Roman" w:eastAsia="Times New Roman" w:cs="Times New Roman"/>
-        </w:rPr>
-        <w:t xml:space="preserve"> </w:t>
-      </w:r>
-      <w:r>
-        <w:rPr>
-          <w:rFonts w:hint="eastAsia" w:ascii="Times New Roman" w:hAnsi="Times New Roman" w:eastAsia="FangSong" w:cs="Times New Roman"/>
-        </w:rPr>
-        <w:t xml:space="preserve">在细胞内液中的主要存在形态见原卷</w:t>
-      </w:r>
-      <w:r>
-        <w:rPr>
-          <w:rFonts w:ascii="Times New Roman" w:hAnsi="Times New Roman" w:eastAsia="Times New Roman" w:cs="Times New Roman"/>
-        </w:rPr>
-        <w:t xml:space="preserve"> </w:t>
-      </w:r>
-      <w:r>
-        <w:rPr>
-          <w:rFonts w:ascii="Times New Roman" w:hAnsi="Times New Roman" w:eastAsia="Times New Roman" w:cs="Times New Roman"/>
-        </w:rPr>
-        <w:t xml:space="preserve">- </w:t>
-      </w:r>
-    </w:p>
-    <w:p>
-      <w:pPr>
-        <w:pStyle w:val="FirstParagraph"/>
-        <w:ind w:left="480" w:hanging="480"/>
-        <w:spacing w:before="0" w:after="180"/>
       </w:pPr>
       <w:r>
         <w:rPr>
@@ -3379,6 +3398,7 @@
     <w:p>
       <w:pPr>
         <w:pStyle w:val="Compact"/>
+        <w:spacing w:before="0" w:after="0"/>
       </w:pPr>
       <w:r>
         <w:rPr>
@@ -3449,6 +3469,7 @@
     <w:p>
       <w:pPr>
         <w:pStyle w:val="Compact"/>
+        <w:spacing w:before="0" w:after="0"/>
       </w:pPr>
       <w:r>
         <w:rPr>
@@ -3499,6 +3520,7 @@
     <w:p>
       <w:pPr>
         <w:pStyle w:val="Compact"/>
+        <w:spacing w:before="0" w:after="0"/>
       </w:pPr>
       <w:r>
         <w:rPr>
@@ -3530,6 +3552,7 @@
     <w:p>
       <w:pPr>
         <w:pStyle w:val="Compact"/>
+        <w:spacing w:before="0" w:after="0"/>
       </w:pPr>
       <w:r>
         <w:rPr>
@@ -3738,8 +3761,8 @@
     <w:p>
       <w:pPr>
         <w:pStyle w:val="BodyText"/>
+        <w:spacing w:before="0" w:after="0"/>
         <w:ind w:left="480" w:hanging="480"/>
-        <w:spacing w:after="0"/>
       </w:pPr>
       <w:r>
         <w:rPr>
@@ -3763,20 +3786,126 @@
     <w:p>
       <w:pPr>
         <w:pStyle w:val="BodyText"/>
+        <w:spacing w:before="0" w:after="0"/>
         <w:ind w:left="480" w:hanging="480"/>
+      </w:pPr>
+      <w:r>
+        <w:rPr>
+          <w:rFonts w:ascii="Times New Roman" w:hAnsi="Times New Roman" w:eastAsia="Times New Roman" w:cs="Times New Roman"/>
+        </w:rPr>
+        <w:t xml:space="preserve">A. </w:t>
+      </w:r>
+      <w:r>
+        <w:rPr>
+          <w:rFonts w:hint="eastAsia" w:ascii="Times New Roman" w:hAnsi="Times New Roman" w:eastAsia="FangSong" w:cs="Times New Roman"/>
+        </w:rPr>
+        <w:t>在相同温度下</w:t>
+      </w:r>
+      <w:r>
+        <w:rPr>
+          <w:rFonts w:hint="eastAsia" w:ascii="Times New Roman" w:hAnsi="Times New Roman" w:eastAsia="Times New Roman" w:cs="Times New Roman"/>
+        </w:rPr>
+        <w:t>，</w:t>
+      </w:r>
+      <w:r>
+        <w:rPr>
+          <w:rFonts w:hint="eastAsia" w:ascii="Times New Roman" w:hAnsi="Times New Roman" w:eastAsia="FangSong" w:cs="Times New Roman"/>
+        </w:rPr>
+        <w:t>氨水和氢氧化钠两溶液中若</w:t>
+      </w:r>
+      <w:r>
+        <w:rPr>
+          <w:rFonts w:ascii="Times New Roman" w:hAnsi="Times New Roman" w:eastAsia="Times New Roman" w:cs="Times New Roman"/>
+        </w:rPr>
+        <w:t xml:space="preserve"> c(NH</w:t>
+      </w:r>
+      <w:r>
+        <w:rPr>
+          <w:rFonts w:ascii="Times New Roman" w:hAnsi="Times New Roman" w:eastAsia="Times New Roman" w:cs="Times New Roman"/>
+          <w:vertAlign w:val="subscript"/>
+        </w:rPr>
+        <w:t>4</w:t>
+      </w:r>
+      <w:r>
+        <w:rPr>
+          <w:rFonts w:ascii="Times New Roman" w:hAnsi="Times New Roman" w:eastAsia="Times New Roman" w:cs="Times New Roman"/>
+          <w:vertAlign w:val="superscript"/>
+        </w:rPr>
+        <w:t>+</w:t>
+      </w:r>
+      <w:r>
+        <w:rPr>
+          <w:rFonts w:ascii="Times New Roman" w:hAnsi="Times New Roman" w:eastAsia="Times New Roman" w:cs="Times New Roman"/>
+        </w:rPr>
+        <w:t xml:space="preserve">) = </w:t>
+      </w:r>
+      <w:r>
+        <w:rPr>
+          <w:rFonts w:hint="eastAsia" w:ascii="Times New Roman" w:hAnsi="Times New Roman" w:eastAsia="Times New Roman" w:cs="Times New Roman"/>
+        </w:rPr>
+        <w:t>c(Na</w:t>
+      </w:r>
+      <w:r>
+        <w:rPr>
+          <w:rFonts w:hint="eastAsia" w:ascii="Times New Roman" w:hAnsi="Times New Roman" w:eastAsia="Times New Roman" w:cs="Times New Roman"/>
+          <w:vertAlign w:val="superscript"/>
+        </w:rPr>
+        <w:t>+</w:t>
+      </w:r>
+      <w:r>
+        <w:rPr>
+          <w:rFonts w:hint="eastAsia" w:ascii="Times New Roman" w:hAnsi="Times New Roman" w:eastAsia="Times New Roman" w:cs="Times New Roman"/>
+        </w:rPr>
+        <w:t>)，</w:t>
+      </w:r>
+      <w:r>
+        <w:rPr>
+          <w:rFonts w:hint="eastAsia" w:ascii="Times New Roman" w:hAnsi="Times New Roman" w:eastAsia="FangSong" w:cs="Times New Roman"/>
+        </w:rPr>
+        <w:t>则两溶液的</w:t>
+      </w:r>
+      <w:r>
+        <w:rPr>
+          <w:rFonts w:ascii="Times New Roman" w:hAnsi="Times New Roman" w:eastAsia="Times New Roman" w:cs="Times New Roman"/>
+        </w:rPr>
+        <w:t xml:space="preserve"> pH </w:t>
+      </w:r>
+      <w:r>
+        <w:rPr>
+          <w:rFonts w:hint="eastAsia" w:ascii="Times New Roman" w:hAnsi="Times New Roman" w:eastAsia="FangSong" w:cs="Times New Roman"/>
+        </w:rPr>
+        <w:t xml:space="preserve">相同</w:t>
+      </w:r>
+      <w:r>
+        <w:rPr>
+          <w:rFonts w:ascii="Times New Roman" w:hAnsi="Times New Roman" w:eastAsia="Times New Roman" w:cs="Times New Roman"/>
+        </w:rPr>
+        <w:t xml:space="preserve"> </w:t>
+      </w:r>
+      <w:r>
+        <w:rPr>
+          <w:rFonts w:ascii="Times New Roman" w:hAnsi="Times New Roman" w:eastAsia="Times New Roman" w:cs="Times New Roman"/>
+        </w:rPr>
+        <w:t xml:space="preserve">- </w:t>
+      </w:r>
+    </w:p>
+    <w:p>
+      <w:pPr>
+        <w:pStyle w:val="BodyText"/>
         <w:spacing w:before="0" w:after="0"/>
-      </w:pPr>
-      <w:r>
-        <w:rPr>
-          <w:rFonts w:ascii="Times New Roman" w:hAnsi="Times New Roman" w:eastAsia="Times New Roman" w:cs="Times New Roman"/>
-        </w:rPr>
-        <w:t xml:space="preserve">A. </w:t>
-      </w:r>
-      <w:r>
-        <w:rPr>
-          <w:rFonts w:hint="eastAsia" w:ascii="Times New Roman" w:hAnsi="Times New Roman" w:eastAsia="FangSong" w:cs="Times New Roman"/>
-        </w:rPr>
-        <w:t>在相同温度下</w:t>
+        <w:ind w:left="480" w:hanging="480"/>
+      </w:pPr>
+      <w:r>
+        <w:rPr>
+          <w:rFonts w:ascii="Times New Roman" w:hAnsi="Times New Roman" w:eastAsia="Times New Roman" w:cs="Times New Roman"/>
+        </w:rPr>
+        <w:t xml:space="preserve">B. </w:t>
+      </w:r>
+      <w:r>
+        <w:rPr>
+          <w:rFonts w:hint="eastAsia" w:ascii="Times New Roman" w:hAnsi="Times New Roman" w:eastAsia="FangSong" w:cs="Times New Roman"/>
+        </w:rPr>
+        <w:t>常温下</w:t>
       </w:r>
       <w:r>
         <w:rPr>
@@ -3788,7 +3917,19 @@
         <w:rPr>
           <w:rFonts w:hint="eastAsia" w:ascii="Times New Roman" w:hAnsi="Times New Roman" w:eastAsia="FangSong" w:cs="Times New Roman"/>
         </w:rPr>
-        <w:t>氨水和氢氧化钠两溶液中若</w:t>
+        <w:t>向氯化铵溶液中滴加氢氧化钠至中性</w:t>
+      </w:r>
+      <w:r>
+        <w:rPr>
+          <w:rFonts w:hint="eastAsia" w:ascii="Times New Roman" w:hAnsi="Times New Roman" w:eastAsia="Times New Roman" w:cs="Times New Roman"/>
+        </w:rPr>
+        <w:t>，</w:t>
+      </w:r>
+      <w:r>
+        <w:rPr>
+          <w:rFonts w:hint="eastAsia" w:ascii="Times New Roman" w:hAnsi="Times New Roman" w:eastAsia="FangSong" w:cs="Times New Roman"/>
+        </w:rPr>
+        <w:t>则</w:t>
       </w:r>
       <w:r>
         <w:rPr>
@@ -3801,7 +3942,26 @@
           <w:rFonts w:ascii="Times New Roman" w:hAnsi="Times New Roman" w:eastAsia="Times New Roman" w:cs="Times New Roman"/>
           <w:vertAlign w:val="subscript"/>
         </w:rPr>
-        <w:t>4</w:t>
+        <w:t>3</w:t>
+      </w:r>
+      <w:r>
+        <w:rPr>
+          <w:rFonts w:ascii="Times New Roman" w:hAnsi="Times New Roman" w:eastAsia="Times New Roman" w:cs="Times New Roman"/>
+        </w:rPr>
+        <w:t>·H</w:t>
+      </w:r>
+      <w:r>
+        <w:rPr>
+          <w:rFonts w:ascii="Times New Roman" w:hAnsi="Times New Roman" w:eastAsia="Times New Roman" w:cs="Times New Roman"/>
+          <w:vertAlign w:val="subscript"/>
+        </w:rPr>
+        <w:t>2</w:t>
+      </w:r>
+      <w:r>
+        <w:rPr>
+          <w:rFonts w:ascii="Times New Roman" w:hAnsi="Times New Roman" w:eastAsia="Times New Roman" w:cs="Times New Roman"/>
+        </w:rPr>
+        <w:t>O) = c(Na</w:t>
       </w:r>
       <w:r>
         <w:rPr>
@@ -3814,44 +3974,143 @@
         <w:rPr>
           <w:rFonts w:ascii="Times New Roman" w:hAnsi="Times New Roman" w:eastAsia="Times New Roman" w:cs="Times New Roman"/>
         </w:rPr>
-        <w:t xml:space="preserve">) = </w:t>
-      </w:r>
-      <w:r>
-        <w:rPr>
-          <w:rFonts w:hint="eastAsia" w:ascii="Times New Roman" w:hAnsi="Times New Roman" w:eastAsia="Times New Roman" w:cs="Times New Roman"/>
-        </w:rPr>
-        <w:t>c(Na</w:t>
-      </w:r>
-      <w:r>
-        <w:rPr>
-          <w:rFonts w:hint="eastAsia" w:ascii="Times New Roman" w:hAnsi="Times New Roman" w:eastAsia="Times New Roman" w:cs="Times New Roman"/>
+        <w:t>)</w:t>
+      </w:r>
+      <w:r>
+        <w:rPr>
+          <w:rFonts w:ascii="Times New Roman" w:hAnsi="Times New Roman" w:eastAsia="Times New Roman" w:cs="Times New Roman"/>
+        </w:rPr>
+        <w:t xml:space="preserve"> </w:t>
+      </w:r>
+      <w:r>
+        <w:rPr>
+          <w:rFonts w:ascii="Times New Roman" w:hAnsi="Times New Roman" w:eastAsia="Times New Roman" w:cs="Times New Roman"/>
+        </w:rPr>
+        <w:t xml:space="preserve">- </w:t>
+      </w:r>
+    </w:p>
+    <w:p>
+      <w:pPr>
+        <w:pStyle w:val="BodyText"/>
+        <w:spacing w:before="0" w:after="0"/>
+        <w:ind w:left="480" w:hanging="480"/>
+      </w:pPr>
+      <w:r>
+        <w:rPr>
+          <w:rFonts w:ascii="Times New Roman" w:hAnsi="Times New Roman" w:eastAsia="Times New Roman" w:cs="Times New Roman"/>
+        </w:rPr>
+        <w:t xml:space="preserve">C. </w:t>
+      </w:r>
+      <w:r>
+        <w:rPr>
+          <w:rFonts w:hint="eastAsia" w:ascii="Times New Roman" w:hAnsi="Times New Roman" w:eastAsia="FangSong" w:cs="Times New Roman"/>
+        </w:rPr>
+        <w:t>常温下</w:t>
+      </w:r>
+      <w:r>
+        <w:rPr>
+          <w:rFonts w:hint="eastAsia" w:ascii="Times New Roman" w:hAnsi="Times New Roman" w:eastAsia="Times New Roman" w:cs="Times New Roman"/>
+        </w:rPr>
+        <w:t>，pH</w:t>
+      </w:r>
+      <w:r>
+        <w:rPr>
+          <w:rFonts w:ascii="Times New Roman" w:hAnsi="Times New Roman" w:eastAsia="Times New Roman" w:cs="Times New Roman"/>
+        </w:rPr>
+        <w:t xml:space="preserve"> = 2 </w:t>
+      </w:r>
+      <w:r>
+        <w:rPr>
+          <w:rFonts w:hint="eastAsia" w:ascii="Times New Roman" w:hAnsi="Times New Roman" w:eastAsia="FangSong" w:cs="Times New Roman"/>
+        </w:rPr>
+        <w:t xml:space="preserve">的</w:t>
+      </w:r>
+      <w:r>
+        <w:rPr>
+          <w:rFonts w:ascii="Times New Roman" w:hAnsi="Times New Roman" w:eastAsia="Times New Roman" w:cs="Times New Roman"/>
+        </w:rPr>
+        <w:t xml:space="preserve"> HA </w:t>
+      </w:r>
+      <w:r>
+        <w:rPr>
+          <w:rFonts w:hint="eastAsia" w:ascii="Times New Roman" w:hAnsi="Times New Roman" w:eastAsia="FangSong" w:cs="Times New Roman"/>
+        </w:rPr>
+        <w:t xml:space="preserve">溶液与</w:t>
+      </w:r>
+      <w:r>
+        <w:rPr>
+          <w:rFonts w:ascii="Times New Roman" w:hAnsi="Times New Roman" w:eastAsia="Times New Roman" w:cs="Times New Roman"/>
+        </w:rPr>
+        <w:t xml:space="preserve"> pH = 12 </w:t>
+      </w:r>
+      <w:r>
+        <w:rPr>
+          <w:rFonts w:hint="eastAsia" w:ascii="Times New Roman" w:hAnsi="Times New Roman" w:eastAsia="FangSong" w:cs="Times New Roman"/>
+        </w:rPr>
+        <w:t xml:space="preserve">的</w:t>
+      </w:r>
+      <w:r>
+        <w:rPr>
+          <w:rFonts w:ascii="Times New Roman" w:hAnsi="Times New Roman" w:eastAsia="Times New Roman" w:cs="Times New Roman"/>
+        </w:rPr>
+        <w:t xml:space="preserve"> BOH </w:t>
+      </w:r>
+      <w:r>
+        <w:rPr>
+          <w:rFonts w:hint="eastAsia" w:ascii="Times New Roman" w:hAnsi="Times New Roman" w:eastAsia="FangSong" w:cs="Times New Roman"/>
+        </w:rPr>
+        <w:t>溶液等体积混合呈酸性</w:t>
+      </w:r>
+      <w:r>
+        <w:rPr>
+          <w:rFonts w:hint="eastAsia" w:ascii="Times New Roman" w:hAnsi="Times New Roman" w:eastAsia="Times New Roman" w:cs="Times New Roman"/>
+        </w:rPr>
+        <w:t>，</w:t>
+      </w:r>
+      <w:r>
+        <w:rPr>
+          <w:rFonts w:hint="eastAsia" w:ascii="Times New Roman" w:hAnsi="Times New Roman" w:eastAsia="FangSong" w:cs="Times New Roman"/>
+        </w:rPr>
+        <w:t>则溶液中存在</w:t>
+      </w:r>
+      <w:r>
+        <w:rPr>
+          <w:rFonts w:ascii="Times New Roman" w:hAnsi="Times New Roman" w:eastAsia="Times New Roman" w:cs="Times New Roman"/>
+        </w:rPr>
+        <w:t xml:space="preserve"> B</w:t>
+      </w:r>
+      <w:r>
+        <w:rPr>
+          <w:rFonts w:ascii="Times New Roman" w:hAnsi="Times New Roman" w:eastAsia="Times New Roman" w:cs="Times New Roman"/>
           <w:vertAlign w:val="superscript"/>
         </w:rPr>
         <w:t>+</w:t>
       </w:r>
       <w:r>
         <w:rPr>
-          <w:rFonts w:hint="eastAsia" w:ascii="Times New Roman" w:hAnsi="Times New Roman" w:eastAsia="Times New Roman" w:cs="Times New Roman"/>
-        </w:rPr>
-        <w:t>)，</w:t>
-      </w:r>
-      <w:r>
-        <w:rPr>
-          <w:rFonts w:hint="eastAsia" w:ascii="Times New Roman" w:hAnsi="Times New Roman" w:eastAsia="FangSong" w:cs="Times New Roman"/>
-        </w:rPr>
-        <w:t>则两溶液的</w:t>
-      </w:r>
-      <w:r>
-        <w:rPr>
-          <w:rFonts w:ascii="Times New Roman" w:hAnsi="Times New Roman" w:eastAsia="Times New Roman" w:cs="Times New Roman"/>
-        </w:rPr>
-        <w:t xml:space="preserve"> pH </w:t>
-      </w:r>
-      <w:r>
-        <w:rPr>
-          <w:rFonts w:hint="eastAsia" w:ascii="Times New Roman" w:hAnsi="Times New Roman" w:eastAsia="FangSong" w:cs="Times New Roman"/>
-        </w:rPr>
-        <w:t xml:space="preserve">相同</w:t>
+          <w:rFonts w:ascii="Times New Roman" w:hAnsi="Times New Roman" w:eastAsia="Times New Roman" w:cs="Times New Roman"/>
+        </w:rPr>
+        <w:t xml:space="preserve"> + H</w:t>
+      </w:r>
+      <w:r>
+        <w:rPr>
+          <w:rFonts w:ascii="Times New Roman" w:hAnsi="Times New Roman" w:eastAsia="Times New Roman" w:cs="Times New Roman"/>
+          <w:vertAlign w:val="subscript"/>
+        </w:rPr>
+        <w:t>2</w:t>
+      </w:r>
+      <w:r>
+        <w:rPr>
+          <w:rFonts w:ascii="Times New Roman" w:hAnsi="Times New Roman" w:eastAsia="Times New Roman" w:cs="Times New Roman"/>
+        </w:rPr>
+        <w:t>O → BOH + H</w:t>
+      </w:r>
+      <w:r>
+        <w:rPr>
+          <w:rFonts w:ascii="Times New Roman" w:hAnsi="Times New Roman" w:eastAsia="Times New Roman" w:cs="Times New Roman"/>
+          <w:vertAlign w:val="superscript"/>
+        </w:rPr>
+        <w:t>+</w:t>
       </w:r>
       <w:r>
         <w:rPr>
@@ -3869,244 +4128,8 @@
     <w:p>
       <w:pPr>
         <w:pStyle w:val="BodyText"/>
+        <w:spacing w:before="0" w:after="0"/>
         <w:ind w:left="480" w:hanging="480"/>
-        <w:spacing w:before="0" w:after="0"/>
-      </w:pPr>
-      <w:r>
-        <w:rPr>
-          <w:rFonts w:ascii="Times New Roman" w:hAnsi="Times New Roman" w:eastAsia="Times New Roman" w:cs="Times New Roman"/>
-        </w:rPr>
-        <w:t xml:space="preserve">B. </w:t>
-      </w:r>
-      <w:r>
-        <w:rPr>
-          <w:rFonts w:hint="eastAsia" w:ascii="Times New Roman" w:hAnsi="Times New Roman" w:eastAsia="FangSong" w:cs="Times New Roman"/>
-        </w:rPr>
-        <w:t>常温下</w:t>
-      </w:r>
-      <w:r>
-        <w:rPr>
-          <w:rFonts w:hint="eastAsia" w:ascii="Times New Roman" w:hAnsi="Times New Roman" w:eastAsia="Times New Roman" w:cs="Times New Roman"/>
-        </w:rPr>
-        <w:t>，</w:t>
-      </w:r>
-      <w:r>
-        <w:rPr>
-          <w:rFonts w:hint="eastAsia" w:ascii="Times New Roman" w:hAnsi="Times New Roman" w:eastAsia="FangSong" w:cs="Times New Roman"/>
-        </w:rPr>
-        <w:t>向氯化铵溶液中滴加氢氧化钠至中性</w:t>
-      </w:r>
-      <w:r>
-        <w:rPr>
-          <w:rFonts w:hint="eastAsia" w:ascii="Times New Roman" w:hAnsi="Times New Roman" w:eastAsia="Times New Roman" w:cs="Times New Roman"/>
-        </w:rPr>
-        <w:t>，</w:t>
-      </w:r>
-      <w:r>
-        <w:rPr>
-          <w:rFonts w:hint="eastAsia" w:ascii="Times New Roman" w:hAnsi="Times New Roman" w:eastAsia="FangSong" w:cs="Times New Roman"/>
-        </w:rPr>
-        <w:t>则</w:t>
-      </w:r>
-      <w:r>
-        <w:rPr>
-          <w:rFonts w:ascii="Times New Roman" w:hAnsi="Times New Roman" w:eastAsia="Times New Roman" w:cs="Times New Roman"/>
-        </w:rPr>
-        <w:t xml:space="preserve"> c(NH</w:t>
-      </w:r>
-      <w:r>
-        <w:rPr>
-          <w:rFonts w:ascii="Times New Roman" w:hAnsi="Times New Roman" w:eastAsia="Times New Roman" w:cs="Times New Roman"/>
-          <w:vertAlign w:val="subscript"/>
-        </w:rPr>
-        <w:t>3</w:t>
-      </w:r>
-      <w:r>
-        <w:rPr>
-          <w:rFonts w:ascii="Times New Roman" w:hAnsi="Times New Roman" w:eastAsia="Times New Roman" w:cs="Times New Roman"/>
-        </w:rPr>
-        <w:t>·H</w:t>
-      </w:r>
-      <w:r>
-        <w:rPr>
-          <w:rFonts w:ascii="Times New Roman" w:hAnsi="Times New Roman" w:eastAsia="Times New Roman" w:cs="Times New Roman"/>
-          <w:vertAlign w:val="subscript"/>
-        </w:rPr>
-        <w:t>2</w:t>
-      </w:r>
-      <w:r>
-        <w:rPr>
-          <w:rFonts w:ascii="Times New Roman" w:hAnsi="Times New Roman" w:eastAsia="Times New Roman" w:cs="Times New Roman"/>
-        </w:rPr>
-        <w:t>O) = c(Na</w:t>
-      </w:r>
-      <w:r>
-        <w:rPr>
-          <w:rFonts w:ascii="Times New Roman" w:hAnsi="Times New Roman" w:eastAsia="Times New Roman" w:cs="Times New Roman"/>
-          <w:vertAlign w:val="superscript"/>
-        </w:rPr>
-        <w:t>+</w:t>
-      </w:r>
-      <w:r>
-        <w:rPr>
-          <w:rFonts w:ascii="Times New Roman" w:hAnsi="Times New Roman" w:eastAsia="Times New Roman" w:cs="Times New Roman"/>
-        </w:rPr>
-        <w:t>)</w:t>
-      </w:r>
-      <w:r>
-        <w:rPr>
-          <w:rFonts w:ascii="Times New Roman" w:hAnsi="Times New Roman" w:eastAsia="Times New Roman" w:cs="Times New Roman"/>
-        </w:rPr>
-        <w:t xml:space="preserve"> </w:t>
-      </w:r>
-      <w:r>
-        <w:rPr>
-          <w:rFonts w:ascii="Times New Roman" w:hAnsi="Times New Roman" w:eastAsia="Times New Roman" w:cs="Times New Roman"/>
-        </w:rPr>
-        <w:t xml:space="preserve">- </w:t>
-      </w:r>
-    </w:p>
-    <w:p>
-      <w:pPr>
-        <w:pStyle w:val="BodyText"/>
-        <w:ind w:left="480" w:hanging="480"/>
-        <w:spacing w:before="0" w:after="0"/>
-      </w:pPr>
-      <w:r>
-        <w:rPr>
-          <w:rFonts w:ascii="Times New Roman" w:hAnsi="Times New Roman" w:eastAsia="Times New Roman" w:cs="Times New Roman"/>
-        </w:rPr>
-        <w:t xml:space="preserve">C. </w:t>
-      </w:r>
-      <w:r>
-        <w:rPr>
-          <w:rFonts w:hint="eastAsia" w:ascii="Times New Roman" w:hAnsi="Times New Roman" w:eastAsia="FangSong" w:cs="Times New Roman"/>
-        </w:rPr>
-        <w:t>常温下</w:t>
-      </w:r>
-      <w:r>
-        <w:rPr>
-          <w:rFonts w:hint="eastAsia" w:ascii="Times New Roman" w:hAnsi="Times New Roman" w:eastAsia="Times New Roman" w:cs="Times New Roman"/>
-        </w:rPr>
-        <w:t>，pH</w:t>
-      </w:r>
-      <w:r>
-        <w:rPr>
-          <w:rFonts w:ascii="Times New Roman" w:hAnsi="Times New Roman" w:eastAsia="Times New Roman" w:cs="Times New Roman"/>
-        </w:rPr>
-        <w:t xml:space="preserve"> = 2 </w:t>
-      </w:r>
-      <w:r>
-        <w:rPr>
-          <w:rFonts w:hint="eastAsia" w:ascii="Times New Roman" w:hAnsi="Times New Roman" w:eastAsia="FangSong" w:cs="Times New Roman"/>
-        </w:rPr>
-        <w:t xml:space="preserve">的</w:t>
-      </w:r>
-      <w:r>
-        <w:rPr>
-          <w:rFonts w:ascii="Times New Roman" w:hAnsi="Times New Roman" w:eastAsia="Times New Roman" w:cs="Times New Roman"/>
-        </w:rPr>
-        <w:t xml:space="preserve"> HA </w:t>
-      </w:r>
-      <w:r>
-        <w:rPr>
-          <w:rFonts w:hint="eastAsia" w:ascii="Times New Roman" w:hAnsi="Times New Roman" w:eastAsia="FangSong" w:cs="Times New Roman"/>
-        </w:rPr>
-        <w:t xml:space="preserve">溶液与</w:t>
-      </w:r>
-      <w:r>
-        <w:rPr>
-          <w:rFonts w:ascii="Times New Roman" w:hAnsi="Times New Roman" w:eastAsia="Times New Roman" w:cs="Times New Roman"/>
-        </w:rPr>
-        <w:t xml:space="preserve"> pH = 12 </w:t>
-      </w:r>
-      <w:r>
-        <w:rPr>
-          <w:rFonts w:hint="eastAsia" w:ascii="Times New Roman" w:hAnsi="Times New Roman" w:eastAsia="FangSong" w:cs="Times New Roman"/>
-        </w:rPr>
-        <w:t xml:space="preserve">的</w:t>
-      </w:r>
-      <w:r>
-        <w:rPr>
-          <w:rFonts w:ascii="Times New Roman" w:hAnsi="Times New Roman" w:eastAsia="Times New Roman" w:cs="Times New Roman"/>
-        </w:rPr>
-        <w:t xml:space="preserve"> BOH </w:t>
-      </w:r>
-      <w:r>
-        <w:rPr>
-          <w:rFonts w:hint="eastAsia" w:ascii="Times New Roman" w:hAnsi="Times New Roman" w:eastAsia="FangSong" w:cs="Times New Roman"/>
-        </w:rPr>
-        <w:t>溶液等体积混合呈酸性</w:t>
-      </w:r>
-      <w:r>
-        <w:rPr>
-          <w:rFonts w:hint="eastAsia" w:ascii="Times New Roman" w:hAnsi="Times New Roman" w:eastAsia="Times New Roman" w:cs="Times New Roman"/>
-        </w:rPr>
-        <w:t>，</w:t>
-      </w:r>
-      <w:r>
-        <w:rPr>
-          <w:rFonts w:hint="eastAsia" w:ascii="Times New Roman" w:hAnsi="Times New Roman" w:eastAsia="FangSong" w:cs="Times New Roman"/>
-        </w:rPr>
-        <w:t>则溶液中存在</w:t>
-      </w:r>
-      <w:r>
-        <w:rPr>
-          <w:rFonts w:ascii="Times New Roman" w:hAnsi="Times New Roman" w:eastAsia="Times New Roman" w:cs="Times New Roman"/>
-        </w:rPr>
-        <w:t xml:space="preserve"> B</w:t>
-      </w:r>
-      <w:r>
-        <w:rPr>
-          <w:rFonts w:ascii="Times New Roman" w:hAnsi="Times New Roman" w:eastAsia="Times New Roman" w:cs="Times New Roman"/>
-          <w:vertAlign w:val="superscript"/>
-        </w:rPr>
-        <w:t>+</w:t>
-      </w:r>
-      <w:r>
-        <w:rPr>
-          <w:rFonts w:ascii="Times New Roman" w:hAnsi="Times New Roman" w:eastAsia="Times New Roman" w:cs="Times New Roman"/>
-        </w:rPr>
-        <w:t xml:space="preserve"> + H</w:t>
-      </w:r>
-      <w:r>
-        <w:rPr>
-          <w:rFonts w:ascii="Times New Roman" w:hAnsi="Times New Roman" w:eastAsia="Times New Roman" w:cs="Times New Roman"/>
-          <w:vertAlign w:val="subscript"/>
-        </w:rPr>
-        <w:t>2</w:t>
-      </w:r>
-      <w:r>
-        <w:rPr>
-          <w:rFonts w:ascii="Times New Roman" w:hAnsi="Times New Roman" w:eastAsia="Times New Roman" w:cs="Times New Roman"/>
-        </w:rPr>
-        <w:t>O → BOH + H</w:t>
-      </w:r>
-      <w:r>
-        <w:rPr>
-          <w:rFonts w:ascii="Times New Roman" w:hAnsi="Times New Roman" w:eastAsia="Times New Roman" w:cs="Times New Roman"/>
-          <w:vertAlign w:val="superscript"/>
-        </w:rPr>
-        <w:t>+</w:t>
-      </w:r>
-      <w:r>
-        <w:rPr>
-          <w:rFonts w:ascii="Times New Roman" w:hAnsi="Times New Roman" w:eastAsia="Times New Roman" w:cs="Times New Roman"/>
-        </w:rPr>
-        <w:t xml:space="preserve"> </w:t>
-      </w:r>
-      <w:r>
-        <w:rPr>
-          <w:rFonts w:ascii="Times New Roman" w:hAnsi="Times New Roman" w:eastAsia="Times New Roman" w:cs="Times New Roman"/>
-        </w:rPr>
-        <w:t xml:space="preserve">- </w:t>
-      </w:r>
-    </w:p>
-    <w:p>
-      <w:pPr>
-        <w:pStyle w:val="BodyText"/>
-        <w:ind w:left="480" w:hanging="480"/>
-        <w:spacing w:before="0" w:after="180"/>
       </w:pPr>
       <w:r>
         <w:rPr>
@@ -4757,8 +4780,8 @@
     <w:p>
       <w:pPr>
         <w:pStyle w:val="BodyText"/>
+        <w:spacing w:before="0" w:after="0"/>
         <w:ind w:left="480" w:hanging="480"/>
-        <w:spacing w:after="0"/>
       </w:pPr>
       <w:r>
         <w:rPr>
@@ -5067,21 +5090,133 @@
     <w:p>
       <w:pPr>
         <w:pStyle w:val="BodyText"/>
+        <w:spacing w:before="0" w:after="0"/>
         <w:ind w:left="480" w:hanging="480"/>
+      </w:pPr>
+      <w:r>
+        <w:rPr>
+          <w:rFonts w:ascii="Times New Roman" w:hAnsi="Times New Roman" w:eastAsia="Times New Roman" w:cs="Times New Roman"/>
+        </w:rPr>
+        <w:t>A. Al</w:t>
+      </w:r>
+      <w:r>
+        <w:rPr>
+          <w:rFonts w:ascii="Times New Roman" w:hAnsi="Times New Roman" w:eastAsia="Times New Roman" w:cs="Times New Roman"/>
+          <w:vertAlign w:val="subscript"/>
+        </w:rPr>
+        <w:t>13</w:t>
+      </w:r>
+      <w:r>
+        <w:rPr>
+          <w:rFonts w:ascii="Times New Roman" w:hAnsi="Times New Roman" w:eastAsia="Times New Roman" w:cs="Times New Roman"/>
+        </w:rPr>
+        <w:t xml:space="preserve"> </w:t>
+      </w:r>
+      <w:r>
+        <w:rPr>
+          <w:rFonts w:hint="eastAsia" w:ascii="Times New Roman" w:hAnsi="Times New Roman" w:eastAsia="FangSong" w:cs="Times New Roman"/>
+        </w:rPr>
+        <w:t>具有氧化性</w:t>
+      </w:r>
+      <w:r>
+        <w:rPr>
+          <w:rFonts w:hint="eastAsia" w:ascii="Times New Roman" w:hAnsi="Times New Roman" w:eastAsia="Times New Roman" w:cs="Times New Roman"/>
+        </w:rPr>
+        <w:t>，Al</w:t>
+      </w:r>
+      <w:r>
+        <w:rPr>
+          <w:rFonts w:hint="eastAsia" w:ascii="Times New Roman" w:hAnsi="Times New Roman" w:eastAsia="Times New Roman" w:cs="Times New Roman"/>
+          <w:vertAlign w:val="subscript"/>
+        </w:rPr>
+        <w:t>14</w:t>
+      </w:r>
+      <w:r>
+        <w:rPr>
+          <w:rFonts w:ascii="Times New Roman" w:hAnsi="Times New Roman" w:eastAsia="Times New Roman" w:cs="Times New Roman"/>
+        </w:rPr>
+        <w:t xml:space="preserve"> </w:t>
+      </w:r>
+      <w:r>
+        <w:rPr>
+          <w:rFonts w:hint="eastAsia" w:ascii="Times New Roman" w:hAnsi="Times New Roman" w:eastAsia="FangSong" w:cs="Times New Roman"/>
+        </w:rPr>
+        <w:t xml:space="preserve">具有还原性</w:t>
+      </w:r>
+      <w:r>
+        <w:rPr>
+          <w:rFonts w:ascii="Times New Roman" w:hAnsi="Times New Roman" w:eastAsia="Times New Roman" w:cs="Times New Roman"/>
+        </w:rPr>
+        <w:t xml:space="preserve"> </w:t>
+      </w:r>
+      <w:r>
+        <w:rPr>
+          <w:rFonts w:ascii="Times New Roman" w:hAnsi="Times New Roman" w:eastAsia="Times New Roman" w:cs="Times New Roman"/>
+        </w:rPr>
+        <w:t xml:space="preserve">- </w:t>
+      </w:r>
+    </w:p>
+    <w:p>
+      <w:pPr>
+        <w:pStyle w:val="BodyText"/>
         <w:spacing w:before="0" w:after="0"/>
-      </w:pPr>
-      <w:r>
-        <w:rPr>
-          <w:rFonts w:ascii="Times New Roman" w:hAnsi="Times New Roman" w:eastAsia="Times New Roman" w:cs="Times New Roman"/>
-        </w:rPr>
-        <w:t>A. Al</w:t>
+        <w:ind w:left="480" w:hanging="480"/>
+      </w:pPr>
+      <w:r>
+        <w:rPr>
+          <w:rFonts w:ascii="Times New Roman" w:hAnsi="Times New Roman" w:eastAsia="Times New Roman" w:cs="Times New Roman"/>
+        </w:rPr>
+        <w:t xml:space="preserve">B. Al </w:t>
+      </w:r>
+      <w:r>
+        <w:rPr>
+          <w:rFonts w:hint="eastAsia" w:ascii="Times New Roman" w:hAnsi="Times New Roman" w:eastAsia="FangSong" w:cs="Times New Roman"/>
+        </w:rPr>
+        <w:t xml:space="preserve">的电负性比</w:t>
+      </w:r>
+      <w:r>
+        <w:rPr>
+          <w:rFonts w:ascii="Times New Roman" w:hAnsi="Times New Roman" w:eastAsia="Times New Roman" w:cs="Times New Roman"/>
+        </w:rPr>
+        <w:t xml:space="preserve"> Mg </w:t>
+      </w:r>
+      <w:r>
+        <w:rPr>
+          <w:rFonts w:hint="eastAsia" w:ascii="Times New Roman" w:hAnsi="Times New Roman" w:eastAsia="FangSong" w:cs="Times New Roman"/>
+        </w:rPr>
+        <w:t xml:space="preserve">小</w:t>
+      </w:r>
+      <w:r>
+        <w:rPr>
+          <w:rFonts w:ascii="Times New Roman" w:hAnsi="Times New Roman" w:eastAsia="Times New Roman" w:cs="Times New Roman"/>
+        </w:rPr>
+        <w:t xml:space="preserve"> </w:t>
+      </w:r>
+      <w:r>
+        <w:rPr>
+          <w:rFonts w:ascii="Times New Roman" w:hAnsi="Times New Roman" w:eastAsia="Times New Roman" w:cs="Times New Roman"/>
+        </w:rPr>
+        <w:t>- </w:t>
+      </w:r>
+    </w:p>
+    <w:p>
+      <w:pPr>
+        <w:pStyle w:val="BodyText"/>
+        <w:spacing w:before="0" w:after="0"/>
+        <w:ind w:left="480" w:hanging="480"/>
+      </w:pPr>
+      <w:r>
+        <w:rPr>
+          <w:rFonts w:ascii="Times New Roman" w:hAnsi="Times New Roman" w:eastAsia="Times New Roman" w:cs="Times New Roman"/>
+        </w:rPr>
+        <w:t>C. Al</w:t>
       </w:r>
       <w:r>
         <w:rPr>
           <w:rFonts w:ascii="Times New Roman" w:hAnsi="Times New Roman" w:eastAsia="Times New Roman" w:cs="Times New Roman"/>
           <w:vertAlign w:val="subscript"/>
         </w:rPr>
-        <w:t>13</w:t>
+        <w:t>14</w:t>
       </w:r>
       <w:r>
         <w:rPr>
@@ -5093,17 +5228,29 @@
         <w:rPr>
           <w:rFonts w:hint="eastAsia" w:ascii="Times New Roman" w:hAnsi="Times New Roman" w:eastAsia="FangSong" w:cs="Times New Roman"/>
         </w:rPr>
-        <w:t>具有氧化性</w:t>
-      </w:r>
-      <w:r>
-        <w:rPr>
-          <w:rFonts w:hint="eastAsia" w:ascii="Times New Roman" w:hAnsi="Times New Roman" w:eastAsia="Times New Roman" w:cs="Times New Roman"/>
-        </w:rPr>
-        <w:t>，Al</w:t>
-      </w:r>
-      <w:r>
-        <w:rPr>
-          <w:rFonts w:hint="eastAsia" w:ascii="Times New Roman" w:hAnsi="Times New Roman" w:eastAsia="Times New Roman" w:cs="Times New Roman"/>
+        <w:t xml:space="preserve">可与</w:t>
+      </w:r>
+      <w:r>
+        <w:rPr>
+          <w:rFonts w:ascii="Times New Roman" w:hAnsi="Times New Roman" w:eastAsia="Times New Roman" w:cs="Times New Roman"/>
+        </w:rPr>
+        <w:t xml:space="preserve"> Mg </w:t>
+      </w:r>
+      <w:r>
+        <w:rPr>
+          <w:rFonts w:hint="eastAsia" w:ascii="Times New Roman" w:hAnsi="Times New Roman" w:eastAsia="FangSong" w:cs="Times New Roman"/>
+        </w:rPr>
+        <w:t xml:space="preserve">形成</w:t>
+      </w:r>
+      <w:r>
+        <w:rPr>
+          <w:rFonts w:ascii="Times New Roman" w:hAnsi="Times New Roman" w:eastAsia="Times New Roman" w:cs="Times New Roman"/>
+        </w:rPr>
+        <w:t xml:space="preserve"> MgAl</w:t>
+      </w:r>
+      <w:r>
+        <w:rPr>
+          <w:rFonts w:ascii="Times New Roman" w:hAnsi="Times New Roman" w:eastAsia="Times New Roman" w:cs="Times New Roman"/>
           <w:vertAlign w:val="subscript"/>
         </w:rPr>
         <w:t>14</w:t>
@@ -5116,140 +5263,16 @@
       </w:r>
       <w:r>
         <w:rPr>
-          <w:rFonts w:hint="eastAsia" w:ascii="Times New Roman" w:hAnsi="Times New Roman" w:eastAsia="FangSong" w:cs="Times New Roman"/>
-        </w:rPr>
-        <w:t xml:space="preserve">具有还原性</w:t>
-      </w:r>
-      <w:r>
-        <w:rPr>
-          <w:rFonts w:ascii="Times New Roman" w:hAnsi="Times New Roman" w:eastAsia="Times New Roman" w:cs="Times New Roman"/>
-        </w:rPr>
-        <w:t xml:space="preserve"> </w:t>
-      </w:r>
-      <w:r>
-        <w:rPr>
-          <w:rFonts w:ascii="Times New Roman" w:hAnsi="Times New Roman" w:eastAsia="Times New Roman" w:cs="Times New Roman"/>
-        </w:rPr>
-        <w:t xml:space="preserve">- </w:t>
+          <w:rFonts w:ascii="Times New Roman" w:hAnsi="Times New Roman" w:eastAsia="Times New Roman" w:cs="Times New Roman"/>
+        </w:rPr>
+        <w:t>- </w:t>
       </w:r>
     </w:p>
     <w:p>
       <w:pPr>
         <w:pStyle w:val="BodyText"/>
+        <w:spacing w:before="0" w:after="0"/>
         <w:ind w:left="480" w:hanging="480"/>
-        <w:spacing w:before="0" w:after="0"/>
-      </w:pPr>
-      <w:r>
-        <w:rPr>
-          <w:rFonts w:ascii="Times New Roman" w:hAnsi="Times New Roman" w:eastAsia="Times New Roman" w:cs="Times New Roman"/>
-        </w:rPr>
-        <w:t xml:space="preserve">B. Al </w:t>
-      </w:r>
-      <w:r>
-        <w:rPr>
-          <w:rFonts w:hint="eastAsia" w:ascii="Times New Roman" w:hAnsi="Times New Roman" w:eastAsia="FangSong" w:cs="Times New Roman"/>
-        </w:rPr>
-        <w:t xml:space="preserve">的电负性比</w:t>
-      </w:r>
-      <w:r>
-        <w:rPr>
-          <w:rFonts w:ascii="Times New Roman" w:hAnsi="Times New Roman" w:eastAsia="Times New Roman" w:cs="Times New Roman"/>
-        </w:rPr>
-        <w:t xml:space="preserve"> Mg </w:t>
-      </w:r>
-      <w:r>
-        <w:rPr>
-          <w:rFonts w:hint="eastAsia" w:ascii="Times New Roman" w:hAnsi="Times New Roman" w:eastAsia="FangSong" w:cs="Times New Roman"/>
-        </w:rPr>
-        <w:t xml:space="preserve">小</w:t>
-      </w:r>
-      <w:r>
-        <w:rPr>
-          <w:rFonts w:ascii="Times New Roman" w:hAnsi="Times New Roman" w:eastAsia="Times New Roman" w:cs="Times New Roman"/>
-        </w:rPr>
-        <w:t xml:space="preserve"> </w:t>
-      </w:r>
-      <w:r>
-        <w:rPr>
-          <w:rFonts w:ascii="Times New Roman" w:hAnsi="Times New Roman" w:eastAsia="Times New Roman" w:cs="Times New Roman"/>
-        </w:rPr>
-        <w:t>- </w:t>
-      </w:r>
-    </w:p>
-    <w:p>
-      <w:pPr>
-        <w:pStyle w:val="BodyText"/>
-        <w:ind w:left="480" w:hanging="480"/>
-        <w:spacing w:before="0" w:after="0"/>
-      </w:pPr>
-      <w:r>
-        <w:rPr>
-          <w:rFonts w:ascii="Times New Roman" w:hAnsi="Times New Roman" w:eastAsia="Times New Roman" w:cs="Times New Roman"/>
-        </w:rPr>
-        <w:t>C. Al</w:t>
-      </w:r>
-      <w:r>
-        <w:rPr>
-          <w:rFonts w:ascii="Times New Roman" w:hAnsi="Times New Roman" w:eastAsia="Times New Roman" w:cs="Times New Roman"/>
-          <w:vertAlign w:val="subscript"/>
-        </w:rPr>
-        <w:t>14</w:t>
-      </w:r>
-      <w:r>
-        <w:rPr>
-          <w:rFonts w:ascii="Times New Roman" w:hAnsi="Times New Roman" w:eastAsia="Times New Roman" w:cs="Times New Roman"/>
-        </w:rPr>
-        <w:t xml:space="preserve"> </w:t>
-      </w:r>
-      <w:r>
-        <w:rPr>
-          <w:rFonts w:hint="eastAsia" w:ascii="Times New Roman" w:hAnsi="Times New Roman" w:eastAsia="FangSong" w:cs="Times New Roman"/>
-        </w:rPr>
-        <w:t xml:space="preserve">可与</w:t>
-      </w:r>
-      <w:r>
-        <w:rPr>
-          <w:rFonts w:ascii="Times New Roman" w:hAnsi="Times New Roman" w:eastAsia="Times New Roman" w:cs="Times New Roman"/>
-        </w:rPr>
-        <w:t xml:space="preserve"> Mg </w:t>
-      </w:r>
-      <w:r>
-        <w:rPr>
-          <w:rFonts w:hint="eastAsia" w:ascii="Times New Roman" w:hAnsi="Times New Roman" w:eastAsia="FangSong" w:cs="Times New Roman"/>
-        </w:rPr>
-        <w:t xml:space="preserve">形成</w:t>
-      </w:r>
-      <w:r>
-        <w:rPr>
-          <w:rFonts w:ascii="Times New Roman" w:hAnsi="Times New Roman" w:eastAsia="Times New Roman" w:cs="Times New Roman"/>
-        </w:rPr>
-        <w:t xml:space="preserve"> MgAl</w:t>
-      </w:r>
-      <w:r>
-        <w:rPr>
-          <w:rFonts w:ascii="Times New Roman" w:hAnsi="Times New Roman" w:eastAsia="Times New Roman" w:cs="Times New Roman"/>
-          <w:vertAlign w:val="subscript"/>
-        </w:rPr>
-        <w:t>14</w:t>
-      </w:r>
-      <w:r>
-        <w:rPr>
-          <w:rFonts w:ascii="Times New Roman" w:hAnsi="Times New Roman" w:eastAsia="Times New Roman" w:cs="Times New Roman"/>
-        </w:rPr>
-        <w:t xml:space="preserve"> </w:t>
-      </w:r>
-      <w:r>
-        <w:rPr>
-          <w:rFonts w:ascii="Times New Roman" w:hAnsi="Times New Roman" w:eastAsia="Times New Roman" w:cs="Times New Roman"/>
-        </w:rPr>
-        <w:t>- </w:t>
-      </w:r>
-    </w:p>
-    <w:p>
-      <w:pPr>
-        <w:pStyle w:val="BodyText"/>
-        <w:ind w:left="480" w:hanging="480"/>
-        <w:spacing w:before="0" w:after="180"/>
       </w:pPr>
       <w:r>
         <w:rPr>
@@ -5638,6 +5661,7 @@
     <w:p>
       <w:pPr>
         <w:pStyle w:val="Compact"/>
+        <w:spacing w:before="0" w:after="0"/>
       </w:pPr>
       <w:r>
         <w:rPr>
@@ -5687,6 +5711,7 @@
     <w:p>
       <w:pPr>
         <w:pStyle w:val="Compact"/>
+        <w:spacing w:before="0" w:after="0"/>
       </w:pPr>
       <w:r>
         <w:rPr>
@@ -5735,6 +5760,7 @@
     <w:p>
       <w:pPr>
         <w:pStyle w:val="Compact"/>
+        <w:spacing w:before="0" w:after="0"/>
       </w:pPr>
       <w:r>
         <w:rPr>
@@ -5820,6 +5846,7 @@
     <w:p>
       <w:pPr>
         <w:pStyle w:val="Compact"/>
+        <w:spacing w:before="0" w:after="0"/>
       </w:pPr>
       <w:r>
         <w:rPr>
@@ -6222,6 +6249,7 @@
     <w:p>
       <w:pPr>
         <w:pStyle w:val="Compact"/>
+        <w:spacing w:before="0" w:after="0"/>
       </w:pPr>
       <w:r>
         <w:rPr>
@@ -6245,6 +6273,7 @@
     <w:p>
       <w:pPr>
         <w:pStyle w:val="Compact"/>
+        <w:spacing w:before="0" w:after="0"/>
       </w:pPr>
       <w:r>
         <w:rPr>
@@ -6300,6 +6329,7 @@
     <w:p>
       <w:pPr>
         <w:pStyle w:val="Compact"/>
+        <w:spacing w:before="0" w:after="0"/>
       </w:pPr>
       <w:r>
         <w:rPr>
@@ -6317,6 +6347,7 @@
     <w:p>
       <w:pPr>
         <w:pStyle w:val="Compact"/>
+        <w:spacing w:before="0" w:after="0"/>
       </w:pPr>
       <w:r>
         <w:rPr>
@@ -7624,6 +7655,7 @@
     <w:p>
       <w:pPr>
         <w:pStyle w:val="Compact"/>
+        <w:spacing w:before="0" w:after="0"/>
       </w:pPr>
       <w:r>
         <w:rPr>
@@ -7647,6 +7679,7 @@
     <w:p>
       <w:pPr>
         <w:pStyle w:val="Compact"/>
+        <w:spacing w:before="0" w:after="0"/>
       </w:pPr>
       <w:r>
         <w:rPr>
@@ -7694,6 +7727,7 @@
     <w:p>
       <w:pPr>
         <w:pStyle w:val="Compact"/>
+        <w:spacing w:before="0" w:after="0"/>
       </w:pPr>
       <w:r>
         <w:rPr>
@@ -7723,6 +7757,7 @@
     <w:p>
       <w:pPr>
         <w:pStyle w:val="Compact"/>
+        <w:spacing w:before="0" w:after="0"/>
       </w:pPr>
       <w:r>
         <w:rPr>
@@ -8082,8 +8117,8 @@
     <w:p>
       <w:pPr>
         <w:pStyle w:val="FirstParagraph"/>
+        <w:spacing w:before="0" w:after="0"/>
         <w:ind w:left="480" w:hanging="480"/>
-        <w:spacing w:after="0"/>
       </w:pPr>
       <w:r>
         <w:rPr>
@@ -8191,20 +8226,57 @@
     <w:p>
       <w:pPr>
         <w:pStyle w:val="FirstParagraph"/>
+        <w:spacing w:before="0" w:after="0"/>
         <w:ind w:left="480" w:hanging="480"/>
+      </w:pPr>
+      <w:r>
+        <w:rPr>
+          <w:rFonts w:ascii="Times New Roman" w:hAnsi="Times New Roman" w:eastAsia="Times New Roman" w:cs="Times New Roman"/>
+        </w:rPr>
+        <w:t xml:space="preserve">A. </w:t>
+      </w:r>
+      <w:r>
+        <w:rPr>
+          <w:rFonts w:hint="eastAsia" w:ascii="Times New Roman" w:hAnsi="Times New Roman" w:eastAsia="FangSong" w:cs="Times New Roman"/>
+        </w:rPr>
+        <w:t xml:space="preserve">该晶体的密度计算式见原卷</w:t>
+      </w:r>
+      <w:r>
+        <w:rPr>
+          <w:rFonts w:ascii="Times New Roman" w:hAnsi="Times New Roman" w:eastAsia="Times New Roman" w:cs="Times New Roman"/>
+        </w:rPr>
+        <w:t xml:space="preserve"> </w:t>
+      </w:r>
+      <w:r>
+        <w:rPr>
+          <w:rFonts w:ascii="Times New Roman" w:hAnsi="Times New Roman" w:eastAsia="Times New Roman" w:cs="Times New Roman"/>
+        </w:rPr>
+        <w:t xml:space="preserve">- </w:t>
+      </w:r>
+    </w:p>
+    <w:p>
+      <w:pPr>
+        <w:pStyle w:val="FirstParagraph"/>
         <w:spacing w:before="0" w:after="0"/>
-      </w:pPr>
-      <w:r>
-        <w:rPr>
-          <w:rFonts w:ascii="Times New Roman" w:hAnsi="Times New Roman" w:eastAsia="Times New Roman" w:cs="Times New Roman"/>
-        </w:rPr>
-        <w:t xml:space="preserve">A. </w:t>
-      </w:r>
-      <w:r>
-        <w:rPr>
-          <w:rFonts w:hint="eastAsia" w:ascii="Times New Roman" w:hAnsi="Times New Roman" w:eastAsia="FangSong" w:cs="Times New Roman"/>
-        </w:rPr>
-        <w:t xml:space="preserve">该晶体的密度计算式见原卷</w:t>
+        <w:ind w:left="480" w:hanging="480"/>
+      </w:pPr>
+      <w:r>
+        <w:rPr>
+          <w:rFonts w:ascii="Times New Roman" w:hAnsi="Times New Roman" w:eastAsia="Times New Roman" w:cs="Times New Roman"/>
+        </w:rPr>
+        <w:t xml:space="preserve">B. B </w:t>
+      </w:r>
+      <w:r>
+        <w:rPr>
+          <w:rFonts w:hint="eastAsia" w:ascii="Times New Roman" w:hAnsi="Times New Roman" w:eastAsia="FangSong" w:cs="Times New Roman"/>
+        </w:rPr>
+        <w:t xml:space="preserve">点原子的分数坐标为</w:t>
+      </w:r>
+      <w:r>
+        <w:rPr>
+          <w:rFonts w:ascii="Times New Roman" w:hAnsi="Times New Roman" w:eastAsia="Times New Roman" w:cs="Times New Roman"/>
+        </w:rPr>
+        <w:t xml:space="preserve"> (0, 0, r)</w:t>
       </w:r>
       <w:r>
         <w:rPr>
@@ -8222,45 +8294,8 @@
     <w:p>
       <w:pPr>
         <w:pStyle w:val="FirstParagraph"/>
+        <w:spacing w:before="0" w:after="0"/>
         <w:ind w:left="480" w:hanging="480"/>
-        <w:spacing w:before="0" w:after="0"/>
-      </w:pPr>
-      <w:r>
-        <w:rPr>
-          <w:rFonts w:ascii="Times New Roman" w:hAnsi="Times New Roman" w:eastAsia="Times New Roman" w:cs="Times New Roman"/>
-        </w:rPr>
-        <w:t xml:space="preserve">B. B </w:t>
-      </w:r>
-      <w:r>
-        <w:rPr>
-          <w:rFonts w:hint="eastAsia" w:ascii="Times New Roman" w:hAnsi="Times New Roman" w:eastAsia="FangSong" w:cs="Times New Roman"/>
-        </w:rPr>
-        <w:t xml:space="preserve">点原子的分数坐标为</w:t>
-      </w:r>
-      <w:r>
-        <w:rPr>
-          <w:rFonts w:ascii="Times New Roman" w:hAnsi="Times New Roman" w:eastAsia="Times New Roman" w:cs="Times New Roman"/>
-        </w:rPr>
-        <w:t xml:space="preserve"> (0, 0, r)</w:t>
-      </w:r>
-      <w:r>
-        <w:rPr>
-          <w:rFonts w:ascii="Times New Roman" w:hAnsi="Times New Roman" w:eastAsia="Times New Roman" w:cs="Times New Roman"/>
-        </w:rPr>
-        <w:t xml:space="preserve"> </w:t>
-      </w:r>
-      <w:r>
-        <w:rPr>
-          <w:rFonts w:ascii="Times New Roman" w:hAnsi="Times New Roman" w:eastAsia="Times New Roman" w:cs="Times New Roman"/>
-        </w:rPr>
-        <w:t xml:space="preserve">- </w:t>
-      </w:r>
-    </w:p>
-    <w:p>
-      <w:pPr>
-        <w:pStyle w:val="FirstParagraph"/>
-        <w:ind w:left="480" w:hanging="480"/>
-        <w:spacing w:before="0" w:after="180"/>
       </w:pPr>
       <w:r>
         <w:rPr>
@@ -9192,6 +9227,7 @@
     <w:p>
       <w:pPr>
         <w:pStyle w:val="Compact"/>
+        <w:spacing w:before="0" w:after="0"/>
       </w:pPr>
       <w:r>
         <w:rPr>
@@ -9221,6 +9257,7 @@
     <w:p>
       <w:pPr>
         <w:pStyle w:val="Compact"/>
+        <w:spacing w:before="0" w:after="0"/>
       </w:pPr>
       <w:r>
         <w:rPr>
@@ -9268,6 +9305,7 @@
     <w:p>
       <w:pPr>
         <w:pStyle w:val="Compact"/>
+        <w:spacing w:before="0" w:after="0"/>
       </w:pPr>
       <w:r>
         <w:rPr>
@@ -9309,6 +9347,7 @@
     <w:p>
       <w:pPr>
         <w:pStyle w:val="Compact"/>
+        <w:spacing w:before="0" w:after="0"/>
       </w:pPr>
       <w:r>
         <w:rPr>
@@ -9841,6 +9880,7 @@
     <w:p>
       <w:pPr>
         <w:pStyle w:val="Compact"/>
+        <w:spacing w:before="0" w:after="0"/>
       </w:pPr>
       <w:r>
         <w:rPr>
@@ -9870,6 +9910,7 @@
     <w:p>
       <w:pPr>
         <w:pStyle w:val="Compact"/>
+        <w:spacing w:before="0" w:after="0"/>
       </w:pPr>
       <w:r>
         <w:rPr>
@@ -9911,6 +9952,7 @@
     <w:p>
       <w:pPr>
         <w:pStyle w:val="Compact"/>
+        <w:spacing w:before="0" w:after="0"/>
       </w:pPr>
       <w:r>
         <w:rPr>
@@ -9952,6 +9994,7 @@
     <w:p>
       <w:pPr>
         <w:pStyle w:val="Compact"/>
+        <w:spacing w:before="0" w:after="0"/>
       </w:pPr>
       <w:r>
         <w:rPr>
@@ -10676,6 +10719,7 @@
     <w:p>
       <w:pPr>
         <w:pStyle w:val="Compact"/>
+        <w:spacing w:before="0" w:after="0"/>
       </w:pPr>
       <w:r>
         <w:rPr>
@@ -10718,6 +10762,7 @@
     <w:p>
       <w:pPr>
         <w:pStyle w:val="Compact"/>
+        <w:spacing w:before="0" w:after="0"/>
       </w:pPr>
       <w:r>
         <w:rPr>
@@ -10748,6 +10793,7 @@
     <w:p>
       <w:pPr>
         <w:pStyle w:val="Compact"/>
+        <w:spacing w:before="0" w:after="0"/>
       </w:pPr>
       <w:r>
         <w:rPr>
@@ -10827,6 +10873,7 @@
     <w:p>
       <w:pPr>
         <w:pStyle w:val="Compact"/>
+        <w:spacing w:before="0" w:after="0"/>
       </w:pPr>
       <w:r>
         <w:rPr>
@@ -11857,8 +11904,8 @@
     <w:p>
       <w:pPr>
         <w:pStyle w:val="BodyText"/>
+        <w:spacing w:before="0" w:after="0"/>
         <w:ind w:left="480" w:hanging="480"/>
-        <w:spacing w:after="0"/>
       </w:pPr>
       <w:r>
         <w:rPr>
@@ -12178,47 +12225,47 @@
     <w:p>
       <w:pPr>
         <w:pStyle w:val="BodyText"/>
+        <w:spacing w:before="0" w:after="0"/>
         <w:ind w:left="480" w:hanging="480"/>
+      </w:pPr>
+      <w:r>
+        <w:rPr>
+          <w:rFonts w:ascii="Times New Roman" w:hAnsi="Times New Roman" w:eastAsia="Times New Roman" w:cs="Times New Roman"/>
+        </w:rPr>
+        <w:t xml:space="preserve">A. 4:3　　</w:t>
+      </w:r>
+    </w:p>
+    <w:p>
+      <w:pPr>
+        <w:pStyle w:val="BodyText"/>
         <w:spacing w:before="0" w:after="0"/>
-      </w:pPr>
-      <w:r>
-        <w:rPr>
-          <w:rFonts w:ascii="Times New Roman" w:hAnsi="Times New Roman" w:eastAsia="Times New Roman" w:cs="Times New Roman"/>
-        </w:rPr>
-        <w:t xml:space="preserve">A. 4:3　　</w:t>
+        <w:ind w:left="480" w:hanging="480"/>
+      </w:pPr>
+      <w:r>
+        <w:rPr>
+          <w:rFonts w:ascii="Times New Roman" w:hAnsi="Times New Roman" w:eastAsia="Times New Roman" w:cs="Times New Roman"/>
+        </w:rPr>
+        <w:t xml:space="preserve">B. 3:4　　</w:t>
       </w:r>
     </w:p>
     <w:p>
       <w:pPr>
         <w:pStyle w:val="BodyText"/>
+        <w:spacing w:before="0" w:after="0"/>
         <w:ind w:left="480" w:hanging="480"/>
+      </w:pPr>
+      <w:r>
+        <w:rPr>
+          <w:rFonts w:ascii="Times New Roman" w:hAnsi="Times New Roman" w:eastAsia="Times New Roman" w:cs="Times New Roman"/>
+        </w:rPr>
+        <w:t xml:space="preserve">C. 4:4　　</w:t>
+      </w:r>
+    </w:p>
+    <w:p>
+      <w:pPr>
+        <w:pStyle w:val="BodyText"/>
         <w:spacing w:before="0" w:after="0"/>
-      </w:pPr>
-      <w:r>
-        <w:rPr>
-          <w:rFonts w:ascii="Times New Roman" w:hAnsi="Times New Roman" w:eastAsia="Times New Roman" w:cs="Times New Roman"/>
-        </w:rPr>
-        <w:t xml:space="preserve">B. 3:4　　</w:t>
-      </w:r>
-    </w:p>
-    <w:p>
-      <w:pPr>
-        <w:pStyle w:val="BodyText"/>
         <w:ind w:left="480" w:hanging="480"/>
-        <w:spacing w:before="0" w:after="0"/>
-      </w:pPr>
-      <w:r>
-        <w:rPr>
-          <w:rFonts w:ascii="Times New Roman" w:hAnsi="Times New Roman" w:eastAsia="Times New Roman" w:cs="Times New Roman"/>
-        </w:rPr>
-        <w:t xml:space="preserve">C. 4:4　　</w:t>
-      </w:r>
-    </w:p>
-    <w:p>
-      <w:pPr>
-        <w:pStyle w:val="BodyText"/>
-        <w:ind w:left="480" w:hanging="480"/>
-        <w:spacing w:before="0" w:after="180"/>
       </w:pPr>
       <w:r>
         <w:rPr>
@@ -12380,8 +12427,8 @@
     <w:p>
       <w:pPr>
         <w:pStyle w:val="BodyText"/>
+        <w:spacing w:before="0" w:after="0"/>
         <w:ind w:left="480" w:hanging="480"/>
-        <w:spacing w:after="0"/>
       </w:pPr>
       <w:r>
         <w:rPr>
@@ -12621,20 +12668,141 @@
     <w:p>
       <w:pPr>
         <w:pStyle w:val="BodyText"/>
+        <w:spacing w:before="0" w:after="0"/>
         <w:ind w:left="480" w:hanging="480"/>
+      </w:pPr>
+      <w:r>
+        <w:rPr>
+          <w:rFonts w:ascii="Times New Roman" w:hAnsi="Times New Roman" w:eastAsia="Times New Roman" w:cs="Times New Roman"/>
+        </w:rPr>
+        <w:t xml:space="preserve">A. </w:t>
+      </w:r>
+      <w:r>
+        <w:rPr>
+          <w:rFonts w:hint="eastAsia" w:ascii="Times New Roman" w:hAnsi="Times New Roman" w:eastAsia="FangSong" w:cs="Times New Roman"/>
+        </w:rPr>
+        <w:t>该方法的原理是利用碘与二氧化硫反应</w:t>
+      </w:r>
+      <w:r>
+        <w:rPr>
+          <w:rFonts w:hint="eastAsia" w:ascii="Times New Roman" w:hAnsi="Times New Roman" w:eastAsia="Times New Roman" w:cs="Times New Roman"/>
+        </w:rPr>
+        <w:t>，</w:t>
+      </w:r>
+      <w:r>
+        <w:rPr>
+          <w:rFonts w:hint="eastAsia" w:ascii="Times New Roman" w:hAnsi="Times New Roman" w:eastAsia="FangSong" w:cs="Times New Roman"/>
+        </w:rPr>
+        <w:t>离子方程式为</w:t>
+      </w:r>
+      <w:r>
+        <w:rPr>
+          <w:rFonts w:hint="eastAsia" w:ascii="Times New Roman" w:hAnsi="Times New Roman" w:eastAsia="Times New Roman" w:cs="Times New Roman"/>
+        </w:rPr>
+        <w:t>：I</w:t>
+      </w:r>
+      <w:r>
+        <w:rPr>
+          <w:rFonts w:hint="eastAsia" w:ascii="Times New Roman" w:hAnsi="Times New Roman" w:eastAsia="Times New Roman" w:cs="Times New Roman"/>
+          <w:vertAlign w:val="subscript"/>
+        </w:rPr>
+        <w:t>2</w:t>
+      </w:r>
+      <w:r>
+        <w:rPr>
+          <w:rFonts w:ascii="Times New Roman" w:hAnsi="Times New Roman" w:eastAsia="Times New Roman" w:cs="Times New Roman"/>
+        </w:rPr>
+        <w:t xml:space="preserve"> + SO</w:t>
+      </w:r>
+      <w:r>
+        <w:rPr>
+          <w:rFonts w:ascii="Times New Roman" w:hAnsi="Times New Roman" w:eastAsia="Times New Roman" w:cs="Times New Roman"/>
+          <w:vertAlign w:val="subscript"/>
+        </w:rPr>
+        <w:t>2</w:t>
+      </w:r>
+      <w:r>
+        <w:rPr>
+          <w:rFonts w:ascii="Times New Roman" w:hAnsi="Times New Roman" w:eastAsia="Times New Roman" w:cs="Times New Roman"/>
+        </w:rPr>
+        <w:t xml:space="preserve"> + 2 H</w:t>
+      </w:r>
+      <w:r>
+        <w:rPr>
+          <w:rFonts w:ascii="Times New Roman" w:hAnsi="Times New Roman" w:eastAsia="Times New Roman" w:cs="Times New Roman"/>
+          <w:vertAlign w:val="subscript"/>
+        </w:rPr>
+        <w:t>2</w:t>
+      </w:r>
+      <w:r>
+        <w:rPr>
+          <w:rFonts w:ascii="Times New Roman" w:hAnsi="Times New Roman" w:eastAsia="Times New Roman" w:cs="Times New Roman"/>
+        </w:rPr>
+        <w:t>O → 2 H</w:t>
+      </w:r>
+      <w:r>
+        <w:rPr>
+          <w:rFonts w:ascii="Times New Roman" w:hAnsi="Times New Roman" w:eastAsia="Times New Roman" w:cs="Times New Roman"/>
+          <w:vertAlign w:val="superscript"/>
+        </w:rPr>
+        <w:t>+</w:t>
+      </w:r>
+      <w:r>
+        <w:rPr>
+          <w:rFonts w:ascii="Times New Roman" w:hAnsi="Times New Roman" w:eastAsia="Times New Roman" w:cs="Times New Roman"/>
+        </w:rPr>
+        <w:t xml:space="preserve"> + SO</w:t>
+      </w:r>
+      <w:r>
+        <w:rPr>
+          <w:rFonts w:ascii="Times New Roman" w:hAnsi="Times New Roman" w:eastAsia="Times New Roman" w:cs="Times New Roman"/>
+          <w:vertAlign w:val="subscript"/>
+        </w:rPr>
+        <w:t>4</w:t>
+      </w:r>
+      <w:r>
+        <w:rPr>
+          <w:rFonts w:ascii="Times New Roman" w:hAnsi="Times New Roman" w:eastAsia="Times New Roman" w:cs="Times New Roman"/>
+          <w:vertAlign w:val="superscript"/>
+        </w:rPr>
+        <w:t>2-</w:t>
+      </w:r>
+      <w:r>
+        <w:rPr>
+          <w:rFonts w:ascii="Times New Roman" w:hAnsi="Times New Roman" w:eastAsia="Times New Roman" w:cs="Times New Roman"/>
+        </w:rPr>
+        <w:t xml:space="preserve"> + 2 HI</w:t>
+      </w:r>
+      <w:r>
+        <w:rPr>
+          <w:rFonts w:ascii="Times New Roman" w:hAnsi="Times New Roman" w:eastAsia="Times New Roman" w:cs="Times New Roman"/>
+        </w:rPr>
+        <w:t xml:space="preserve"> </w:t>
+      </w:r>
+      <w:r>
+        <w:rPr>
+          <w:rFonts w:ascii="Times New Roman" w:hAnsi="Times New Roman" w:eastAsia="Times New Roman" w:cs="Times New Roman"/>
+        </w:rPr>
+        <w:t xml:space="preserve">- </w:t>
+      </w:r>
+    </w:p>
+    <w:p>
+      <w:pPr>
+        <w:pStyle w:val="BodyText"/>
         <w:spacing w:before="0" w:after="0"/>
-      </w:pPr>
-      <w:r>
-        <w:rPr>
-          <w:rFonts w:ascii="Times New Roman" w:hAnsi="Times New Roman" w:eastAsia="Times New Roman" w:cs="Times New Roman"/>
-        </w:rPr>
-        <w:t xml:space="preserve">A. </w:t>
-      </w:r>
-      <w:r>
-        <w:rPr>
-          <w:rFonts w:hint="eastAsia" w:ascii="Times New Roman" w:hAnsi="Times New Roman" w:eastAsia="FangSong" w:cs="Times New Roman"/>
-        </w:rPr>
-        <w:t>该方法的原理是利用碘与二氧化硫反应</w:t>
+        <w:ind w:left="480" w:hanging="480"/>
+      </w:pPr>
+      <w:r>
+        <w:rPr>
+          <w:rFonts w:ascii="Times New Roman" w:hAnsi="Times New Roman" w:eastAsia="Times New Roman" w:cs="Times New Roman"/>
+        </w:rPr>
+        <w:t xml:space="preserve">B. </w:t>
+      </w:r>
+      <w:r>
+        <w:rPr>
+          <w:rFonts w:hint="eastAsia" w:ascii="Times New Roman" w:hAnsi="Times New Roman" w:eastAsia="FangSong" w:cs="Times New Roman"/>
+        </w:rPr>
+        <w:t>加入吡啶的作用是中和产生的酸</w:t>
       </w:r>
       <w:r>
         <w:rPr>
@@ -12646,85 +12814,102 @@
         <w:rPr>
           <w:rFonts w:hint="eastAsia" w:ascii="Times New Roman" w:hAnsi="Times New Roman" w:eastAsia="FangSong" w:cs="Times New Roman"/>
         </w:rPr>
-        <w:t>离子方程式为</w:t>
-      </w:r>
-      <w:r>
-        <w:rPr>
-          <w:rFonts w:hint="eastAsia" w:ascii="Times New Roman" w:hAnsi="Times New Roman" w:eastAsia="Times New Roman" w:cs="Times New Roman"/>
-        </w:rPr>
-        <w:t>：I</w:t>
-      </w:r>
-      <w:r>
-        <w:rPr>
-          <w:rFonts w:hint="eastAsia" w:ascii="Times New Roman" w:hAnsi="Times New Roman" w:eastAsia="Times New Roman" w:cs="Times New Roman"/>
+        <w:t>促进反应进行完全</w:t>
+      </w:r>
+      <w:r>
+        <w:rPr>
+          <w:rFonts w:ascii="Times New Roman" w:hAnsi="Times New Roman" w:eastAsia="Times New Roman" w:cs="Times New Roman"/>
+        </w:rPr>
+        <w:t xml:space="preserve"> </w:t>
+      </w:r>
+      <w:r>
+        <w:rPr>
+          <w:rFonts w:ascii="Times New Roman" w:hAnsi="Times New Roman" w:eastAsia="Times New Roman" w:cs="Times New Roman"/>
+        </w:rPr>
+        <w:t xml:space="preserve">- </w:t>
+      </w:r>
+    </w:p>
+    <w:p>
+      <w:pPr>
+        <w:pStyle w:val="BodyText"/>
+        <w:spacing w:before="0" w:after="0"/>
+        <w:ind w:left="480" w:hanging="480"/>
+      </w:pPr>
+      <w:r>
+        <w:rPr>
+          <w:rFonts w:ascii="Times New Roman" w:hAnsi="Times New Roman" w:eastAsia="Times New Roman" w:cs="Times New Roman"/>
+        </w:rPr>
+        <w:t xml:space="preserve">C. </w:t>
+      </w:r>
+      <w:r>
+        <w:rPr>
+          <w:rFonts w:hint="eastAsia" w:ascii="Times New Roman" w:hAnsi="Times New Roman" w:eastAsia="FangSong" w:cs="Times New Roman"/>
+        </w:rPr>
+        <w:t>加入甲醇可以进一步稳定产物</w:t>
+      </w:r>
+      <w:r>
+        <w:rPr>
+          <w:rFonts w:hint="eastAsia" w:ascii="Times New Roman" w:hAnsi="Times New Roman" w:eastAsia="Times New Roman" w:cs="Times New Roman"/>
+        </w:rPr>
+        <w:t>，</w:t>
+      </w:r>
+      <w:r>
+        <w:rPr>
+          <w:rFonts w:hint="eastAsia" w:ascii="Times New Roman" w:hAnsi="Times New Roman" w:eastAsia="FangSong" w:cs="Times New Roman"/>
+        </w:rPr>
+        <w:t>生成</w:t>
+      </w:r>
+      <w:r>
+        <w:rPr>
+          <w:rFonts w:ascii="Times New Roman" w:hAnsi="Times New Roman" w:eastAsia="Times New Roman" w:cs="Times New Roman"/>
+        </w:rPr>
+        <w:t xml:space="preserve"> C</w:t>
+      </w:r>
+      <w:r>
+        <w:rPr>
+          <w:rFonts w:ascii="Times New Roman" w:hAnsi="Times New Roman" w:eastAsia="Times New Roman" w:cs="Times New Roman"/>
           <w:vertAlign w:val="subscript"/>
         </w:rPr>
-        <w:t>2</w:t>
-      </w:r>
-      <w:r>
-        <w:rPr>
-          <w:rFonts w:ascii="Times New Roman" w:hAnsi="Times New Roman" w:eastAsia="Times New Roman" w:cs="Times New Roman"/>
-        </w:rPr>
-        <w:t xml:space="preserve"> + SO</w:t>
+        <w:t>5</w:t>
+      </w:r>
+      <w:r>
+        <w:rPr>
+          <w:rFonts w:ascii="Times New Roman" w:hAnsi="Times New Roman" w:eastAsia="Times New Roman" w:cs="Times New Roman"/>
+        </w:rPr>
+        <w:t>H</w:t>
       </w:r>
       <w:r>
         <w:rPr>
           <w:rFonts w:ascii="Times New Roman" w:hAnsi="Times New Roman" w:eastAsia="Times New Roman" w:cs="Times New Roman"/>
           <w:vertAlign w:val="subscript"/>
         </w:rPr>
-        <w:t>2</w:t>
-      </w:r>
-      <w:r>
-        <w:rPr>
-          <w:rFonts w:ascii="Times New Roman" w:hAnsi="Times New Roman" w:eastAsia="Times New Roman" w:cs="Times New Roman"/>
-        </w:rPr>
-        <w:t xml:space="preserve"> + 2 H</w:t>
+        <w:t>5</w:t>
+      </w:r>
+      <w:r>
+        <w:rPr>
+          <w:rFonts w:ascii="Times New Roman" w:hAnsi="Times New Roman" w:eastAsia="Times New Roman" w:cs="Times New Roman"/>
+        </w:rPr>
+        <w:t>NHSO</w:t>
       </w:r>
       <w:r>
         <w:rPr>
           <w:rFonts w:ascii="Times New Roman" w:hAnsi="Times New Roman" w:eastAsia="Times New Roman" w:cs="Times New Roman"/>
           <w:vertAlign w:val="subscript"/>
         </w:rPr>
-        <w:t>2</w:t>
-      </w:r>
-      <w:r>
-        <w:rPr>
-          <w:rFonts w:ascii="Times New Roman" w:hAnsi="Times New Roman" w:eastAsia="Times New Roman" w:cs="Times New Roman"/>
-        </w:rPr>
-        <w:t>O → 2 H</w:t>
-      </w:r>
-      <w:r>
-        <w:rPr>
-          <w:rFonts w:ascii="Times New Roman" w:hAnsi="Times New Roman" w:eastAsia="Times New Roman" w:cs="Times New Roman"/>
-          <w:vertAlign w:val="superscript"/>
-        </w:rPr>
-        <w:t>+</w:t>
-      </w:r>
-      <w:r>
-        <w:rPr>
-          <w:rFonts w:ascii="Times New Roman" w:hAnsi="Times New Roman" w:eastAsia="Times New Roman" w:cs="Times New Roman"/>
-        </w:rPr>
-        <w:t xml:space="preserve"> + SO</w:t>
+        <w:t>4</w:t>
+      </w:r>
+      <w:r>
+        <w:rPr>
+          <w:rFonts w:ascii="Times New Roman" w:hAnsi="Times New Roman" w:eastAsia="Times New Roman" w:cs="Times New Roman"/>
+        </w:rPr>
+        <w:t>CH</w:t>
       </w:r>
       <w:r>
         <w:rPr>
           <w:rFonts w:ascii="Times New Roman" w:hAnsi="Times New Roman" w:eastAsia="Times New Roman" w:cs="Times New Roman"/>
           <w:vertAlign w:val="subscript"/>
         </w:rPr>
-        <w:t>4</w:t>
-      </w:r>
-      <w:r>
-        <w:rPr>
-          <w:rFonts w:ascii="Times New Roman" w:hAnsi="Times New Roman" w:eastAsia="Times New Roman" w:cs="Times New Roman"/>
-          <w:vertAlign w:val="superscript"/>
-        </w:rPr>
-        <w:t>2-</w:t>
-      </w:r>
-      <w:r>
-        <w:rPr>
-          <w:rFonts w:ascii="Times New Roman" w:hAnsi="Times New Roman" w:eastAsia="Times New Roman" w:cs="Times New Roman"/>
-        </w:rPr>
-        <w:t xml:space="preserve"> + 2 HI</w:t>
+        <w:t>3</w:t>
       </w:r>
       <w:r>
         <w:rPr>
@@ -12742,146 +12927,8 @@
     <w:p>
       <w:pPr>
         <w:pStyle w:val="BodyText"/>
+        <w:spacing w:before="0" w:after="0"/>
         <w:ind w:left="480" w:hanging="480"/>
-        <w:spacing w:before="0" w:after="0"/>
-      </w:pPr>
-      <w:r>
-        <w:rPr>
-          <w:rFonts w:ascii="Times New Roman" w:hAnsi="Times New Roman" w:eastAsia="Times New Roman" w:cs="Times New Roman"/>
-        </w:rPr>
-        <w:t xml:space="preserve">B. </w:t>
-      </w:r>
-      <w:r>
-        <w:rPr>
-          <w:rFonts w:hint="eastAsia" w:ascii="Times New Roman" w:hAnsi="Times New Roman" w:eastAsia="FangSong" w:cs="Times New Roman"/>
-        </w:rPr>
-        <w:t>加入吡啶的作用是中和产生的酸</w:t>
-      </w:r>
-      <w:r>
-        <w:rPr>
-          <w:rFonts w:hint="eastAsia" w:ascii="Times New Roman" w:hAnsi="Times New Roman" w:eastAsia="Times New Roman" w:cs="Times New Roman"/>
-        </w:rPr>
-        <w:t>，</w:t>
-      </w:r>
-      <w:r>
-        <w:rPr>
-          <w:rFonts w:hint="eastAsia" w:ascii="Times New Roman" w:hAnsi="Times New Roman" w:eastAsia="FangSong" w:cs="Times New Roman"/>
-        </w:rPr>
-        <w:t>促进反应进行完全</w:t>
-      </w:r>
-      <w:r>
-        <w:rPr>
-          <w:rFonts w:ascii="Times New Roman" w:hAnsi="Times New Roman" w:eastAsia="Times New Roman" w:cs="Times New Roman"/>
-        </w:rPr>
-        <w:t xml:space="preserve"> </w:t>
-      </w:r>
-      <w:r>
-        <w:rPr>
-          <w:rFonts w:ascii="Times New Roman" w:hAnsi="Times New Roman" w:eastAsia="Times New Roman" w:cs="Times New Roman"/>
-        </w:rPr>
-        <w:t xml:space="preserve">- </w:t>
-      </w:r>
-    </w:p>
-    <w:p>
-      <w:pPr>
-        <w:pStyle w:val="BodyText"/>
-        <w:ind w:left="480" w:hanging="480"/>
-        <w:spacing w:before="0" w:after="0"/>
-      </w:pPr>
-      <w:r>
-        <w:rPr>
-          <w:rFonts w:ascii="Times New Roman" w:hAnsi="Times New Roman" w:eastAsia="Times New Roman" w:cs="Times New Roman"/>
-        </w:rPr>
-        <w:t xml:space="preserve">C. </w:t>
-      </w:r>
-      <w:r>
-        <w:rPr>
-          <w:rFonts w:hint="eastAsia" w:ascii="Times New Roman" w:hAnsi="Times New Roman" w:eastAsia="FangSong" w:cs="Times New Roman"/>
-        </w:rPr>
-        <w:t>加入甲醇可以进一步稳定产物</w:t>
-      </w:r>
-      <w:r>
-        <w:rPr>
-          <w:rFonts w:hint="eastAsia" w:ascii="Times New Roman" w:hAnsi="Times New Roman" w:eastAsia="Times New Roman" w:cs="Times New Roman"/>
-        </w:rPr>
-        <w:t>，</w:t>
-      </w:r>
-      <w:r>
-        <w:rPr>
-          <w:rFonts w:hint="eastAsia" w:ascii="Times New Roman" w:hAnsi="Times New Roman" w:eastAsia="FangSong" w:cs="Times New Roman"/>
-        </w:rPr>
-        <w:t>生成</w:t>
-      </w:r>
-      <w:r>
-        <w:rPr>
-          <w:rFonts w:ascii="Times New Roman" w:hAnsi="Times New Roman" w:eastAsia="Times New Roman" w:cs="Times New Roman"/>
-        </w:rPr>
-        <w:t xml:space="preserve"> C</w:t>
-      </w:r>
-      <w:r>
-        <w:rPr>
-          <w:rFonts w:ascii="Times New Roman" w:hAnsi="Times New Roman" w:eastAsia="Times New Roman" w:cs="Times New Roman"/>
-          <w:vertAlign w:val="subscript"/>
-        </w:rPr>
-        <w:t>5</w:t>
-      </w:r>
-      <w:r>
-        <w:rPr>
-          <w:rFonts w:ascii="Times New Roman" w:hAnsi="Times New Roman" w:eastAsia="Times New Roman" w:cs="Times New Roman"/>
-        </w:rPr>
-        <w:t>H</w:t>
-      </w:r>
-      <w:r>
-        <w:rPr>
-          <w:rFonts w:ascii="Times New Roman" w:hAnsi="Times New Roman" w:eastAsia="Times New Roman" w:cs="Times New Roman"/>
-          <w:vertAlign w:val="subscript"/>
-        </w:rPr>
-        <w:t>5</w:t>
-      </w:r>
-      <w:r>
-        <w:rPr>
-          <w:rFonts w:ascii="Times New Roman" w:hAnsi="Times New Roman" w:eastAsia="Times New Roman" w:cs="Times New Roman"/>
-        </w:rPr>
-        <w:t>NHSO</w:t>
-      </w:r>
-      <w:r>
-        <w:rPr>
-          <w:rFonts w:ascii="Times New Roman" w:hAnsi="Times New Roman" w:eastAsia="Times New Roman" w:cs="Times New Roman"/>
-          <w:vertAlign w:val="subscript"/>
-        </w:rPr>
-        <w:t>4</w:t>
-      </w:r>
-      <w:r>
-        <w:rPr>
-          <w:rFonts w:ascii="Times New Roman" w:hAnsi="Times New Roman" w:eastAsia="Times New Roman" w:cs="Times New Roman"/>
-        </w:rPr>
-        <w:t>CH</w:t>
-      </w:r>
-      <w:r>
-        <w:rPr>
-          <w:rFonts w:ascii="Times New Roman" w:hAnsi="Times New Roman" w:eastAsia="Times New Roman" w:cs="Times New Roman"/>
-          <w:vertAlign w:val="subscript"/>
-        </w:rPr>
-        <w:t>3</w:t>
-      </w:r>
-      <w:r>
-        <w:rPr>
-          <w:rFonts w:ascii="Times New Roman" w:hAnsi="Times New Roman" w:eastAsia="Times New Roman" w:cs="Times New Roman"/>
-        </w:rPr>
-        <w:t xml:space="preserve"> </w:t>
-      </w:r>
-      <w:r>
-        <w:rPr>
-          <w:rFonts w:ascii="Times New Roman" w:hAnsi="Times New Roman" w:eastAsia="Times New Roman" w:cs="Times New Roman"/>
-        </w:rPr>
-        <w:t xml:space="preserve">- </w:t>
-      </w:r>
-    </w:p>
-    <w:p>
-      <w:pPr>
-        <w:pStyle w:val="BodyText"/>
-        <w:ind w:left="480" w:hanging="480"/>
-        <w:spacing w:before="0" w:after="180"/>
       </w:pPr>
       <w:r>
         <w:rPr>
@@ -13211,8 +13258,8 @@
     <w:p>
       <w:pPr>
         <w:pStyle w:val="BodyText"/>
+        <w:spacing w:before="0" w:after="0"/>
         <w:ind w:left="480" w:hanging="480"/>
-        <w:spacing w:after="0"/>
       </w:pPr>
       <w:r>
         <w:rPr>
@@ -13394,14 +13441,117 @@
     <w:p>
       <w:pPr>
         <w:pStyle w:val="BodyText"/>
+        <w:spacing w:before="0" w:after="0"/>
         <w:ind w:left="480" w:hanging="480"/>
+      </w:pPr>
+      <w:r>
+        <w:rPr>
+          <w:rFonts w:ascii="Times New Roman" w:hAnsi="Times New Roman" w:eastAsia="Times New Roman" w:cs="Times New Roman"/>
+        </w:rPr>
+        <w:t>A. Na</w:t>
+      </w:r>
+      <w:r>
+        <w:rPr>
+          <w:rFonts w:ascii="Times New Roman" w:hAnsi="Times New Roman" w:eastAsia="Times New Roman" w:cs="Times New Roman"/>
+          <w:vertAlign w:val="subscript"/>
+        </w:rPr>
+        <w:t>4</w:t>
+      </w:r>
+      <w:r>
+        <w:rPr>
+          <w:rFonts w:ascii="Times New Roman" w:hAnsi="Times New Roman" w:eastAsia="Times New Roman" w:cs="Times New Roman"/>
+        </w:rPr>
+        <w:t>P</w:t>
+      </w:r>
+      <w:r>
+        <w:rPr>
+          <w:rFonts w:ascii="Times New Roman" w:hAnsi="Times New Roman" w:eastAsia="Times New Roman" w:cs="Times New Roman"/>
+          <w:vertAlign w:val="subscript"/>
+        </w:rPr>
+        <w:t>2</w:t>
+      </w:r>
+      <w:r>
+        <w:rPr>
+          <w:rFonts w:ascii="Times New Roman" w:hAnsi="Times New Roman" w:eastAsia="Times New Roman" w:cs="Times New Roman"/>
+        </w:rPr>
+        <w:t>O</w:t>
+      </w:r>
+      <w:r>
+        <w:rPr>
+          <w:rFonts w:ascii="Times New Roman" w:hAnsi="Times New Roman" w:eastAsia="Times New Roman" w:cs="Times New Roman"/>
+          <w:vertAlign w:val="subscript"/>
+        </w:rPr>
+        <w:t>7</w:t>
+      </w:r>
+      <w:r>
+        <w:rPr>
+          <w:rFonts w:ascii="Times New Roman" w:hAnsi="Times New Roman" w:eastAsia="Times New Roman" w:cs="Times New Roman"/>
+        </w:rPr>
+        <w:t xml:space="preserve"> </w:t>
+      </w:r>
+      <w:r>
+        <w:rPr>
+          <w:rFonts w:hint="eastAsia" w:ascii="Times New Roman" w:hAnsi="Times New Roman" w:eastAsia="FangSong" w:cs="Times New Roman"/>
+        </w:rPr>
+        <w:t xml:space="preserve">和</w:t>
+      </w:r>
+      <w:r>
+        <w:rPr>
+          <w:rFonts w:ascii="Times New Roman" w:hAnsi="Times New Roman" w:eastAsia="Times New Roman" w:cs="Times New Roman"/>
+        </w:rPr>
+        <w:t xml:space="preserve"> Na</w:t>
+      </w:r>
+      <w:r>
+        <w:rPr>
+          <w:rFonts w:ascii="Times New Roman" w:hAnsi="Times New Roman" w:eastAsia="Times New Roman" w:cs="Times New Roman"/>
+          <w:vertAlign w:val="subscript"/>
+        </w:rPr>
+        <w:t>5</w:t>
+      </w:r>
+      <w:r>
+        <w:rPr>
+          <w:rFonts w:ascii="Times New Roman" w:hAnsi="Times New Roman" w:eastAsia="Times New Roman" w:cs="Times New Roman"/>
+        </w:rPr>
+        <w:t>P</w:t>
+      </w:r>
+      <w:r>
+        <w:rPr>
+          <w:rFonts w:ascii="Times New Roman" w:hAnsi="Times New Roman" w:eastAsia="Times New Roman" w:cs="Times New Roman"/>
+          <w:vertAlign w:val="subscript"/>
+        </w:rPr>
+        <w:t>3</w:t>
+      </w:r>
+      <w:r>
+        <w:rPr>
+          <w:rFonts w:ascii="Times New Roman" w:hAnsi="Times New Roman" w:eastAsia="Times New Roman" w:cs="Times New Roman"/>
+        </w:rPr>
+        <w:t>O</w:t>
+      </w:r>
+      <w:r>
+        <w:rPr>
+          <w:rFonts w:ascii="Times New Roman" w:hAnsi="Times New Roman" w:eastAsia="Times New Roman" w:cs="Times New Roman"/>
+          <w:vertAlign w:val="subscript"/>
+        </w:rPr>
+        <w:t>10</w:t>
+      </w:r>
+      <w:r>
+        <w:rPr>
+          <w:rFonts w:ascii="Times New Roman" w:hAnsi="Times New Roman" w:eastAsia="Times New Roman" w:cs="Times New Roman"/>
+        </w:rPr>
+        <w:t xml:space="preserve">　　</w:t>
+      </w:r>
+    </w:p>
+    <w:p>
+      <w:pPr>
+        <w:pStyle w:val="BodyText"/>
         <w:spacing w:before="0" w:after="0"/>
-      </w:pPr>
-      <w:r>
-        <w:rPr>
-          <w:rFonts w:ascii="Times New Roman" w:hAnsi="Times New Roman" w:eastAsia="Times New Roman" w:cs="Times New Roman"/>
-        </w:rPr>
-        <w:t>A. Na</w:t>
+        <w:ind w:left="480" w:hanging="480"/>
+      </w:pPr>
+      <w:r>
+        <w:rPr>
+          <w:rFonts w:ascii="Times New Roman" w:hAnsi="Times New Roman" w:eastAsia="Times New Roman" w:cs="Times New Roman"/>
+        </w:rPr>
+        <w:t xml:space="preserve">B. Na</w:t>
       </w:r>
       <w:r>
         <w:rPr>
@@ -13444,6 +13594,90 @@
       </w:r>
       <w:r>
         <w:rPr>
+          <w:rFonts w:ascii="Times New Roman" w:hAnsi="Times New Roman" w:eastAsia="Times New Roman" w:cs="Times New Roman"/>
+        </w:rPr>
+        <w:t>- </w:t>
+      </w:r>
+    </w:p>
+    <w:p>
+      <w:pPr>
+        <w:pStyle w:val="BodyText"/>
+        <w:spacing w:before="0" w:after="0"/>
+        <w:ind w:left="480" w:hanging="480"/>
+      </w:pPr>
+      <w:r>
+        <w:rPr>
+          <w:rFonts w:ascii="Times New Roman" w:hAnsi="Times New Roman" w:eastAsia="Times New Roman" w:cs="Times New Roman"/>
+        </w:rPr>
+        <w:t>C. Na</w:t>
+      </w:r>
+      <w:r>
+        <w:rPr>
+          <w:rFonts w:ascii="Times New Roman" w:hAnsi="Times New Roman" w:eastAsia="Times New Roman" w:cs="Times New Roman"/>
+          <w:vertAlign w:val="subscript"/>
+        </w:rPr>
+        <w:t>3</w:t>
+      </w:r>
+      <w:r>
+        <w:rPr>
+          <w:rFonts w:ascii="Times New Roman" w:hAnsi="Times New Roman" w:eastAsia="Times New Roman" w:cs="Times New Roman"/>
+        </w:rPr>
+        <w:t>PO</w:t>
+      </w:r>
+      <w:r>
+        <w:rPr>
+          <w:rFonts w:ascii="Times New Roman" w:hAnsi="Times New Roman" w:eastAsia="Times New Roman" w:cs="Times New Roman"/>
+          <w:vertAlign w:val="subscript"/>
+        </w:rPr>
+        <w:t>4</w:t>
+      </w:r>
+      <w:r>
+        <w:rPr>
+          <w:rFonts w:ascii="Times New Roman" w:hAnsi="Times New Roman" w:eastAsia="Times New Roman" w:cs="Times New Roman"/>
+        </w:rPr>
+        <w:t>、Na</w:t>
+      </w:r>
+      <w:r>
+        <w:rPr>
+          <w:rFonts w:ascii="Times New Roman" w:hAnsi="Times New Roman" w:eastAsia="Times New Roman" w:cs="Times New Roman"/>
+          <w:vertAlign w:val="subscript"/>
+        </w:rPr>
+        <w:t>4</w:t>
+      </w:r>
+      <w:r>
+        <w:rPr>
+          <w:rFonts w:ascii="Times New Roman" w:hAnsi="Times New Roman" w:eastAsia="Times New Roman" w:cs="Times New Roman"/>
+        </w:rPr>
+        <w:t>P</w:t>
+      </w:r>
+      <w:r>
+        <w:rPr>
+          <w:rFonts w:ascii="Times New Roman" w:hAnsi="Times New Roman" w:eastAsia="Times New Roman" w:cs="Times New Roman"/>
+          <w:vertAlign w:val="subscript"/>
+        </w:rPr>
+        <w:t>2</w:t>
+      </w:r>
+      <w:r>
+        <w:rPr>
+          <w:rFonts w:ascii="Times New Roman" w:hAnsi="Times New Roman" w:eastAsia="Times New Roman" w:cs="Times New Roman"/>
+        </w:rPr>
+        <w:t>O</w:t>
+      </w:r>
+      <w:r>
+        <w:rPr>
+          <w:rFonts w:ascii="Times New Roman" w:hAnsi="Times New Roman" w:eastAsia="Times New Roman" w:cs="Times New Roman"/>
+          <w:vertAlign w:val="subscript"/>
+        </w:rPr>
+        <w:t>7</w:t>
+      </w:r>
+      <w:r>
+        <w:rPr>
+          <w:rFonts w:ascii="Times New Roman" w:hAnsi="Times New Roman" w:eastAsia="Times New Roman" w:cs="Times New Roman"/>
+        </w:rPr>
+        <w:t xml:space="preserve"> </w:t>
+      </w:r>
+      <w:r>
+        <w:rPr>
           <w:rFonts w:hint="eastAsia" w:ascii="Times New Roman" w:hAnsi="Times New Roman" w:eastAsia="FangSong" w:cs="Times New Roman"/>
         </w:rPr>
         <w:t xml:space="preserve">和</w:t>
@@ -13497,195 +13731,8 @@
     <w:p>
       <w:pPr>
         <w:pStyle w:val="BodyText"/>
+        <w:spacing w:before="0" w:after="0"/>
         <w:ind w:left="480" w:hanging="480"/>
-        <w:spacing w:before="0" w:after="0"/>
-      </w:pPr>
-      <w:r>
-        <w:rPr>
-          <w:rFonts w:ascii="Times New Roman" w:hAnsi="Times New Roman" w:eastAsia="Times New Roman" w:cs="Times New Roman"/>
-        </w:rPr>
-        <w:t xml:space="preserve">B. Na</w:t>
-      </w:r>
-      <w:r>
-        <w:rPr>
-          <w:rFonts w:ascii="Times New Roman" w:hAnsi="Times New Roman" w:eastAsia="Times New Roman" w:cs="Times New Roman"/>
-          <w:vertAlign w:val="subscript"/>
-        </w:rPr>
-        <w:t>4</w:t>
-      </w:r>
-      <w:r>
-        <w:rPr>
-          <w:rFonts w:ascii="Times New Roman" w:hAnsi="Times New Roman" w:eastAsia="Times New Roman" w:cs="Times New Roman"/>
-        </w:rPr>
-        <w:t>P</w:t>
-      </w:r>
-      <w:r>
-        <w:rPr>
-          <w:rFonts w:ascii="Times New Roman" w:hAnsi="Times New Roman" w:eastAsia="Times New Roman" w:cs="Times New Roman"/>
-          <w:vertAlign w:val="subscript"/>
-        </w:rPr>
-        <w:t>2</w:t>
-      </w:r>
-      <w:r>
-        <w:rPr>
-          <w:rFonts w:ascii="Times New Roman" w:hAnsi="Times New Roman" w:eastAsia="Times New Roman" w:cs="Times New Roman"/>
-        </w:rPr>
-        <w:t>O</w:t>
-      </w:r>
-      <w:r>
-        <w:rPr>
-          <w:rFonts w:ascii="Times New Roman" w:hAnsi="Times New Roman" w:eastAsia="Times New Roman" w:cs="Times New Roman"/>
-          <w:vertAlign w:val="subscript"/>
-        </w:rPr>
-        <w:t>7</w:t>
-      </w:r>
-      <w:r>
-        <w:rPr>
-          <w:rFonts w:ascii="Times New Roman" w:hAnsi="Times New Roman" w:eastAsia="Times New Roman" w:cs="Times New Roman"/>
-        </w:rPr>
-        <w:t xml:space="preserve"> </w:t>
-      </w:r>
-      <w:r>
-        <w:rPr>
-          <w:rFonts w:ascii="Times New Roman" w:hAnsi="Times New Roman" w:eastAsia="Times New Roman" w:cs="Times New Roman"/>
-        </w:rPr>
-        <w:t>- </w:t>
-      </w:r>
-    </w:p>
-    <w:p>
-      <w:pPr>
-        <w:pStyle w:val="BodyText"/>
-        <w:ind w:left="480" w:hanging="480"/>
-        <w:spacing w:before="0" w:after="0"/>
-      </w:pPr>
-      <w:r>
-        <w:rPr>
-          <w:rFonts w:ascii="Times New Roman" w:hAnsi="Times New Roman" w:eastAsia="Times New Roman" w:cs="Times New Roman"/>
-        </w:rPr>
-        <w:t>C. Na</w:t>
-      </w:r>
-      <w:r>
-        <w:rPr>
-          <w:rFonts w:ascii="Times New Roman" w:hAnsi="Times New Roman" w:eastAsia="Times New Roman" w:cs="Times New Roman"/>
-          <w:vertAlign w:val="subscript"/>
-        </w:rPr>
-        <w:t>3</w:t>
-      </w:r>
-      <w:r>
-        <w:rPr>
-          <w:rFonts w:ascii="Times New Roman" w:hAnsi="Times New Roman" w:eastAsia="Times New Roman" w:cs="Times New Roman"/>
-        </w:rPr>
-        <w:t>PO</w:t>
-      </w:r>
-      <w:r>
-        <w:rPr>
-          <w:rFonts w:ascii="Times New Roman" w:hAnsi="Times New Roman" w:eastAsia="Times New Roman" w:cs="Times New Roman"/>
-          <w:vertAlign w:val="subscript"/>
-        </w:rPr>
-        <w:t>4</w:t>
-      </w:r>
-      <w:r>
-        <w:rPr>
-          <w:rFonts w:ascii="Times New Roman" w:hAnsi="Times New Roman" w:eastAsia="Times New Roman" w:cs="Times New Roman"/>
-        </w:rPr>
-        <w:t>、Na</w:t>
-      </w:r>
-      <w:r>
-        <w:rPr>
-          <w:rFonts w:ascii="Times New Roman" w:hAnsi="Times New Roman" w:eastAsia="Times New Roman" w:cs="Times New Roman"/>
-          <w:vertAlign w:val="subscript"/>
-        </w:rPr>
-        <w:t>4</w:t>
-      </w:r>
-      <w:r>
-        <w:rPr>
-          <w:rFonts w:ascii="Times New Roman" w:hAnsi="Times New Roman" w:eastAsia="Times New Roman" w:cs="Times New Roman"/>
-        </w:rPr>
-        <w:t>P</w:t>
-      </w:r>
-      <w:r>
-        <w:rPr>
-          <w:rFonts w:ascii="Times New Roman" w:hAnsi="Times New Roman" w:eastAsia="Times New Roman" w:cs="Times New Roman"/>
-          <w:vertAlign w:val="subscript"/>
-        </w:rPr>
-        <w:t>2</w:t>
-      </w:r>
-      <w:r>
-        <w:rPr>
-          <w:rFonts w:ascii="Times New Roman" w:hAnsi="Times New Roman" w:eastAsia="Times New Roman" w:cs="Times New Roman"/>
-        </w:rPr>
-        <w:t>O</w:t>
-      </w:r>
-      <w:r>
-        <w:rPr>
-          <w:rFonts w:ascii="Times New Roman" w:hAnsi="Times New Roman" w:eastAsia="Times New Roman" w:cs="Times New Roman"/>
-          <w:vertAlign w:val="subscript"/>
-        </w:rPr>
-        <w:t>7</w:t>
-      </w:r>
-      <w:r>
-        <w:rPr>
-          <w:rFonts w:ascii="Times New Roman" w:hAnsi="Times New Roman" w:eastAsia="Times New Roman" w:cs="Times New Roman"/>
-        </w:rPr>
-        <w:t xml:space="preserve"> </w:t>
-      </w:r>
-      <w:r>
-        <w:rPr>
-          <w:rFonts w:hint="eastAsia" w:ascii="Times New Roman" w:hAnsi="Times New Roman" w:eastAsia="FangSong" w:cs="Times New Roman"/>
-        </w:rPr>
-        <w:t xml:space="preserve">和</w:t>
-      </w:r>
-      <w:r>
-        <w:rPr>
-          <w:rFonts w:ascii="Times New Roman" w:hAnsi="Times New Roman" w:eastAsia="Times New Roman" w:cs="Times New Roman"/>
-        </w:rPr>
-        <w:t xml:space="preserve"> Na</w:t>
-      </w:r>
-      <w:r>
-        <w:rPr>
-          <w:rFonts w:ascii="Times New Roman" w:hAnsi="Times New Roman" w:eastAsia="Times New Roman" w:cs="Times New Roman"/>
-          <w:vertAlign w:val="subscript"/>
-        </w:rPr>
-        <w:t>5</w:t>
-      </w:r>
-      <w:r>
-        <w:rPr>
-          <w:rFonts w:ascii="Times New Roman" w:hAnsi="Times New Roman" w:eastAsia="Times New Roman" w:cs="Times New Roman"/>
-        </w:rPr>
-        <w:t>P</w:t>
-      </w:r>
-      <w:r>
-        <w:rPr>
-          <w:rFonts w:ascii="Times New Roman" w:hAnsi="Times New Roman" w:eastAsia="Times New Roman" w:cs="Times New Roman"/>
-          <w:vertAlign w:val="subscript"/>
-        </w:rPr>
-        <w:t>3</w:t>
-      </w:r>
-      <w:r>
-        <w:rPr>
-          <w:rFonts w:ascii="Times New Roman" w:hAnsi="Times New Roman" w:eastAsia="Times New Roman" w:cs="Times New Roman"/>
-        </w:rPr>
-        <w:t>O</w:t>
-      </w:r>
-      <w:r>
-        <w:rPr>
-          <w:rFonts w:ascii="Times New Roman" w:hAnsi="Times New Roman" w:eastAsia="Times New Roman" w:cs="Times New Roman"/>
-          <w:vertAlign w:val="subscript"/>
-        </w:rPr>
-        <w:t>10</w:t>
-      </w:r>
-      <w:r>
-        <w:rPr>
-          <w:rFonts w:ascii="Times New Roman" w:hAnsi="Times New Roman" w:eastAsia="Times New Roman" w:cs="Times New Roman"/>
-        </w:rPr>
-        <w:t xml:space="preserve">　　</w:t>
-      </w:r>
-    </w:p>
-    <w:p>
-      <w:pPr>
-        <w:pStyle w:val="BodyText"/>
-        <w:ind w:left="480" w:hanging="480"/>
-        <w:spacing w:before="0" w:after="180"/>
       </w:pPr>
       <w:r>
         <w:rPr>
@@ -13918,8 +13965,8 @@
     <w:p>
       <w:pPr>
         <w:pStyle w:val="BodyText"/>
+        <w:spacing w:before="0" w:after="0"/>
         <w:ind w:left="480" w:hanging="480"/>
-        <w:spacing w:after="0"/>
       </w:pPr>
       <w:r>
         <w:rPr>
@@ -14396,26 +14443,71 @@
     <w:p>
       <w:pPr>
         <w:pStyle w:val="BodyText"/>
+        <w:spacing w:before="0" w:after="0"/>
         <w:ind w:left="480" w:hanging="480"/>
+      </w:pPr>
+      <w:r>
+        <w:rPr>
+          <w:rFonts w:ascii="Times New Roman" w:hAnsi="Times New Roman" w:eastAsia="Times New Roman" w:cs="Times New Roman"/>
+        </w:rPr>
+        <w:t xml:space="preserve">A. </w:t>
+      </w:r>
+      <w:r>
+        <w:rPr>
+          <w:rFonts w:hint="eastAsia" w:ascii="Times New Roman" w:hAnsi="Times New Roman" w:eastAsia="FangSong" w:cs="Times New Roman"/>
+        </w:rPr>
+        <w:t xml:space="preserve">不溶于水的固体是</w:t>
+      </w:r>
+      <w:r>
+        <w:rPr>
+          <w:rFonts w:ascii="Times New Roman" w:hAnsi="Times New Roman" w:eastAsia="Times New Roman" w:cs="Times New Roman"/>
+        </w:rPr>
+        <w:t xml:space="preserve"> S</w:t>
+      </w:r>
+      <w:r>
+        <w:rPr>
+          <w:rFonts w:ascii="Times New Roman" w:hAnsi="Times New Roman" w:eastAsia="Times New Roman" w:cs="Times New Roman"/>
+        </w:rPr>
+        <w:t xml:space="preserve"> </w:t>
+      </w:r>
+      <w:r>
+        <w:rPr>
+          <w:rFonts w:ascii="Times New Roman" w:hAnsi="Times New Roman" w:eastAsia="Times New Roman" w:cs="Times New Roman"/>
+        </w:rPr>
+        <w:t>- </w:t>
+      </w:r>
+    </w:p>
+    <w:p>
+      <w:pPr>
+        <w:pStyle w:val="BodyText"/>
         <w:spacing w:before="0" w:after="0"/>
-      </w:pPr>
-      <w:r>
-        <w:rPr>
-          <w:rFonts w:ascii="Times New Roman" w:hAnsi="Times New Roman" w:eastAsia="Times New Roman" w:cs="Times New Roman"/>
-        </w:rPr>
-        <w:t xml:space="preserve">A. </w:t>
-      </w:r>
-      <w:r>
-        <w:rPr>
-          <w:rFonts w:hint="eastAsia" w:ascii="Times New Roman" w:hAnsi="Times New Roman" w:eastAsia="FangSong" w:cs="Times New Roman"/>
-        </w:rPr>
-        <w:t xml:space="preserve">不溶于水的固体是</w:t>
-      </w:r>
-      <w:r>
-        <w:rPr>
-          <w:rFonts w:ascii="Times New Roman" w:hAnsi="Times New Roman" w:eastAsia="Times New Roman" w:cs="Times New Roman"/>
-        </w:rPr>
-        <w:t xml:space="preserve"> S</w:t>
+        <w:ind w:left="480" w:hanging="480"/>
+      </w:pPr>
+      <w:r>
+        <w:rPr>
+          <w:rFonts w:ascii="Times New Roman" w:hAnsi="Times New Roman" w:eastAsia="Times New Roman" w:cs="Times New Roman"/>
+        </w:rPr>
+        <w:t>B. Na</w:t>
+      </w:r>
+      <w:r>
+        <w:rPr>
+          <w:rFonts w:ascii="Times New Roman" w:hAnsi="Times New Roman" w:eastAsia="Times New Roman" w:cs="Times New Roman"/>
+          <w:vertAlign w:val="subscript"/>
+        </w:rPr>
+        <w:t>2</w:t>
+      </w:r>
+      <w:r>
+        <w:rPr>
+          <w:rFonts w:ascii="Times New Roman" w:hAnsi="Times New Roman" w:eastAsia="Times New Roman" w:cs="Times New Roman"/>
+        </w:rPr>
+        <w:t>SO</w:t>
+      </w:r>
+      <w:r>
+        <w:rPr>
+          <w:rFonts w:ascii="Times New Roman" w:hAnsi="Times New Roman" w:eastAsia="Times New Roman" w:cs="Times New Roman"/>
+          <w:vertAlign w:val="subscript"/>
+        </w:rPr>
+        <w:t>3</w:t>
       </w:r>
       <w:r>
         <w:rPr>
@@ -14425,6 +14517,117 @@
       </w:r>
       <w:r>
         <w:rPr>
+          <w:rFonts w:hint="eastAsia" w:ascii="Times New Roman" w:hAnsi="Times New Roman" w:eastAsia="FangSong" w:cs="Times New Roman"/>
+        </w:rPr>
+        <w:t xml:space="preserve">加热后溶于水生成了</w:t>
+      </w:r>
+      <w:r>
+        <w:rPr>
+          <w:rFonts w:ascii="Times New Roman" w:hAnsi="Times New Roman" w:eastAsia="Times New Roman" w:cs="Times New Roman"/>
+        </w:rPr>
+        <w:t xml:space="preserve"> </w:t>
+      </w:r>
+      <w:r>
+        <w:rPr>
+          <w:rFonts w:hint="eastAsia" w:ascii="Times New Roman" w:hAnsi="Times New Roman" w:eastAsia="Times New Roman" w:cs="Times New Roman"/>
+        </w:rPr>
+        <w:t>NaOH，</w:t>
+      </w:r>
+      <w:r>
+        <w:rPr>
+          <w:rFonts w:hint="eastAsia" w:ascii="Times New Roman" w:hAnsi="Times New Roman" w:eastAsia="FangSong" w:cs="Times New Roman"/>
+        </w:rPr>
+        <w:t>所以</w:t>
+      </w:r>
+      <w:r>
+        <w:rPr>
+          <w:rFonts w:ascii="Times New Roman" w:hAnsi="Times New Roman" w:eastAsia="Times New Roman" w:cs="Times New Roman"/>
+        </w:rPr>
+        <w:t xml:space="preserve"> pH </w:t>
+      </w:r>
+      <w:r>
+        <w:rPr>
+          <w:rFonts w:hint="eastAsia" w:ascii="Times New Roman" w:hAnsi="Times New Roman" w:eastAsia="FangSong" w:cs="Times New Roman"/>
+        </w:rPr>
+        <w:t xml:space="preserve">值肯定增大</w:t>
+      </w:r>
+      <w:r>
+        <w:rPr>
+          <w:rFonts w:ascii="Times New Roman" w:hAnsi="Times New Roman" w:eastAsia="Times New Roman" w:cs="Times New Roman"/>
+        </w:rPr>
+        <w:t xml:space="preserve"> </w:t>
+      </w:r>
+      <w:r>
+        <w:rPr>
+          <w:rFonts w:ascii="Times New Roman" w:hAnsi="Times New Roman" w:eastAsia="Times New Roman" w:cs="Times New Roman"/>
+        </w:rPr>
+        <w:t xml:space="preserve">- </w:t>
+      </w:r>
+    </w:p>
+    <w:p>
+      <w:pPr>
+        <w:pStyle w:val="BodyText"/>
+        <w:spacing w:before="0" w:after="0"/>
+        <w:ind w:left="480" w:hanging="480"/>
+      </w:pPr>
+      <w:r>
+        <w:rPr>
+          <w:rFonts w:ascii="Times New Roman" w:hAnsi="Times New Roman" w:eastAsia="Times New Roman" w:cs="Times New Roman"/>
+        </w:rPr>
+        <w:t xml:space="preserve">C. </w:t>
+      </w:r>
+      <w:r>
+        <w:rPr>
+          <w:rFonts w:hint="eastAsia" w:ascii="Times New Roman" w:hAnsi="Times New Roman" w:eastAsia="FangSong" w:cs="Times New Roman"/>
+        </w:rPr>
+        <w:t>加热后的固体溶于水后</w:t>
+      </w:r>
+      <w:r>
+        <w:rPr>
+          <w:rFonts w:hint="eastAsia" w:ascii="Times New Roman" w:hAnsi="Times New Roman" w:eastAsia="Times New Roman" w:cs="Times New Roman"/>
+        </w:rPr>
+        <w:t>，</w:t>
+      </w:r>
+      <w:r>
+        <w:rPr>
+          <w:rFonts w:hint="eastAsia" w:ascii="Times New Roman" w:hAnsi="Times New Roman" w:eastAsia="FangSong" w:cs="Times New Roman"/>
+        </w:rPr>
+        <w:t>溶液中可能存在</w:t>
+      </w:r>
+      <w:r>
+        <w:rPr>
+          <w:rFonts w:ascii="Times New Roman" w:hAnsi="Times New Roman" w:eastAsia="Times New Roman" w:cs="Times New Roman"/>
+        </w:rPr>
+        <w:t xml:space="preserve"> Na</w:t>
+      </w:r>
+      <w:r>
+        <w:rPr>
+          <w:rFonts w:ascii="Times New Roman" w:hAnsi="Times New Roman" w:eastAsia="Times New Roman" w:cs="Times New Roman"/>
+          <w:vertAlign w:val="subscript"/>
+        </w:rPr>
+        <w:t>2</w:t>
+      </w:r>
+      <w:r>
+        <w:rPr>
+          <w:rFonts w:ascii="Times New Roman" w:hAnsi="Times New Roman" w:eastAsia="Times New Roman" w:cs="Times New Roman"/>
+        </w:rPr>
+        <w:t>S</w:t>
+      </w:r>
+      <w:r>
+        <w:rPr>
+          <w:rFonts w:ascii="Times New Roman" w:hAnsi="Times New Roman" w:eastAsia="Times New Roman" w:cs="Times New Roman"/>
+          <w:vertAlign w:val="subscript"/>
+        </w:rPr>
+        <w:t>x</w:t>
+      </w:r>
+      <w:r>
+        <w:rPr>
+          <w:rFonts w:ascii="Times New Roman" w:hAnsi="Times New Roman" w:eastAsia="Times New Roman" w:cs="Times New Roman"/>
+        </w:rPr>
+        <w:t xml:space="preserve"> </w:t>
+      </w:r>
+      <w:r>
+        <w:rPr>
           <w:rFonts w:ascii="Times New Roman" w:hAnsi="Times New Roman" w:eastAsia="Times New Roman" w:cs="Times New Roman"/>
         </w:rPr>
         <w:t>- </w:t>
@@ -14433,164 +14636,8 @@
     <w:p>
       <w:pPr>
         <w:pStyle w:val="BodyText"/>
+        <w:spacing w:before="0" w:after="0"/>
         <w:ind w:left="480" w:hanging="480"/>
-        <w:spacing w:before="0" w:after="0"/>
-      </w:pPr>
-      <w:r>
-        <w:rPr>
-          <w:rFonts w:ascii="Times New Roman" w:hAnsi="Times New Roman" w:eastAsia="Times New Roman" w:cs="Times New Roman"/>
-        </w:rPr>
-        <w:t>B. Na</w:t>
-      </w:r>
-      <w:r>
-        <w:rPr>
-          <w:rFonts w:ascii="Times New Roman" w:hAnsi="Times New Roman" w:eastAsia="Times New Roman" w:cs="Times New Roman"/>
-          <w:vertAlign w:val="subscript"/>
-        </w:rPr>
-        <w:t>2</w:t>
-      </w:r>
-      <w:r>
-        <w:rPr>
-          <w:rFonts w:ascii="Times New Roman" w:hAnsi="Times New Roman" w:eastAsia="Times New Roman" w:cs="Times New Roman"/>
-        </w:rPr>
-        <w:t>SO</w:t>
-      </w:r>
-      <w:r>
-        <w:rPr>
-          <w:rFonts w:ascii="Times New Roman" w:hAnsi="Times New Roman" w:eastAsia="Times New Roman" w:cs="Times New Roman"/>
-          <w:vertAlign w:val="subscript"/>
-        </w:rPr>
-        <w:t>3</w:t>
-      </w:r>
-      <w:r>
-        <w:rPr>
-          <w:rFonts w:ascii="Times New Roman" w:hAnsi="Times New Roman" w:eastAsia="Times New Roman" w:cs="Times New Roman"/>
-        </w:rPr>
-        <w:t xml:space="preserve"> </w:t>
-      </w:r>
-      <w:r>
-        <w:rPr>
-          <w:rFonts w:hint="eastAsia" w:ascii="Times New Roman" w:hAnsi="Times New Roman" w:eastAsia="FangSong" w:cs="Times New Roman"/>
-        </w:rPr>
-        <w:t xml:space="preserve">加热后溶于水生成了</w:t>
-      </w:r>
-      <w:r>
-        <w:rPr>
-          <w:rFonts w:ascii="Times New Roman" w:hAnsi="Times New Roman" w:eastAsia="Times New Roman" w:cs="Times New Roman"/>
-        </w:rPr>
-        <w:t xml:space="preserve"> </w:t>
-      </w:r>
-      <w:r>
-        <w:rPr>
-          <w:rFonts w:hint="eastAsia" w:ascii="Times New Roman" w:hAnsi="Times New Roman" w:eastAsia="Times New Roman" w:cs="Times New Roman"/>
-        </w:rPr>
-        <w:t>NaOH，</w:t>
-      </w:r>
-      <w:r>
-        <w:rPr>
-          <w:rFonts w:hint="eastAsia" w:ascii="Times New Roman" w:hAnsi="Times New Roman" w:eastAsia="FangSong" w:cs="Times New Roman"/>
-        </w:rPr>
-        <w:t>所以</w:t>
-      </w:r>
-      <w:r>
-        <w:rPr>
-          <w:rFonts w:ascii="Times New Roman" w:hAnsi="Times New Roman" w:eastAsia="Times New Roman" w:cs="Times New Roman"/>
-        </w:rPr>
-        <w:t xml:space="preserve"> pH </w:t>
-      </w:r>
-      <w:r>
-        <w:rPr>
-          <w:rFonts w:hint="eastAsia" w:ascii="Times New Roman" w:hAnsi="Times New Roman" w:eastAsia="FangSong" w:cs="Times New Roman"/>
-        </w:rPr>
-        <w:t xml:space="preserve">值肯定增大</w:t>
-      </w:r>
-      <w:r>
-        <w:rPr>
-          <w:rFonts w:ascii="Times New Roman" w:hAnsi="Times New Roman" w:eastAsia="Times New Roman" w:cs="Times New Roman"/>
-        </w:rPr>
-        <w:t xml:space="preserve"> </w:t>
-      </w:r>
-      <w:r>
-        <w:rPr>
-          <w:rFonts w:ascii="Times New Roman" w:hAnsi="Times New Roman" w:eastAsia="Times New Roman" w:cs="Times New Roman"/>
-        </w:rPr>
-        <w:t xml:space="preserve">- </w:t>
-      </w:r>
-    </w:p>
-    <w:p>
-      <w:pPr>
-        <w:pStyle w:val="BodyText"/>
-        <w:ind w:left="480" w:hanging="480"/>
-        <w:spacing w:before="0" w:after="0"/>
-      </w:pPr>
-      <w:r>
-        <w:rPr>
-          <w:rFonts w:ascii="Times New Roman" w:hAnsi="Times New Roman" w:eastAsia="Times New Roman" w:cs="Times New Roman"/>
-        </w:rPr>
-        <w:t xml:space="preserve">C. </w:t>
-      </w:r>
-      <w:r>
-        <w:rPr>
-          <w:rFonts w:hint="eastAsia" w:ascii="Times New Roman" w:hAnsi="Times New Roman" w:eastAsia="FangSong" w:cs="Times New Roman"/>
-        </w:rPr>
-        <w:t>加热后的固体溶于水后</w:t>
-      </w:r>
-      <w:r>
-        <w:rPr>
-          <w:rFonts w:hint="eastAsia" w:ascii="Times New Roman" w:hAnsi="Times New Roman" w:eastAsia="Times New Roman" w:cs="Times New Roman"/>
-        </w:rPr>
-        <w:t>，</w:t>
-      </w:r>
-      <w:r>
-        <w:rPr>
-          <w:rFonts w:hint="eastAsia" w:ascii="Times New Roman" w:hAnsi="Times New Roman" w:eastAsia="FangSong" w:cs="Times New Roman"/>
-        </w:rPr>
-        <w:t>溶液中可能存在</w:t>
-      </w:r>
-      <w:r>
-        <w:rPr>
-          <w:rFonts w:ascii="Times New Roman" w:hAnsi="Times New Roman" w:eastAsia="Times New Roman" w:cs="Times New Roman"/>
-        </w:rPr>
-        <w:t xml:space="preserve"> Na</w:t>
-      </w:r>
-      <w:r>
-        <w:rPr>
-          <w:rFonts w:ascii="Times New Roman" w:hAnsi="Times New Roman" w:eastAsia="Times New Roman" w:cs="Times New Roman"/>
-          <w:vertAlign w:val="subscript"/>
-        </w:rPr>
-        <w:t>2</w:t>
-      </w:r>
-      <w:r>
-        <w:rPr>
-          <w:rFonts w:ascii="Times New Roman" w:hAnsi="Times New Roman" w:eastAsia="Times New Roman" w:cs="Times New Roman"/>
-        </w:rPr>
-        <w:t>S</w:t>
-      </w:r>
-      <w:r>
-        <w:rPr>
-          <w:rFonts w:ascii="Times New Roman" w:hAnsi="Times New Roman" w:eastAsia="Times New Roman" w:cs="Times New Roman"/>
-          <w:vertAlign w:val="subscript"/>
-        </w:rPr>
-        <w:t>x</w:t>
-      </w:r>
-      <w:r>
-        <w:rPr>
-          <w:rFonts w:ascii="Times New Roman" w:hAnsi="Times New Roman" w:eastAsia="Times New Roman" w:cs="Times New Roman"/>
-        </w:rPr>
-        <w:t xml:space="preserve"> </w:t>
-      </w:r>
-      <w:r>
-        <w:rPr>
-          <w:rFonts w:ascii="Times New Roman" w:hAnsi="Times New Roman" w:eastAsia="Times New Roman" w:cs="Times New Roman"/>
-        </w:rPr>
-        <w:t>- </w:t>
-      </w:r>
-    </w:p>
-    <w:p>
-      <w:pPr>
-        <w:pStyle w:val="BodyText"/>
-        <w:ind w:left="480" w:hanging="480"/>
-        <w:spacing w:before="0" w:after="180"/>
       </w:pPr>
       <w:r>
         <w:rPr>
@@ -15135,7 +15182,7 @@
     <ns0:rPr>
       <ns0:rFonts ns0:ascii="Times New Roman" ns0:cs="Times New Roman" ns0:eastAsia="SimHei" ns0:hAnsi="Times New Roman"/>
       <ns0:b/>
-      <ns0:color ns0:val="17324D"/>
+      <ns0:color ns0:val="000000"/>
       <ns0:sz ns0:val="44"/>
       <ns0:szCs ns0:val="56"/>
     </ns0:rPr>
@@ -15277,7 +15324,7 @@
     <ns0:rPr>
       <ns0:rFonts ns0:ascii="Times New Roman" ns0:cs="Times New Roman" ns0:eastAsia="SimHei" ns0:hAnsi="Times New Roman"/>
       <ns0:b/>
-      <ns0:color ns0:val="17324D"/>
+      <ns0:color ns0:val="000000"/>
       <ns0:sz ns0:val="32"/>
       <ns0:szCs ns0:val="40"/>
     </ns0:rPr>
@@ -15301,7 +15348,7 @@
     <ns0:rPr>
       <ns0:rFonts ns0:ascii="Times New Roman" ns0:cs="Times New Roman" ns0:eastAsia="SimHei" ns0:hAnsi="Times New Roman"/>
       <ns0:b/>
-      <ns0:color ns0:val="17324D"/>
+      <ns0:color ns0:val="000000"/>
       <ns0:sz ns0:val="28"/>
       <ns0:szCs ns0:val="32"/>
     </ns0:rPr>
@@ -15325,7 +15372,7 @@
     <ns0:rPr>
       <ns0:rFonts ns0:ascii="Times New Roman" ns0:cs="Times New Roman" ns0:eastAsia="SimHei" ns0:hAnsi="Times New Roman"/>
       <ns0:b/>
-      <ns0:color ns0:val="17324D"/>
+      <ns0:color ns0:val="000000"/>
       <ns0:sz ns0:val="25"/>
       <ns0:szCs ns0:val="28"/>
     </ns0:rPr>
